--- a/CMA_Summaries_B4_Ch16.docx
+++ b/CMA_Summaries_B4_Ch16.docx
@@ -917,7 +917,7 @@
           <w:sz w:val="19"/>
           <w:szCs w:val="19"/>
         </w:rPr>
-        <w:t xml:space="preserve">It needs many years of data before it can be told apart from </w:t>
+        <w:t xml:space="preserve">It needs many years of data </w:t>
       </w:r>
       <w:r>
         <w:rPr>
@@ -949,14 +949,14 @@
           <w:sz w:val="19"/>
           <w:szCs w:val="19"/>
         </w:rPr>
-        <w:t xml:space="preserve"> at all. </w:t>
-      </w:r>
-      <w:r>
-        <w:rPr>
-          <w:sz w:val="19"/>
-          <w:szCs w:val="19"/>
-        </w:rPr>
-        <w:t xml:space="preserve">It is </w:t>
+        <w:t xml:space="preserve"> it can be told apart from trend at all. </w:t>
+      </w:r>
+      <w:r>
+        <w:rPr>
+          <w:sz w:val="19"/>
+          <w:szCs w:val="19"/>
+        </w:rPr>
+        <w:t xml:space="preserve">It is unrepeatable by </w:t>
       </w:r>
       <w:r>
         <w:rPr>
@@ -974,7 +974,7 @@
           <w:sz w:val="19"/>
           <w:szCs w:val="19"/>
         </w:rPr>
-        <w:t xml:space="preserve">              </w:t>
+        <w:t xml:space="preserve">            </w:t>
       </w:r>
       <w:r>
         <w:rPr>
@@ -988,7 +988,7 @@
           <w:sz w:val="19"/>
           <w:szCs w:val="19"/>
         </w:rPr>
-        <w:t xml:space="preserve"> by definition, which is why no model should try to explain it. </w:t>
+        <w:t xml:space="preserve">, which is why no model should try to explain it. </w:t>
       </w:r>
       <w:r>
         <w:rPr>
@@ -1085,7 +1085,7 @@
                 <w:sz w:val="16"/>
                 <w:szCs w:val="16"/>
               </w:rPr>
-              <w:t xml:space="preserve">overfitting   ·   usually   ·   unrepeatable   ·   trend   ·   component</w:t>
+              <w:t xml:space="preserve">overfitting   ·   usually   ·   definition   ·   before   ·   measured</w:t>
             </w:r>
           </w:p>
         </w:tc>
@@ -1116,7 +1116,7 @@
           <w:sz w:val="18"/>
           <w:szCs w:val="18"/>
         </w:rPr>
-        <w:t xml:space="preserve">The words this section uses</w:t>
+        <w:t xml:space="preserve">The English this section uses, and its Arabic</w:t>
       </w:r>
     </w:p>
     <w:p>
@@ -1140,7 +1140,7 @@
       <w:r>
         <w:drawing>
           <wp:inline distT="0" distB="0" distL="0" distR="0">
-            <wp:extent cx="5734050" cy="2052175"/>
+            <wp:extent cx="5734050" cy="2278525"/>
             <wp:effectExtent t="0" r="0" b="0" l="0"/>
             <wp:docPr id="1" name="" descr="" title=""/>
             <wp:cNvGraphicFramePr>
@@ -1165,7 +1165,7 @@
                   <pic:spPr bwMode="auto">
                     <a:xfrm>
                       <a:off x="0" y="0"/>
-                      <a:ext cx="5734050" cy="2052175"/>
+                      <a:ext cx="5734050" cy="2278525"/>
                     </a:xfrm>
                     <a:prstGeom prst="rect">
                       <a:avLst/>
@@ -1233,7 +1233,7 @@
                 <w:sz w:val="16"/>
                 <w:szCs w:val="16"/>
               </w:rPr>
-              <w:t xml:space="preserve">seasonal variation   ·   trend   ·   irregular variation</w:t>
+              <w:t xml:space="preserve">irregular variation   ·   cyclical variation   ·   seasonal variation</w:t>
             </w:r>
           </w:p>
         </w:tc>
@@ -1745,7 +1745,7 @@
                 <w:sz w:val="16"/>
                 <w:szCs w:val="16"/>
               </w:rPr>
-              <w:t xml:space="preserve">trend</w:t>
+              <w:t xml:space="preserve">before</w:t>
             </w:r>
           </w:p>
         </w:tc>
@@ -1813,7 +1813,7 @@
                 <w:sz w:val="16"/>
                 <w:szCs w:val="16"/>
               </w:rPr>
-              <w:t xml:space="preserve">unrepeatable</w:t>
+              <w:t xml:space="preserve">definition</w:t>
             </w:r>
           </w:p>
         </w:tc>
@@ -1949,7 +1949,7 @@
                 <w:sz w:val="16"/>
                 <w:szCs w:val="16"/>
               </w:rPr>
-              <w:t xml:space="preserve">trend</w:t>
+              <w:t xml:space="preserve">cyclical variation</w:t>
             </w:r>
           </w:p>
         </w:tc>
@@ -2017,7 +2017,7 @@
                 <w:sz w:val="16"/>
                 <w:szCs w:val="16"/>
               </w:rPr>
-              <w:t xml:space="preserve">irregular variation</w:t>
+              <w:t xml:space="preserve">seasonal variation</w:t>
             </w:r>
           </w:p>
         </w:tc>
@@ -3754,7 +3754,7 @@
     </w:p>
     <w:p>
       <w:pPr>
-        <w:spacing w:before="44" w:after="10"/>
+        <w:spacing w:before="44" w:after="14"/>
       </w:pPr>
       <w:r>
         <w:rPr>
@@ -3764,66 +3764,319 @@
           <w:sz w:val="18"/>
           <w:szCs w:val="18"/>
         </w:rPr>
-        <w:t xml:space="preserve">Benefits and limitations of regression and time series analysis</w:t>
+        <w:t xml:space="preserve">Summary 1</w:t>
+      </w:r>
+      <w:r>
+        <w:rPr>
+          <w:color w:val="6B7280"/>
+          <w:sz w:val="16"/>
+          <w:szCs w:val="16"/>
+        </w:rPr>
+        <w:t xml:space="preserve">      gaps 1–8</w:t>
       </w:r>
     </w:p>
     <w:p>
       <w:pPr>
-        <w:spacing w:before="0" w:after="12"/>
+        <w:spacing w:before="20" w:after="20" w:line="360" w:lineRule="auto"/>
+        <w:ind w:left="200"/>
       </w:pPr>
       <w:r>
         <w:rPr>
-          <w:color w:val="6B7280"/>
+          <w:sz w:val="19"/>
+          <w:szCs w:val="19"/>
+        </w:rPr>
+        <w:t xml:space="preserve">The </w:t>
+      </w:r>
+      <w:r>
+        <w:rPr>
+          <w:b/>
+          <w:bCs/>
+          <w:color w:val="8186EF"/>
           <w:sz w:val="15"/>
           <w:szCs w:val="15"/>
         </w:rPr>
-        <w:t xml:space="preserve">Every item belongs to exactly one group.</w:t>
-      </w:r>
-    </w:p>
-    <w:p>
-      <w:pPr>
-        <w:spacing w:after="40" w:before="90"/>
-        <w:jc w:val="center"/>
-      </w:pPr>
-      <w:r>
-        <w:drawing>
-          <wp:inline distT="0" distB="0" distL="0" distR="0">
-            <wp:extent cx="5734050" cy="1976750"/>
-            <wp:effectExtent t="0" r="0" b="0" l="0"/>
-            <wp:docPr id="1" name="" descr="" title=""/>
-            <wp:cNvGraphicFramePr>
-              <a:graphicFrameLocks xmlns:a="http://schemas.openxmlformats.org/drawingml/2006/main" noChangeAspect="1"/>
-            </wp:cNvGraphicFramePr>
-            <a:graphic xmlns:a="http://schemas.openxmlformats.org/drawingml/2006/main">
-              <a:graphicData uri="http://schemas.openxmlformats.org/drawingml/2006/picture">
-                <pic:pic xmlns:pic="http://schemas.openxmlformats.org/drawingml/2006/picture">
-                  <pic:nvPicPr>
-                    <pic:cNvPr id="0" name="" descr=""/>
-                    <pic:cNvPicPr>
-                      <a:picLocks noChangeAspect="1" noChangeArrowheads="1"/>
-                    </pic:cNvPicPr>
-                  </pic:nvPicPr>
-                  <pic:blipFill>
-                    <a:blip r:embed="rId104" cstate="none"/>
-                    <a:srcRect/>
-                    <a:stretch>
-                      <a:fillRect/>
-                    </a:stretch>
-                  </pic:blipFill>
-                  <pic:spPr bwMode="auto">
-                    <a:xfrm>
-                      <a:off x="0" y="0"/>
-                      <a:ext cx="5734050" cy="1976750"/>
-                    </a:xfrm>
-                    <a:prstGeom prst="rect">
-                      <a:avLst/>
-                    </a:prstGeom>
-                  </pic:spPr>
-                </pic:pic>
-              </a:graphicData>
-            </a:graphic>
-          </wp:inline>
-        </w:drawing>
+        <w:t xml:space="preserve"> (1) </w:t>
+      </w:r>
+      <w:r>
+        <w:rPr>
+          <w:u w:val="single"/>
+          <w:sz w:val="19"/>
+          <w:szCs w:val="19"/>
+        </w:rPr>
+        <w:t xml:space="preserve">            </w:t>
+      </w:r>
+      <w:r>
+        <w:rPr>
+          <w:sz w:val="19"/>
+          <w:szCs w:val="19"/>
+        </w:rPr>
+        <w:t xml:space="preserve"> </w:t>
+      </w:r>
+      <w:r>
+        <w:rPr>
+          <w:sz w:val="19"/>
+          <w:szCs w:val="19"/>
+        </w:rPr>
+        <w:t xml:space="preserve"> that matters most applies to both, and it is simply stated: each </w:t>
+      </w:r>
+      <w:r>
+        <w:rPr>
+          <w:b/>
+          <w:bCs/>
+          <w:color w:val="8186EF"/>
+          <w:sz w:val="15"/>
+          <w:szCs w:val="15"/>
+        </w:rPr>
+        <w:t xml:space="preserve"> (2) </w:t>
+      </w:r>
+      <w:r>
+        <w:rPr>
+          <w:u w:val="single"/>
+          <w:sz w:val="19"/>
+          <w:szCs w:val="19"/>
+        </w:rPr>
+        <w:t xml:space="preserve">           </w:t>
+      </w:r>
+      <w:r>
+        <w:rPr>
+          <w:sz w:val="19"/>
+          <w:szCs w:val="19"/>
+        </w:rPr>
+        <w:t xml:space="preserve"> </w:t>
+      </w:r>
+      <w:r>
+        <w:rPr>
+          <w:sz w:val="19"/>
+          <w:szCs w:val="19"/>
+        </w:rPr>
+        <w:t xml:space="preserve"> assumes that the pattern in the past will continue. </w:t>
+      </w:r>
+      <w:r>
+        <w:rPr>
+          <w:sz w:val="19"/>
+          <w:szCs w:val="19"/>
+        </w:rPr>
+        <w:t xml:space="preserve">A </w:t>
+      </w:r>
+      <w:r>
+        <w:rPr>
+          <w:b/>
+          <w:bCs/>
+          <w:color w:val="8186EF"/>
+          <w:sz w:val="15"/>
+          <w:szCs w:val="15"/>
+        </w:rPr>
+        <w:t xml:space="preserve"> (3) </w:t>
+      </w:r>
+      <w:r>
+        <w:rPr>
+          <w:u w:val="single"/>
+          <w:sz w:val="19"/>
+          <w:szCs w:val="19"/>
+        </w:rPr>
+        <w:t xml:space="preserve">            </w:t>
+      </w:r>
+      <w:r>
+        <w:rPr>
+          <w:sz w:val="19"/>
+          <w:szCs w:val="19"/>
+        </w:rPr>
+        <w:t xml:space="preserve"> </w:t>
+      </w:r>
+      <w:r>
+        <w:rPr>
+          <w:sz w:val="19"/>
+          <w:szCs w:val="19"/>
+        </w:rPr>
+        <w:t xml:space="preserve"> fitted before a </w:t>
+      </w:r>
+      <w:r>
+        <w:rPr>
+          <w:b/>
+          <w:bCs/>
+          <w:color w:val="8186EF"/>
+          <w:sz w:val="15"/>
+          <w:szCs w:val="15"/>
+        </w:rPr>
+        <w:t xml:space="preserve"> (4) </w:t>
+      </w:r>
+      <w:r>
+        <w:rPr>
+          <w:u w:val="single"/>
+          <w:sz w:val="19"/>
+          <w:szCs w:val="19"/>
+        </w:rPr>
+        <w:t xml:space="preserve">            </w:t>
+      </w:r>
+      <w:r>
+        <w:rPr>
+          <w:sz w:val="19"/>
+          <w:szCs w:val="19"/>
+        </w:rPr>
+        <w:t xml:space="preserve"> </w:t>
+      </w:r>
+      <w:r>
+        <w:rPr>
+          <w:sz w:val="19"/>
+          <w:szCs w:val="19"/>
+        </w:rPr>
+        <w:t xml:space="preserve"> entered the Gulf market will keep predicting the old volumes. </w:t>
+      </w:r>
+      <w:r>
+        <w:rPr>
+          <w:sz w:val="19"/>
+          <w:szCs w:val="19"/>
+        </w:rPr>
+        <w:t xml:space="preserve">A </w:t>
+      </w:r>
+      <w:r>
+        <w:rPr>
+          <w:b/>
+          <w:bCs/>
+          <w:color w:val="8186EF"/>
+          <w:sz w:val="15"/>
+          <w:szCs w:val="15"/>
+        </w:rPr>
+        <w:t xml:space="preserve"> (5) </w:t>
+      </w:r>
+      <w:r>
+        <w:rPr>
+          <w:u w:val="single"/>
+          <w:sz w:val="19"/>
+          <w:szCs w:val="19"/>
+        </w:rPr>
+        <w:t xml:space="preserve">           </w:t>
+      </w:r>
+      <w:r>
+        <w:rPr>
+          <w:sz w:val="19"/>
+          <w:szCs w:val="19"/>
+        </w:rPr>
+        <w:t xml:space="preserve"> </w:t>
+      </w:r>
+      <w:r>
+        <w:rPr>
+          <w:sz w:val="19"/>
+          <w:szCs w:val="19"/>
+        </w:rPr>
+        <w:t xml:space="preserve"> factor from two normal years will not </w:t>
+      </w:r>
+      <w:r>
+        <w:rPr>
+          <w:b/>
+          <w:bCs/>
+          <w:color w:val="8186EF"/>
+          <w:sz w:val="15"/>
+          <w:szCs w:val="15"/>
+        </w:rPr>
+        <w:t xml:space="preserve"> (6) </w:t>
+      </w:r>
+      <w:r>
+        <w:rPr>
+          <w:u w:val="single"/>
+          <w:sz w:val="19"/>
+          <w:szCs w:val="19"/>
+        </w:rPr>
+        <w:t xml:space="preserve">           </w:t>
+      </w:r>
+      <w:r>
+        <w:rPr>
+          <w:sz w:val="19"/>
+          <w:szCs w:val="19"/>
+        </w:rPr>
+        <w:t xml:space="preserve"> </w:t>
+      </w:r>
+      <w:r>
+        <w:rPr>
+          <w:sz w:val="19"/>
+          <w:szCs w:val="19"/>
+        </w:rPr>
+        <w:t xml:space="preserve"> a year in which the pattern breaks. </w:t>
+      </w:r>
+      <w:r>
+        <w:rPr>
+          <w:sz w:val="19"/>
+          <w:szCs w:val="19"/>
+        </w:rPr>
+        <w:t xml:space="preserve">The </w:t>
+      </w:r>
+      <w:r>
+        <w:rPr>
+          <w:b/>
+          <w:bCs/>
+          <w:color w:val="8186EF"/>
+          <w:sz w:val="15"/>
+          <w:szCs w:val="15"/>
+        </w:rPr>
+        <w:t xml:space="preserve"> (7) </w:t>
+      </w:r>
+      <w:r>
+        <w:rPr>
+          <w:u w:val="single"/>
+          <w:sz w:val="19"/>
+          <w:szCs w:val="19"/>
+        </w:rPr>
+        <w:t xml:space="preserve">           </w:t>
+      </w:r>
+      <w:r>
+        <w:rPr>
+          <w:sz w:val="19"/>
+          <w:szCs w:val="19"/>
+        </w:rPr>
+        <w:t xml:space="preserve"> </w:t>
+      </w:r>
+      <w:r>
+        <w:rPr>
+          <w:sz w:val="19"/>
+          <w:szCs w:val="19"/>
+        </w:rPr>
+        <w:t xml:space="preserve"> that matters most also applies to both. </w:t>
+      </w:r>
+      <w:r>
+        <w:rPr>
+          <w:sz w:val="19"/>
+          <w:szCs w:val="19"/>
+        </w:rPr>
+        <w:t xml:space="preserve">Each uses every </w:t>
+      </w:r>
+      <w:r>
+        <w:rPr>
+          <w:b/>
+          <w:bCs/>
+          <w:color w:val="8186EF"/>
+          <w:sz w:val="15"/>
+          <w:szCs w:val="15"/>
+        </w:rPr>
+        <w:t xml:space="preserve"> (8) </w:t>
+      </w:r>
+      <w:r>
+        <w:rPr>
+          <w:u w:val="single"/>
+          <w:sz w:val="19"/>
+          <w:szCs w:val="19"/>
+        </w:rPr>
+        <w:t xml:space="preserve">             </w:t>
+      </w:r>
+      <w:r>
+        <w:rPr>
+          <w:sz w:val="19"/>
+          <w:szCs w:val="19"/>
+        </w:rPr>
+        <w:t xml:space="preserve"> </w:t>
+      </w:r>
+      <w:r>
+        <w:rPr>
+          <w:sz w:val="19"/>
+          <w:szCs w:val="19"/>
+        </w:rPr>
+        <w:t xml:space="preserve"> rather than a chosen few. </w:t>
+      </w:r>
+      <w:r>
+        <w:rPr>
+          <w:sz w:val="19"/>
+          <w:szCs w:val="19"/>
+        </w:rPr>
+        <w:t xml:space="preserve">That is why Book 2's high-low method, resting on two points, was described there as a rough approximation. </w:t>
       </w:r>
     </w:p>
     <w:tbl>
@@ -3881,7 +4134,7 @@
                 <w:sz w:val="16"/>
                 <w:szCs w:val="16"/>
               </w:rPr>
-              <w:t xml:space="preserve">Uses every observation   ·   Separates mixed effects   ·   Quantifies the relationship   ·   LIMIT: needs enough history   ·   LIMIT: assumes the past continues   ·   standard error of the estimate</w:t>
+              <w:t xml:space="preserve">observation   ·   pattern   ·   survive   ·   technique   ·   benefit   ·   seasonal   ·   regression   ·   limitation   ·   competitor</w:t>
             </w:r>
           </w:p>
         </w:tc>
@@ -3890,7 +4143,7 @@
     <w:p/>
     <w:p>
       <w:pPr>
-        <w:spacing w:before="44" w:after="14"/>
+        <w:spacing w:before="44" w:after="10"/>
       </w:pPr>
       <w:r>
         <w:rPr>
@@ -3900,407 +4153,6 @@
           <w:sz w:val="18"/>
           <w:szCs w:val="18"/>
         </w:rPr>
-        <w:t xml:space="preserve">Summary 1</w:t>
-      </w:r>
-      <w:r>
-        <w:rPr>
-          <w:color w:val="6B7280"/>
-          <w:sz w:val="16"/>
-          <w:szCs w:val="16"/>
-        </w:rPr>
-        <w:t xml:space="preserve">      gaps 6–13</w:t>
-      </w:r>
-    </w:p>
-    <w:p>
-      <w:pPr>
-        <w:spacing w:before="20" w:after="20" w:line="360" w:lineRule="auto"/>
-        <w:ind w:left="200"/>
-      </w:pPr>
-      <w:r>
-        <w:rPr>
-          <w:sz w:val="19"/>
-          <w:szCs w:val="19"/>
-        </w:rPr>
-        <w:t xml:space="preserve">The </w:t>
-      </w:r>
-      <w:r>
-        <w:rPr>
-          <w:b/>
-          <w:bCs/>
-          <w:color w:val="8186EF"/>
-          <w:sz w:val="15"/>
-          <w:szCs w:val="15"/>
-        </w:rPr>
-        <w:t xml:space="preserve"> (6) </w:t>
-      </w:r>
-      <w:r>
-        <w:rPr>
-          <w:u w:val="single"/>
-          <w:sz w:val="19"/>
-          <w:szCs w:val="19"/>
-        </w:rPr>
-        <w:t xml:space="preserve">            </w:t>
-      </w:r>
-      <w:r>
-        <w:rPr>
-          <w:sz w:val="19"/>
-          <w:szCs w:val="19"/>
-        </w:rPr>
-        <w:t xml:space="preserve"> </w:t>
-      </w:r>
-      <w:r>
-        <w:rPr>
-          <w:sz w:val="19"/>
-          <w:szCs w:val="19"/>
-        </w:rPr>
-        <w:t xml:space="preserve"> that matters most applies to both, and it is simply stated: each </w:t>
-      </w:r>
-      <w:r>
-        <w:rPr>
-          <w:b/>
-          <w:bCs/>
-          <w:color w:val="8186EF"/>
-          <w:sz w:val="15"/>
-          <w:szCs w:val="15"/>
-        </w:rPr>
-        <w:t xml:space="preserve"> (7) </w:t>
-      </w:r>
-      <w:r>
-        <w:rPr>
-          <w:u w:val="single"/>
-          <w:sz w:val="19"/>
-          <w:szCs w:val="19"/>
-        </w:rPr>
-        <w:t xml:space="preserve">           </w:t>
-      </w:r>
-      <w:r>
-        <w:rPr>
-          <w:sz w:val="19"/>
-          <w:szCs w:val="19"/>
-        </w:rPr>
-        <w:t xml:space="preserve"> </w:t>
-      </w:r>
-      <w:r>
-        <w:rPr>
-          <w:sz w:val="19"/>
-          <w:szCs w:val="19"/>
-        </w:rPr>
-        <w:t xml:space="preserve"> assumes that the pattern in the past will continue. </w:t>
-      </w:r>
-      <w:r>
-        <w:rPr>
-          <w:sz w:val="19"/>
-          <w:szCs w:val="19"/>
-        </w:rPr>
-        <w:t xml:space="preserve">A </w:t>
-      </w:r>
-      <w:r>
-        <w:rPr>
-          <w:b/>
-          <w:bCs/>
-          <w:color w:val="8186EF"/>
-          <w:sz w:val="15"/>
-          <w:szCs w:val="15"/>
-        </w:rPr>
-        <w:t xml:space="preserve"> (8) </w:t>
-      </w:r>
-      <w:r>
-        <w:rPr>
-          <w:u w:val="single"/>
-          <w:sz w:val="19"/>
-          <w:szCs w:val="19"/>
-        </w:rPr>
-        <w:t xml:space="preserve">            </w:t>
-      </w:r>
-      <w:r>
-        <w:rPr>
-          <w:sz w:val="19"/>
-          <w:szCs w:val="19"/>
-        </w:rPr>
-        <w:t xml:space="preserve"> </w:t>
-      </w:r>
-      <w:r>
-        <w:rPr>
-          <w:sz w:val="19"/>
-          <w:szCs w:val="19"/>
-        </w:rPr>
-        <w:t xml:space="preserve"> fitted before a </w:t>
-      </w:r>
-      <w:r>
-        <w:rPr>
-          <w:b/>
-          <w:bCs/>
-          <w:color w:val="8186EF"/>
-          <w:sz w:val="15"/>
-          <w:szCs w:val="15"/>
-        </w:rPr>
-        <w:t xml:space="preserve"> (9) </w:t>
-      </w:r>
-      <w:r>
-        <w:rPr>
-          <w:u w:val="single"/>
-          <w:sz w:val="19"/>
-          <w:szCs w:val="19"/>
-        </w:rPr>
-        <w:t xml:space="preserve">            </w:t>
-      </w:r>
-      <w:r>
-        <w:rPr>
-          <w:sz w:val="19"/>
-          <w:szCs w:val="19"/>
-        </w:rPr>
-        <w:t xml:space="preserve"> </w:t>
-      </w:r>
-      <w:r>
-        <w:rPr>
-          <w:sz w:val="19"/>
-          <w:szCs w:val="19"/>
-        </w:rPr>
-        <w:t xml:space="preserve"> entered the Gulf market will keep predicting the old volumes. </w:t>
-      </w:r>
-      <w:r>
-        <w:rPr>
-          <w:sz w:val="19"/>
-          <w:szCs w:val="19"/>
-        </w:rPr>
-        <w:t xml:space="preserve">A </w:t>
-      </w:r>
-      <w:r>
-        <w:rPr>
-          <w:b/>
-          <w:bCs/>
-          <w:color w:val="8186EF"/>
-          <w:sz w:val="15"/>
-          <w:szCs w:val="15"/>
-        </w:rPr>
-        <w:t xml:space="preserve"> (10) </w:t>
-      </w:r>
-      <w:r>
-        <w:rPr>
-          <w:u w:val="single"/>
-          <w:sz w:val="19"/>
-          <w:szCs w:val="19"/>
-        </w:rPr>
-        <w:t xml:space="preserve">           </w:t>
-      </w:r>
-      <w:r>
-        <w:rPr>
-          <w:sz w:val="19"/>
-          <w:szCs w:val="19"/>
-        </w:rPr>
-        <w:t xml:space="preserve"> </w:t>
-      </w:r>
-      <w:r>
-        <w:rPr>
-          <w:sz w:val="19"/>
-          <w:szCs w:val="19"/>
-        </w:rPr>
-        <w:t xml:space="preserve"> factor from two normal years will not </w:t>
-      </w:r>
-      <w:r>
-        <w:rPr>
-          <w:b/>
-          <w:bCs/>
-          <w:color w:val="8186EF"/>
-          <w:sz w:val="15"/>
-          <w:szCs w:val="15"/>
-        </w:rPr>
-        <w:t xml:space="preserve"> (11) </w:t>
-      </w:r>
-      <w:r>
-        <w:rPr>
-          <w:u w:val="single"/>
-          <w:sz w:val="19"/>
-          <w:szCs w:val="19"/>
-        </w:rPr>
-        <w:t xml:space="preserve">           </w:t>
-      </w:r>
-      <w:r>
-        <w:rPr>
-          <w:sz w:val="19"/>
-          <w:szCs w:val="19"/>
-        </w:rPr>
-        <w:t xml:space="preserve"> </w:t>
-      </w:r>
-      <w:r>
-        <w:rPr>
-          <w:sz w:val="19"/>
-          <w:szCs w:val="19"/>
-        </w:rPr>
-        <w:t xml:space="preserve"> a year in which the pattern breaks. </w:t>
-      </w:r>
-      <w:r>
-        <w:rPr>
-          <w:sz w:val="19"/>
-          <w:szCs w:val="19"/>
-        </w:rPr>
-        <w:t xml:space="preserve">The </w:t>
-      </w:r>
-      <w:r>
-        <w:rPr>
-          <w:b/>
-          <w:bCs/>
-          <w:color w:val="8186EF"/>
-          <w:sz w:val="15"/>
-          <w:szCs w:val="15"/>
-        </w:rPr>
-        <w:t xml:space="preserve"> (12) </w:t>
-      </w:r>
-      <w:r>
-        <w:rPr>
-          <w:u w:val="single"/>
-          <w:sz w:val="19"/>
-          <w:szCs w:val="19"/>
-        </w:rPr>
-        <w:t xml:space="preserve">           </w:t>
-      </w:r>
-      <w:r>
-        <w:rPr>
-          <w:sz w:val="19"/>
-          <w:szCs w:val="19"/>
-        </w:rPr>
-        <w:t xml:space="preserve"> </w:t>
-      </w:r>
-      <w:r>
-        <w:rPr>
-          <w:sz w:val="19"/>
-          <w:szCs w:val="19"/>
-        </w:rPr>
-        <w:t xml:space="preserve"> that matters most also applies to both. </w:t>
-      </w:r>
-      <w:r>
-        <w:rPr>
-          <w:sz w:val="19"/>
-          <w:szCs w:val="19"/>
-        </w:rPr>
-        <w:t xml:space="preserve">Each uses every </w:t>
-      </w:r>
-      <w:r>
-        <w:rPr>
-          <w:b/>
-          <w:bCs/>
-          <w:color w:val="8186EF"/>
-          <w:sz w:val="15"/>
-          <w:szCs w:val="15"/>
-        </w:rPr>
-        <w:t xml:space="preserve"> (13) </w:t>
-      </w:r>
-      <w:r>
-        <w:rPr>
-          <w:u w:val="single"/>
-          <w:sz w:val="19"/>
-          <w:szCs w:val="19"/>
-        </w:rPr>
-        <w:t xml:space="preserve">             </w:t>
-      </w:r>
-      <w:r>
-        <w:rPr>
-          <w:sz w:val="19"/>
-          <w:szCs w:val="19"/>
-        </w:rPr>
-        <w:t xml:space="preserve"> </w:t>
-      </w:r>
-      <w:r>
-        <w:rPr>
-          <w:sz w:val="19"/>
-          <w:szCs w:val="19"/>
-        </w:rPr>
-        <w:t xml:space="preserve"> rather than a chosen few. </w:t>
-      </w:r>
-      <w:r>
-        <w:rPr>
-          <w:sz w:val="19"/>
-          <w:szCs w:val="19"/>
-        </w:rPr>
-        <w:t xml:space="preserve">That is why Book 2's high-low method, resting on two points, was described there as a rough approximation. </w:t>
-      </w:r>
-    </w:p>
-    <w:tbl>
-      <w:tblPr>
-        <w:tblW w:type="pct" w:w="100%"/>
-        <w:tblLayout w:type="fixed"/>
-        <w:tblBorders>
-          <w:top w:val="single" w:color="FBFAF6" w:sz="4"/>
-          <w:left w:val="single" w:color="FBFAF6" w:sz="4"/>
-          <w:bottom w:val="single" w:color="FBFAF6" w:sz="4"/>
-          <w:right w:val="single" w:color="FBFAF6" w:sz="4"/>
-          <w:insideH w:val="single" w:color="FBFAF6" w:sz="4"/>
-          <w:insideV w:val="single" w:color="FBFAF6" w:sz="4"/>
-        </w:tblBorders>
-      </w:tblPr>
-      <w:tblGrid>
-        <w:gridCol w:w="9600"/>
-      </w:tblGrid>
-      <w:tr>
-        <w:tc>
-          <w:tcPr>
-            <w:tcW w:type="pct" w:w="5000"/>
-            <w:shd w:fill="FBFAF6" w:val="clear"/>
-            <w:tcMar>
-              <w:top w:type="dxa" w:w="40"/>
-              <w:left w:type="dxa" w:w="100"/>
-              <w:bottom w:type="dxa" w:w="40"/>
-              <w:right w:type="dxa" w:w="100"/>
-            </w:tcMar>
-          </w:tcPr>
-          <w:p>
-            <w:pPr>
-              <w:spacing w:before="18" w:after="6"/>
-            </w:pPr>
-            <w:r>
-              <w:rPr>
-                <w:b/>
-                <w:bCs/>
-                <w:color w:val="6B7280"/>
-                <w:sz w:val="14"/>
-                <w:szCs w:val="14"/>
-              </w:rPr>
-              <w:t xml:space="preserve">word list</w:t>
-            </w:r>
-          </w:p>
-          <w:p>
-            <w:pPr>
-              <w:spacing w:before="0" w:after="18"/>
-            </w:pPr>
-            <w:r>
-              <w:rPr>
-                <w:b/>
-                <w:bCs/>
-                <w:color w:val="353A7C"/>
-                <w:sz w:val="16"/>
-                <w:szCs w:val="16"/>
-              </w:rPr>
-              <w:t xml:space="preserve">limitation   ·   competitor   ·   technique   ·   benefit   ·   survive   ·   observation   ·   seasonal   ·   regression   ·   approximation</w:t>
-            </w:r>
-          </w:p>
-        </w:tc>
-      </w:tr>
-    </w:tbl>
-    <w:p/>
-    <w:p>
-      <w:pPr>
-        <w:pageBreakBefore w:val="true"/>
-        <w:spacing w:after="0"/>
-      </w:pPr>
-      <w:r>
-        <w:rPr>
-          <w:sz w:val="2"/>
-        </w:rPr>
-        <w:t xml:space="preserve"> </w:t>
-      </w:r>
-    </w:p>
-    <w:p>
-      <w:pPr>
-        <w:spacing w:before="44" w:after="10"/>
-      </w:pPr>
-      <w:r>
-        <w:rPr>
-          <w:b/>
-          <w:bCs/>
-          <w:color w:val="353A7C"/>
-          <w:sz w:val="18"/>
-          <w:szCs w:val="18"/>
-        </w:rPr>
         <w:t xml:space="preserve">The words this section uses</w:t>
       </w:r>
     </w:p>
@@ -4314,7 +4166,7 @@
           <w:sz w:val="15"/>
           <w:szCs w:val="15"/>
         </w:rPr>
-        <w:t xml:space="preserve">Each term sits against what it means.</w:t>
+        <w:t xml:space="preserve">Each term sits against what it means, and an instance of it.</w:t>
       </w:r>
     </w:p>
     <w:p>
@@ -4341,7 +4193,7 @@
                     </pic:cNvPicPr>
                   </pic:nvPicPr>
                   <pic:blipFill>
-                    <a:blip r:embed="rId105" cstate="none"/>
+                    <a:blip r:embed="rId104" cstate="none"/>
                     <a:srcRect/>
                     <a:stretch>
                       <a:fillRect/>
@@ -4522,7 +4374,7 @@
                 <w:sz w:val="16"/>
                 <w:szCs w:val="16"/>
               </w:rPr>
-              <w:t xml:space="preserve">Uses every observation</w:t>
+              <w:t xml:space="preserve">limitation</w:t>
             </w:r>
           </w:p>
         </w:tc>
@@ -4548,14 +4400,14 @@
                 <w:sz w:val="16"/>
                 <w:szCs w:val="16"/>
               </w:rPr>
-              <w:t xml:space="preserve">9  </w:t>
-            </w:r>
-            <w:r>
-              <w:rPr>
-                <w:sz w:val="16"/>
-                <w:szCs w:val="16"/>
-              </w:rPr>
-              <w:t xml:space="preserve">competitor</w:t>
+              <w:t xml:space="preserve">7  </w:t>
+            </w:r>
+            <w:r>
+              <w:rPr>
+                <w:sz w:val="16"/>
+                <w:szCs w:val="16"/>
+              </w:rPr>
+              <w:t xml:space="preserve">benefit</w:t>
             </w:r>
           </w:p>
         </w:tc>
@@ -4590,7 +4442,7 @@
                 <w:sz w:val="16"/>
                 <w:szCs w:val="16"/>
               </w:rPr>
-              <w:t xml:space="preserve">LIMIT: assumes the past continues</w:t>
+              <w:t xml:space="preserve">technique</w:t>
             </w:r>
           </w:p>
         </w:tc>
@@ -4616,14 +4468,14 @@
                 <w:sz w:val="16"/>
                 <w:szCs w:val="16"/>
               </w:rPr>
-              <w:t xml:space="preserve">10  </w:t>
-            </w:r>
-            <w:r>
-              <w:rPr>
-                <w:sz w:val="16"/>
-                <w:szCs w:val="16"/>
-              </w:rPr>
-              <w:t xml:space="preserve">seasonal</w:t>
+              <w:t xml:space="preserve">8  </w:t>
+            </w:r>
+            <w:r>
+              <w:rPr>
+                <w:sz w:val="16"/>
+                <w:szCs w:val="16"/>
+              </w:rPr>
+              <w:t xml:space="preserve">observation</w:t>
             </w:r>
           </w:p>
         </w:tc>
@@ -4658,7 +4510,7 @@
                 <w:sz w:val="16"/>
                 <w:szCs w:val="16"/>
               </w:rPr>
-              <w:t xml:space="preserve">Quantifies the relationship</w:t>
+              <w:t xml:space="preserve">regression</w:t>
             </w:r>
           </w:p>
         </w:tc>
@@ -4684,14 +4536,14 @@
                 <w:sz w:val="16"/>
                 <w:szCs w:val="16"/>
               </w:rPr>
-              <w:t xml:space="preserve">11  </w:t>
-            </w:r>
-            <w:r>
-              <w:rPr>
-                <w:sz w:val="16"/>
-                <w:szCs w:val="16"/>
-              </w:rPr>
-              <w:t xml:space="preserve">survive</w:t>
+              <w:t xml:space="preserve">9  </w:t>
+            </w:r>
+            <w:r>
+              <w:rPr>
+                <w:sz w:val="16"/>
+                <w:szCs w:val="16"/>
+              </w:rPr>
+              <w:t xml:space="preserve">Quantifies the relationship</w:t>
             </w:r>
           </w:p>
         </w:tc>
@@ -4726,7 +4578,7 @@
                 <w:sz w:val="16"/>
                 <w:szCs w:val="16"/>
               </w:rPr>
-              <w:t xml:space="preserve">Separates mixed effects</w:t>
+              <w:t xml:space="preserve">competitor</w:t>
             </w:r>
           </w:p>
         </w:tc>
@@ -4752,14 +4604,14 @@
                 <w:sz w:val="16"/>
                 <w:szCs w:val="16"/>
               </w:rPr>
-              <w:t xml:space="preserve">12  </w:t>
-            </w:r>
-            <w:r>
-              <w:rPr>
-                <w:sz w:val="16"/>
-                <w:szCs w:val="16"/>
-              </w:rPr>
-              <w:t xml:space="preserve">benefit</w:t>
+              <w:t xml:space="preserve">10  </w:t>
+            </w:r>
+            <w:r>
+              <w:rPr>
+                <w:sz w:val="16"/>
+                <w:szCs w:val="16"/>
+              </w:rPr>
+              <w:t xml:space="preserve">Separates mixed effects</w:t>
             </w:r>
           </w:p>
         </w:tc>
@@ -4794,7 +4646,7 @@
                 <w:sz w:val="16"/>
                 <w:szCs w:val="16"/>
               </w:rPr>
-              <w:t xml:space="preserve">LIMIT: needs enough history</w:t>
+              <w:t xml:space="preserve">seasonal</w:t>
             </w:r>
           </w:p>
         </w:tc>
@@ -4820,14 +4672,14 @@
                 <w:sz w:val="16"/>
                 <w:szCs w:val="16"/>
               </w:rPr>
-              <w:t xml:space="preserve">13  </w:t>
-            </w:r>
-            <w:r>
-              <w:rPr>
-                <w:sz w:val="16"/>
-                <w:szCs w:val="16"/>
-              </w:rPr>
-              <w:t xml:space="preserve">observation</w:t>
+              <w:t xml:space="preserve">11  </w:t>
+            </w:r>
+            <w:r>
+              <w:rPr>
+                <w:sz w:val="16"/>
+                <w:szCs w:val="16"/>
+              </w:rPr>
+              <w:t xml:space="preserve">Reveals repeating patterns</w:t>
             </w:r>
           </w:p>
         </w:tc>
@@ -4862,7 +4714,7 @@
                 <w:sz w:val="16"/>
                 <w:szCs w:val="16"/>
               </w:rPr>
-              <w:t xml:space="preserve">limitation</w:t>
+              <w:t xml:space="preserve">survive</w:t>
             </w:r>
           </w:p>
         </w:tc>
@@ -4878,160 +4730,14 @@
           </w:tcPr>
           <w:p>
             <w:pPr>
-              <w:spacing w:before="12" w:after="12"/>
-            </w:pPr>
-            <w:r>
-              <w:rPr>
-                <w:b/>
-                <w:bCs/>
-                <w:color w:val="8186EF"/>
-                <w:sz w:val="16"/>
-                <w:szCs w:val="16"/>
-              </w:rPr>
-              <w:t xml:space="preserve">14  </w:t>
-            </w:r>
-            <w:r>
-              <w:rPr>
-                <w:sz w:val="16"/>
-                <w:szCs w:val="16"/>
-              </w:rPr>
-              <w:t xml:space="preserve">Quantifies the relationship</w:t>
-            </w:r>
-          </w:p>
-        </w:tc>
-      </w:tr>
-      <w:tr>
-        <w:tc>
-          <w:tcPr>
-            <w:tcW w:type="pct" w:w="2500"/>
-            <w:tcMar>
-              <w:top w:type="dxa" w:w="20"/>
-              <w:left w:type="dxa" w:w="80"/>
-              <w:bottom w:type="dxa" w:w="20"/>
-              <w:right w:type="dxa" w:w="80"/>
-            </w:tcMar>
-          </w:tcPr>
-          <w:p>
-            <w:pPr>
-              <w:spacing w:before="12" w:after="12"/>
-            </w:pPr>
-            <w:r>
-              <w:rPr>
-                <w:b/>
-                <w:bCs/>
-                <w:color w:val="8186EF"/>
-                <w:sz w:val="16"/>
-                <w:szCs w:val="16"/>
-              </w:rPr>
-              <w:t xml:space="preserve">7  </w:t>
-            </w:r>
-            <w:r>
-              <w:rPr>
-                <w:sz w:val="16"/>
-                <w:szCs w:val="16"/>
-              </w:rPr>
-              <w:t xml:space="preserve">technique</w:t>
-            </w:r>
-          </w:p>
-        </w:tc>
-        <w:tc>
-          <w:tcPr>
-            <w:tcW w:type="pct" w:w="2500"/>
-            <w:tcMar>
-              <w:top w:type="dxa" w:w="20"/>
-              <w:left w:type="dxa" w:w="80"/>
-              <w:bottom w:type="dxa" w:w="20"/>
-              <w:right w:type="dxa" w:w="80"/>
-            </w:tcMar>
-          </w:tcPr>
-          <w:p>
-            <w:pPr>
-              <w:spacing w:before="12" w:after="12"/>
-            </w:pPr>
-            <w:r>
-              <w:rPr>
-                <w:b/>
-                <w:bCs/>
-                <w:color w:val="8186EF"/>
-                <w:sz w:val="16"/>
-                <w:szCs w:val="16"/>
-              </w:rPr>
-              <w:t xml:space="preserve">15  </w:t>
-            </w:r>
-            <w:r>
-              <w:rPr>
-                <w:sz w:val="16"/>
-                <w:szCs w:val="16"/>
-              </w:rPr>
-              <w:t xml:space="preserve">Separates mixed effects</w:t>
-            </w:r>
-          </w:p>
-        </w:tc>
-      </w:tr>
-      <w:tr>
-        <w:tc>
-          <w:tcPr>
-            <w:tcW w:type="pct" w:w="2500"/>
-            <w:tcMar>
-              <w:top w:type="dxa" w:w="20"/>
-              <w:left w:type="dxa" w:w="80"/>
-              <w:bottom w:type="dxa" w:w="20"/>
-              <w:right w:type="dxa" w:w="80"/>
-            </w:tcMar>
-          </w:tcPr>
-          <w:p>
-            <w:pPr>
-              <w:spacing w:before="12" w:after="12"/>
-            </w:pPr>
-            <w:r>
-              <w:rPr>
-                <w:b/>
-                <w:bCs/>
-                <w:color w:val="8186EF"/>
-                <w:sz w:val="16"/>
-                <w:szCs w:val="16"/>
-              </w:rPr>
-              <w:t xml:space="preserve">8  </w:t>
-            </w:r>
-            <w:r>
-              <w:rPr>
-                <w:sz w:val="16"/>
-                <w:szCs w:val="16"/>
-              </w:rPr>
-              <w:t xml:space="preserve">regression</w:t>
-            </w:r>
-          </w:p>
-        </w:tc>
-        <w:tc>
-          <w:tcPr>
-            <w:tcW w:type="pct" w:w="2500"/>
-            <w:tcMar>
-              <w:top w:type="dxa" w:w="20"/>
-              <w:left w:type="dxa" w:w="80"/>
-              <w:bottom w:type="dxa" w:w="20"/>
-              <w:right w:type="dxa" w:w="80"/>
-            </w:tcMar>
-          </w:tcPr>
-          <w:p>
-            <w:pPr>
-              <w:spacing w:before="12" w:after="12"/>
-            </w:pPr>
-            <w:r>
-              <w:rPr>
-                <w:b/>
-                <w:bCs/>
-                <w:color w:val="8186EF"/>
-                <w:sz w:val="16"/>
-                <w:szCs w:val="16"/>
-              </w:rPr>
-              <w:t xml:space="preserve">16  </w:t>
-            </w:r>
-            <w:r>
-              <w:rPr>
-                <w:sz w:val="16"/>
-                <w:szCs w:val="16"/>
-              </w:rPr>
-              <w:t xml:space="preserve">Reveals repeating patterns</w:t>
+              <w:spacing w:before="24" w:after="24"/>
+            </w:pPr>
+            <w:r>
+              <w:rPr>
+                <w:sz w:val="16"/>
+                <w:szCs w:val="16"/>
+              </w:rPr>
+              <w:t xml:space="preserve"/>
             </w:r>
           </w:p>
         </w:tc>
@@ -5175,10 +4881,10 @@
         </w:tblBorders>
       </w:tblPr>
       <w:tblGrid>
-        <w:gridCol w:w="1544"/>
-        <w:gridCol w:w="3370"/>
-        <w:gridCol w:w="3129"/>
-        <w:gridCol w:w="1557"/>
+        <w:gridCol w:w="1570"/>
+        <w:gridCol w:w="3088"/>
+        <w:gridCol w:w="2856"/>
+        <w:gridCol w:w="2086"/>
       </w:tblGrid>
       <w:tr>
         <w:tc>
@@ -5213,7 +4919,7 @@
       <w:tr>
         <w:tc>
           <w:tcPr>
-            <w:tcW w:type="pct" w:w="804"/>
+            <w:tcW w:type="pct" w:w="818"/>
             <w:shd w:fill="353A7C" w:val="clear"/>
             <w:tcMar>
               <w:top w:type="dxa" w:w="50"/>
@@ -5240,7 +4946,7 @@
         </w:tc>
         <w:tc>
           <w:tcPr>
-            <w:tcW w:type="pct" w:w="1755"/>
+            <w:tcW w:type="pct" w:w="1608"/>
             <w:shd w:fill="353A7C" w:val="clear"/>
             <w:tcMar>
               <w:top w:type="dxa" w:w="50"/>
@@ -5267,7 +4973,7 @@
         </w:tc>
         <w:tc>
           <w:tcPr>
-            <w:tcW w:type="pct" w:w="1629"/>
+            <w:tcW w:type="pct" w:w="1488"/>
             <w:shd w:fill="353A7C" w:val="clear"/>
             <w:tcMar>
               <w:top w:type="dxa" w:w="50"/>
@@ -5294,7 +5000,7 @@
         </w:tc>
         <w:tc>
           <w:tcPr>
-            <w:tcW w:type="pct" w:w="811"/>
+            <w:tcW w:type="pct" w:w="1086"/>
             <w:shd w:fill="353A7C" w:val="clear"/>
             <w:tcMar>
               <w:top w:type="dxa" w:w="50"/>
@@ -5323,7 +5029,7 @@
       <w:tr>
         <w:tc>
           <w:tcPr>
-            <w:tcW w:type="pct" w:w="804"/>
+            <w:tcW w:type="pct" w:w="818"/>
             <w:tcMar>
               <w:top w:type="dxa" w:w="50"/>
               <w:left w:type="dxa" w:w="110"/>
@@ -5346,7 +5052,7 @@
         </w:tc>
         <w:tc>
           <w:tcPr>
-            <w:tcW w:type="pct" w:w="1755"/>
+            <w:tcW w:type="pct" w:w="1608"/>
             <w:tcMar>
               <w:top w:type="dxa" w:w="50"/>
               <w:left w:type="dxa" w:w="110"/>
@@ -5369,7 +5075,8 @@
         </w:tc>
         <w:tc>
           <w:tcPr>
-            <w:tcW w:type="pct" w:w="1629"/>
+            <w:tcW w:type="pct" w:w="1488"/>
+            <w:shd w:fill="FFFFFF" w:val="clear"/>
             <w:tcMar>
               <w:top w:type="dxa" w:w="50"/>
               <w:left w:type="dxa" w:w="110"/>
@@ -5379,21 +5086,23 @@
           </w:tcPr>
           <w:p>
             <w:pPr>
-              <w:spacing w:before="28" w:after="28"/>
-            </w:pPr>
-            <w:r>
-              <w:rPr>
-                <w:sz w:val="15"/>
-                <w:szCs w:val="15"/>
-              </w:rPr>
-              <w:t xml:space="preserve">In the units of the result, so 555 cases here</w:t>
-            </w:r>
-          </w:p>
-        </w:tc>
-        <w:tc>
-          <w:tcPr>
-            <w:tcW w:type="pct" w:w="811"/>
-            <w:shd w:fill="FFFFFF" w:val="clear"/>
+              <w:spacing w:before="46" w:after="46"/>
+            </w:pPr>
+            <w:r>
+              <w:rPr>
+                <w:b/>
+                <w:bCs/>
+                <w:color w:val="8186EF"/>
+                <w:sz w:val="14"/>
+                <w:szCs w:val="14"/>
+              </w:rPr>
+              <w:t xml:space="preserve">(1)</w:t>
+            </w:r>
+          </w:p>
+        </w:tc>
+        <w:tc>
+          <w:tcPr>
+            <w:tcW w:type="pct" w:w="1086"/>
             <w:tcMar>
               <w:top w:type="dxa" w:w="50"/>
               <w:left w:type="dxa" w:w="110"/>
@@ -5403,17 +5112,14 @@
           </w:tcPr>
           <w:p>
             <w:pPr>
-              <w:spacing w:before="46" w:after="46"/>
-            </w:pPr>
-            <w:r>
-              <w:rPr>
-                <w:b/>
-                <w:bCs/>
-                <w:color w:val="8186EF"/>
-                <w:sz w:val="14"/>
-                <w:szCs w:val="14"/>
-              </w:rPr>
-              <w:t xml:space="preserve">(1)</w:t>
+              <w:spacing w:before="28" w:after="28"/>
+            </w:pPr>
+            <w:r>
+              <w:rPr>
+                <w:sz w:val="15"/>
+                <w:szCs w:val="15"/>
+              </w:rPr>
+              <w:t xml:space="preserve">Smaller is better</w:t>
             </w:r>
           </w:p>
         </w:tc>
@@ -5421,7 +5127,7 @@
       <w:tr>
         <w:tc>
           <w:tcPr>
-            <w:tcW w:type="pct" w:w="804"/>
+            <w:tcW w:type="pct" w:w="818"/>
             <w:shd w:fill="FBFAF6" w:val="clear"/>
             <w:tcMar>
               <w:top w:type="dxa" w:w="50"/>
@@ -5445,8 +5151,8 @@
         </w:tc>
         <w:tc>
           <w:tcPr>
-            <w:tcW w:type="pct" w:w="1755"/>
-            <w:shd w:fill="FBFAF6" w:val="clear"/>
+            <w:tcW w:type="pct" w:w="1608"/>
+            <w:shd w:fill="FFFFFF" w:val="clear"/>
             <w:tcMar>
               <w:top w:type="dxa" w:w="50"/>
               <w:left w:type="dxa" w:w="110"/>
@@ -5456,20 +5162,23 @@
           </w:tcPr>
           <w:p>
             <w:pPr>
-              <w:spacing w:before="28" w:after="28"/>
-            </w:pPr>
-            <w:r>
-              <w:rPr>
-                <w:sz w:val="15"/>
-                <w:szCs w:val="15"/>
-              </w:rPr>
-              <w:t xml:space="preserve">How closely the model matches the observed data</w:t>
-            </w:r>
-          </w:p>
-        </w:tc>
-        <w:tc>
-          <w:tcPr>
-            <w:tcW w:type="pct" w:w="1629"/>
+              <w:spacing w:before="46" w:after="46"/>
+            </w:pPr>
+            <w:r>
+              <w:rPr>
+                <w:b/>
+                <w:bCs/>
+                <w:color w:val="8186EF"/>
+                <w:sz w:val="14"/>
+                <w:szCs w:val="14"/>
+              </w:rPr>
+              <w:t xml:space="preserve">(2)</w:t>
+            </w:r>
+          </w:p>
+        </w:tc>
+        <w:tc>
+          <w:tcPr>
+            <w:tcW w:type="pct" w:w="1488"/>
             <w:shd w:fill="FBFAF6" w:val="clear"/>
             <w:tcMar>
               <w:top w:type="dxa" w:w="50"/>
@@ -5493,8 +5202,8 @@
         </w:tc>
         <w:tc>
           <w:tcPr>
-            <w:tcW w:type="pct" w:w="811"/>
-            <w:shd w:fill="FFFFFF" w:val="clear"/>
+            <w:tcW w:type="pct" w:w="1086"/>
+            <w:shd w:fill="FBFAF6" w:val="clear"/>
             <w:tcMar>
               <w:top w:type="dxa" w:w="50"/>
               <w:left w:type="dxa" w:w="110"/>
@@ -5504,17 +5213,14 @@
           </w:tcPr>
           <w:p>
             <w:pPr>
-              <w:spacing w:before="46" w:after="46"/>
-            </w:pPr>
-            <w:r>
-              <w:rPr>
-                <w:b/>
-                <w:bCs/>
-                <w:color w:val="8186EF"/>
-                <w:sz w:val="14"/>
-                <w:szCs w:val="14"/>
-              </w:rPr>
-              <w:t xml:space="preserve">(2)</w:t>
+              <w:spacing w:before="28" w:after="28"/>
+            </w:pPr>
+            <w:r>
+              <w:rPr>
+                <w:sz w:val="15"/>
+                <w:szCs w:val="15"/>
+              </w:rPr>
+              <w:t xml:space="preserve">High fit with few observations invites caution</w:t>
             </w:r>
           </w:p>
         </w:tc>
@@ -5522,7 +5228,7 @@
       <w:tr>
         <w:tc>
           <w:tcPr>
-            <w:tcW w:type="pct" w:w="804"/>
+            <w:tcW w:type="pct" w:w="818"/>
             <w:tcMar>
               <w:top w:type="dxa" w:w="50"/>
               <w:left w:type="dxa" w:w="110"/>
@@ -5545,7 +5251,7 @@
         </w:tc>
         <w:tc>
           <w:tcPr>
-            <w:tcW w:type="pct" w:w="1755"/>
+            <w:tcW w:type="pct" w:w="1608"/>
             <w:tcMar>
               <w:top w:type="dxa" w:w="50"/>
               <w:left w:type="dxa" w:w="110"/>
@@ -5568,7 +5274,7 @@
         </w:tc>
         <w:tc>
           <w:tcPr>
-            <w:tcW w:type="pct" w:w="1629"/>
+            <w:tcW w:type="pct" w:w="1488"/>
             <w:tcMar>
               <w:top w:type="dxa" w:w="50"/>
               <w:left w:type="dxa" w:w="110"/>
@@ -5591,7 +5297,8 @@
         </w:tc>
         <w:tc>
           <w:tcPr>
-            <w:tcW w:type="pct" w:w="811"/>
+            <w:tcW w:type="pct" w:w="1086"/>
+            <w:shd w:fill="FFFFFF" w:val="clear"/>
             <w:tcMar>
               <w:top w:type="dxa" w:w="50"/>
               <w:left w:type="dxa" w:w="110"/>
@@ -5601,14 +5308,17 @@
           </w:tcPr>
           <w:p>
             <w:pPr>
-              <w:spacing w:before="28" w:after="28"/>
-            </w:pPr>
-            <w:r>
-              <w:rPr>
-                <w:sz w:val="15"/>
-                <w:szCs w:val="15"/>
-              </w:rPr>
-              <w:t xml:space="preserve">A wider interval is a more honest one</w:t>
+              <w:spacing w:before="46" w:after="46"/>
+            </w:pPr>
+            <w:r>
+              <w:rPr>
+                <w:b/>
+                <w:bCs/>
+                <w:color w:val="8186EF"/>
+                <w:sz w:val="14"/>
+                <w:szCs w:val="14"/>
+              </w:rPr>
+              <w:t xml:space="preserve">(3)</w:t>
             </w:r>
           </w:p>
         </w:tc>
@@ -5670,7 +5380,7 @@
                 <w:sz w:val="16"/>
                 <w:szCs w:val="16"/>
               </w:rPr>
-              <w:t xml:space="preserve">Smaller is better   ·   standard error of the estimate   ·   High fit with few observations invites caution</w:t>
+              <w:t xml:space="preserve">In the units of the result, so 555 cases here   ·   A wider interval is a more honest one   ·   How closely the model matches the observed data   ·   R squared is the usual measure, 0.9989 here</w:t>
             </w:r>
           </w:p>
         </w:tc>
@@ -5697,7 +5407,7 @@
           <w:sz w:val="16"/>
           <w:szCs w:val="16"/>
         </w:rPr>
-        <w:t xml:space="preserve">      gaps 3–9</w:t>
+        <w:t xml:space="preserve">      gaps 4–10</w:t>
       </w:r>
     </w:p>
     <w:p>
@@ -5710,7 +5420,7 @@
           <w:sz w:val="19"/>
           <w:szCs w:val="19"/>
         </w:rPr>
-        <w:t xml:space="preserve">The standard error of the estimate is the typical distance of an </w:t>
+        <w:t xml:space="preserve">The standard error of the estimate is the typical distance of an observation from the fitted line, </w:t>
       </w:r>
       <w:r>
         <w:rPr>
@@ -5720,7 +5430,7 @@
           <w:sz w:val="15"/>
           <w:szCs w:val="15"/>
         </w:rPr>
-        <w:t xml:space="preserve"> (3) </w:t>
+        <w:t xml:space="preserve"> (4) </w:t>
       </w:r>
       <w:r>
         <w:rPr>
@@ -5728,7 +5438,7 @@
           <w:sz w:val="19"/>
           <w:szCs w:val="19"/>
         </w:rPr>
-        <w:t xml:space="preserve">             </w:t>
+        <w:t xml:space="preserve">           </w:t>
       </w:r>
       <w:r>
         <w:rPr>
@@ -5742,7 +5452,7 @@
           <w:sz w:val="19"/>
           <w:szCs w:val="19"/>
         </w:rPr>
-        <w:t xml:space="preserve"> from the fitted line, </w:t>
+        <w:t xml:space="preserve"> in the units of the thing being </w:t>
       </w:r>
       <w:r>
         <w:rPr>
@@ -5752,7 +5462,7 @@
           <w:sz w:val="15"/>
           <w:szCs w:val="15"/>
         </w:rPr>
-        <w:t xml:space="preserve"> (4) </w:t>
+        <w:t xml:space="preserve"> (5) </w:t>
       </w:r>
       <w:r>
         <w:rPr>
@@ -5774,7 +5484,7 @@
           <w:sz w:val="19"/>
           <w:szCs w:val="19"/>
         </w:rPr>
-        <w:t xml:space="preserve"> in the units of the thing being predicted. </w:t>
+        <w:t xml:space="preserve">. </w:t>
       </w:r>
       <w:r>
         <w:rPr>
@@ -5791,7 +5501,7 @@
           <w:sz w:val="15"/>
           <w:szCs w:val="15"/>
         </w:rPr>
-        <w:t xml:space="preserve"> (5) </w:t>
+        <w:t xml:space="preserve"> (6) </w:t>
       </w:r>
       <w:r>
         <w:rPr>
@@ -5823,7 +5533,7 @@
           <w:sz w:val="15"/>
           <w:szCs w:val="15"/>
         </w:rPr>
-        <w:t xml:space="preserve"> (6) </w:t>
+        <w:t xml:space="preserve"> (7) </w:t>
       </w:r>
       <w:r>
         <w:rPr>
@@ -5852,7 +5562,7 @@
           <w:sz w:val="19"/>
           <w:szCs w:val="19"/>
         </w:rPr>
-        <w:t xml:space="preserve">A </w:t>
+        <w:t xml:space="preserve">A confidence interval turns a </w:t>
       </w:r>
       <w:r>
         <w:rPr>
@@ -5862,7 +5572,7 @@
           <w:sz w:val="15"/>
           <w:szCs w:val="15"/>
         </w:rPr>
-        <w:t xml:space="preserve"> (7) </w:t>
+        <w:t xml:space="preserve"> (8) </w:t>
       </w:r>
       <w:r>
         <w:rPr>
@@ -5870,7 +5580,7 @@
           <w:sz w:val="19"/>
           <w:szCs w:val="19"/>
         </w:rPr>
-        <w:t xml:space="preserve">            </w:t>
+        <w:t xml:space="preserve">           </w:t>
       </w:r>
       <w:r>
         <w:rPr>
@@ -5884,7 +5594,7 @@
           <w:sz w:val="19"/>
           <w:szCs w:val="19"/>
         </w:rPr>
-        <w:t xml:space="preserve"> interval turns a single estimate into a range, by adding and </w:t>
+        <w:t xml:space="preserve"> estimate into a range, by adding and </w:t>
       </w:r>
       <w:r>
         <w:rPr>
@@ -5894,7 +5604,7 @@
           <w:sz w:val="15"/>
           <w:szCs w:val="15"/>
         </w:rPr>
-        <w:t xml:space="preserve"> (8) </w:t>
+        <w:t xml:space="preserve"> (9) </w:t>
       </w:r>
       <w:r>
         <w:rPr>
@@ -5933,7 +5643,7 @@
           <w:sz w:val="15"/>
           <w:szCs w:val="15"/>
         </w:rPr>
-        <w:t xml:space="preserve"> (9) </w:t>
+        <w:t xml:space="preserve"> (10) </w:t>
       </w:r>
       <w:r>
         <w:rPr>
@@ -6013,7 +5723,7 @@
                 <w:sz w:val="16"/>
                 <w:szCs w:val="16"/>
               </w:rPr>
-              <w:t xml:space="preserve">Beverages   ·   confident   ·   expressed   ·   subtracting   ·   confidence   ·   interval   ·   observation   ·   prediction</w:t>
+              <w:t xml:space="preserve">Beverages   ·   confident   ·   predicted   ·   subtracting   ·   single   ·   estimate   ·   expressed   ·   prediction</w:t>
             </w:r>
           </w:p>
         </w:tc>
@@ -6087,7 +5797,7 @@
           <w:sz w:val="16"/>
           <w:szCs w:val="16"/>
         </w:rPr>
-        <w:t xml:space="preserve">      gaps 10–12</w:t>
+        <w:t xml:space="preserve">      gaps 11–13</w:t>
       </w:r>
     </w:p>
     <w:p>
@@ -6100,7 +5810,7 @@
           <w:sz w:val="19"/>
           <w:szCs w:val="19"/>
         </w:rPr>
-        <w:t xml:space="preserve">A </w:t>
+        <w:t xml:space="preserve">A confidence interval is honest about </w:t>
       </w:r>
       <w:r>
         <w:rPr>
@@ -6110,7 +5820,7 @@
           <w:sz w:val="15"/>
           <w:szCs w:val="15"/>
         </w:rPr>
-        <w:t xml:space="preserve"> (10) </w:t>
+        <w:t xml:space="preserve"> (11) </w:t>
       </w:r>
       <w:r>
         <w:rPr>
@@ -6118,7 +5828,7 @@
           <w:sz w:val="19"/>
           <w:szCs w:val="19"/>
         </w:rPr>
-        <w:t xml:space="preserve">            </w:t>
+        <w:t xml:space="preserve">             </w:t>
       </w:r>
       <w:r>
         <w:rPr>
@@ -6132,7 +5842,14 @@
           <w:sz w:val="19"/>
           <w:szCs w:val="19"/>
         </w:rPr>
-        <w:t xml:space="preserve"> interval is honest about </w:t>
+        <w:t xml:space="preserve">, not a measure of skill. </w:t>
+      </w:r>
+      <w:r>
+        <w:rPr>
+          <w:sz w:val="19"/>
+          <w:szCs w:val="19"/>
+        </w:rPr>
+        <w:t xml:space="preserve">An interval that is narrow because the model </w:t>
       </w:r>
       <w:r>
         <w:rPr>
@@ -6142,7 +5859,7 @@
           <w:sz w:val="15"/>
           <w:szCs w:val="15"/>
         </w:rPr>
-        <w:t xml:space="preserve"> (11) </w:t>
+        <w:t xml:space="preserve"> (12) </w:t>
       </w:r>
       <w:r>
         <w:rPr>
@@ -6150,7 +5867,7 @@
           <w:sz w:val="19"/>
           <w:szCs w:val="19"/>
         </w:rPr>
-        <w:t xml:space="preserve">             </w:t>
+        <w:t xml:space="preserve">           </w:t>
       </w:r>
       <w:r>
         <w:rPr>
@@ -6164,14 +5881,7 @@
           <w:sz w:val="19"/>
           <w:szCs w:val="19"/>
         </w:rPr>
-        <w:t xml:space="preserve">, not a measure of skill. </w:t>
-      </w:r>
-      <w:r>
-        <w:rPr>
-          <w:sz w:val="19"/>
-          <w:szCs w:val="19"/>
-        </w:rPr>
-        <w:t xml:space="preserve">An interval that is narrow because the model </w:t>
+        <w:t xml:space="preserve"> a small sample is worse than a wide one that </w:t>
       </w:r>
       <w:r>
         <w:rPr>
@@ -6181,7 +5891,7 @@
           <w:sz w:val="15"/>
           <w:szCs w:val="15"/>
         </w:rPr>
-        <w:t xml:space="preserve"> (12) </w:t>
+        <w:t xml:space="preserve"> (13) </w:t>
       </w:r>
       <w:r>
         <w:rPr>
@@ -6203,7 +5913,7 @@
           <w:sz w:val="19"/>
           <w:szCs w:val="19"/>
         </w:rPr>
-        <w:t xml:space="preserve"> a small sample is worse than a wide one that reflects what the data can actually support. </w:t>
+        <w:t xml:space="preserve"> what the data can actually support. </w:t>
       </w:r>
     </w:p>
     <w:tbl>
@@ -6261,7 +5971,7 @@
                 <w:sz w:val="16"/>
                 <w:szCs w:val="16"/>
               </w:rPr>
-              <w:t xml:space="preserve">actually   ·   confidence   ·   overfits   ·   uncertainty</w:t>
+              <w:t xml:space="preserve">actually   ·   uncertainty   ·   reflects   ·   overfits</w:t>
             </w:r>
           </w:p>
         </w:tc>
@@ -6292,7 +6002,7 @@
           <w:sz w:val="18"/>
           <w:szCs w:val="18"/>
         </w:rPr>
-        <w:t xml:space="preserve">The words this section uses</w:t>
+        <w:t xml:space="preserve">The English this section uses, and its Arabic</w:t>
       </w:r>
     </w:p>
     <w:p>
@@ -6316,7 +6026,7 @@
       <w:r>
         <w:drawing>
           <wp:inline distT="0" distB="0" distL="0" distR="0">
-            <wp:extent cx="5734050" cy="2195550"/>
+            <wp:extent cx="5734050" cy="2074825"/>
             <wp:effectExtent t="0" r="0" b="0" l="0"/>
             <wp:docPr id="1" name="" descr="" title=""/>
             <wp:cNvGraphicFramePr>
@@ -6332,7 +6042,7 @@
                     </pic:cNvPicPr>
                   </pic:nvPicPr>
                   <pic:blipFill>
-                    <a:blip r:embed="rId106" cstate="none"/>
+                    <a:blip r:embed="rId105" cstate="none"/>
                     <a:srcRect/>
                     <a:stretch>
                       <a:fillRect/>
@@ -6341,7 +6051,7 @@
                   <pic:spPr bwMode="auto">
                     <a:xfrm>
                       <a:off x="0" y="0"/>
-                      <a:ext cx="5734050" cy="2195550"/>
+                      <a:ext cx="5734050" cy="2074825"/>
                     </a:xfrm>
                     <a:prstGeom prst="rect">
                       <a:avLst/>
@@ -6768,7 +6478,7 @@
                 <w:sz w:val="16"/>
                 <w:szCs w:val="16"/>
               </w:rPr>
-              <w:t xml:space="preserve">Smaller is better</w:t>
+              <w:t xml:space="preserve">In the units of the result, so 555 cases here</w:t>
             </w:r>
           </w:p>
         </w:tc>
@@ -6794,7 +6504,7 @@
                 <w:sz w:val="16"/>
                 <w:szCs w:val="16"/>
               </w:rPr>
-              <w:t xml:space="preserve">8  </w:t>
+              <w:t xml:space="preserve">9  </w:t>
             </w:r>
             <w:r>
               <w:rPr>
@@ -6836,7 +6546,7 @@
                 <w:sz w:val="16"/>
                 <w:szCs w:val="16"/>
               </w:rPr>
-              <w:t xml:space="preserve">High fit with few observations invites caution</w:t>
+              <w:t xml:space="preserve">How closely the model matches the observed data</w:t>
             </w:r>
           </w:p>
         </w:tc>
@@ -6862,7 +6572,7 @@
                 <w:sz w:val="16"/>
                 <w:szCs w:val="16"/>
               </w:rPr>
-              <w:t xml:space="preserve">9  </w:t>
+              <w:t xml:space="preserve">10  </w:t>
             </w:r>
             <w:r>
               <w:rPr>
@@ -6904,7 +6614,7 @@
                 <w:sz w:val="16"/>
                 <w:szCs w:val="16"/>
               </w:rPr>
-              <w:t xml:space="preserve">observation</w:t>
+              <w:t xml:space="preserve">A wider interval is a more honest one</w:t>
             </w:r>
           </w:p>
         </w:tc>
@@ -6930,14 +6640,14 @@
                 <w:sz w:val="16"/>
                 <w:szCs w:val="16"/>
               </w:rPr>
-              <w:t xml:space="preserve">10  </w:t>
-            </w:r>
-            <w:r>
-              <w:rPr>
-                <w:sz w:val="16"/>
-                <w:szCs w:val="16"/>
-              </w:rPr>
-              <w:t xml:space="preserve">confidence</w:t>
+              <w:t xml:space="preserve">11  </w:t>
+            </w:r>
+            <w:r>
+              <w:rPr>
+                <w:sz w:val="16"/>
+                <w:szCs w:val="16"/>
+              </w:rPr>
+              <w:t xml:space="preserve">uncertainty</w:t>
             </w:r>
           </w:p>
         </w:tc>
@@ -6998,14 +6708,14 @@
                 <w:sz w:val="16"/>
                 <w:szCs w:val="16"/>
               </w:rPr>
-              <w:t xml:space="preserve">11  </w:t>
-            </w:r>
-            <w:r>
-              <w:rPr>
-                <w:sz w:val="16"/>
-                <w:szCs w:val="16"/>
-              </w:rPr>
-              <w:t xml:space="preserve">uncertainty</w:t>
+              <w:t xml:space="preserve">12  </w:t>
+            </w:r>
+            <w:r>
+              <w:rPr>
+                <w:sz w:val="16"/>
+                <w:szCs w:val="16"/>
+              </w:rPr>
+              <w:t xml:space="preserve">overfits</w:t>
             </w:r>
           </w:p>
         </w:tc>
@@ -7040,7 +6750,7 @@
                 <w:sz w:val="16"/>
                 <w:szCs w:val="16"/>
               </w:rPr>
-              <w:t xml:space="preserve">Beverages</w:t>
+              <w:t xml:space="preserve">predicted</w:t>
             </w:r>
           </w:p>
         </w:tc>
@@ -7066,14 +6776,14 @@
                 <w:sz w:val="16"/>
                 <w:szCs w:val="16"/>
               </w:rPr>
-              <w:t xml:space="preserve">12  </w:t>
-            </w:r>
-            <w:r>
-              <w:rPr>
-                <w:sz w:val="16"/>
-                <w:szCs w:val="16"/>
-              </w:rPr>
-              <w:t xml:space="preserve">overfits</w:t>
+              <w:t xml:space="preserve">13  </w:t>
+            </w:r>
+            <w:r>
+              <w:rPr>
+                <w:sz w:val="16"/>
+                <w:szCs w:val="16"/>
+              </w:rPr>
+              <w:t xml:space="preserve">reflects</w:t>
             </w:r>
           </w:p>
         </w:tc>
@@ -7108,7 +6818,7 @@
                 <w:sz w:val="16"/>
                 <w:szCs w:val="16"/>
               </w:rPr>
-              <w:t xml:space="preserve">prediction</w:t>
+              <w:t xml:space="preserve">Beverages</w:t>
             </w:r>
           </w:p>
         </w:tc>
@@ -7134,7 +6844,7 @@
                 <w:sz w:val="16"/>
                 <w:szCs w:val="16"/>
               </w:rPr>
-              <w:t xml:space="preserve">13  </w:t>
+              <w:t xml:space="preserve">14  </w:t>
             </w:r>
             <w:r>
               <w:rPr>
@@ -7176,7 +6886,7 @@
                 <w:sz w:val="16"/>
                 <w:szCs w:val="16"/>
               </w:rPr>
-              <w:t xml:space="preserve">confidence</w:t>
+              <w:t xml:space="preserve">prediction</w:t>
             </w:r>
           </w:p>
         </w:tc>
@@ -7202,7 +6912,7 @@
                 <w:sz w:val="16"/>
                 <w:szCs w:val="16"/>
               </w:rPr>
-              <w:t xml:space="preserve">14  </w:t>
+              <w:t xml:space="preserve">15  </w:t>
             </w:r>
             <w:r>
               <w:rPr>
@@ -7210,6 +6920,64 @@
                 <w:szCs w:val="16"/>
               </w:rPr>
               <w:t xml:space="preserve">confidence interval</w:t>
+            </w:r>
+          </w:p>
+        </w:tc>
+      </w:tr>
+      <w:tr>
+        <w:tc>
+          <w:tcPr>
+            <w:tcW w:type="pct" w:w="2500"/>
+            <w:tcMar>
+              <w:top w:type="dxa" w:w="20"/>
+              <w:left w:type="dxa" w:w="80"/>
+              <w:bottom w:type="dxa" w:w="20"/>
+              <w:right w:type="dxa" w:w="80"/>
+            </w:tcMar>
+          </w:tcPr>
+          <w:p>
+            <w:pPr>
+              <w:spacing w:before="12" w:after="12"/>
+            </w:pPr>
+            <w:r>
+              <w:rPr>
+                <w:b/>
+                <w:bCs/>
+                <w:color w:val="8186EF"/>
+                <w:sz w:val="16"/>
+                <w:szCs w:val="16"/>
+              </w:rPr>
+              <w:t xml:space="preserve">8  </w:t>
+            </w:r>
+            <w:r>
+              <w:rPr>
+                <w:sz w:val="16"/>
+                <w:szCs w:val="16"/>
+              </w:rPr>
+              <w:t xml:space="preserve">single</w:t>
+            </w:r>
+          </w:p>
+        </w:tc>
+        <w:tc>
+          <w:tcPr>
+            <w:tcW w:type="pct" w:w="2500"/>
+            <w:tcMar>
+              <w:top w:type="dxa" w:w="20"/>
+              <w:left w:type="dxa" w:w="80"/>
+              <w:bottom w:type="dxa" w:w="20"/>
+              <w:right w:type="dxa" w:w="80"/>
+            </w:tcMar>
+          </w:tcPr>
+          <w:p>
+            <w:pPr>
+              <w:spacing w:before="24" w:after="24"/>
+            </w:pPr>
+            <w:r>
+              <w:rPr>
+                <w:sz w:val="16"/>
+                <w:szCs w:val="16"/>
+              </w:rPr>
+              <w:t xml:space="preserve"/>
             </w:r>
           </w:p>
         </w:tc>
@@ -7363,580 +7131,6 @@
         <w:t xml:space="preserve">Fill every gap. Each word list holds one word more than there are gaps.</w:t>
       </w:r>
     </w:p>
-    <w:tbl>
-      <w:tblPr>
-        <w:tblW w:type="pct" w:w="100%"/>
-        <w:tblLayout w:type="fixed"/>
-        <w:tblBorders>
-          <w:top w:val="single" w:color="353A7C" w:sz="6"/>
-          <w:left w:val="single" w:color="353A7C" w:sz="6"/>
-          <w:bottom w:val="single" w:color="353A7C" w:sz="6"/>
-          <w:right w:val="single" w:color="353A7C" w:sz="6"/>
-          <w:insideH w:val="single" w:color="353A7C" w:sz="6"/>
-          <w:insideV w:val="single" w:color="353A7C" w:sz="6"/>
-        </w:tblBorders>
-      </w:tblPr>
-      <w:tblGrid>
-        <w:gridCol w:w="2911"/>
-        <w:gridCol w:w="4224"/>
-        <w:gridCol w:w="2465"/>
-      </w:tblGrid>
-      <w:tr>
-        <w:tc>
-          <w:tcPr>
-            <w:tcW w:type="pct" w:w="5000"/>
-            <w:gridSpan w:val="3"/>
-            <w:shd w:fill="353A7C" w:val="clear"/>
-            <w:tcMar>
-              <w:top w:type="dxa" w:w="60"/>
-              <w:left w:type="dxa" w:w="120"/>
-              <w:bottom w:type="dxa" w:w="60"/>
-              <w:right w:type="dxa" w:w="120"/>
-            </w:tcMar>
-          </w:tcPr>
-          <w:p>
-            <w:pPr>
-              <w:spacing w:before="40" w:after="40"/>
-            </w:pPr>
-            <w:r>
-              <w:rPr>
-                <w:b/>
-                <w:bCs/>
-                <w:color w:val="FFFFFF"/>
-                <w:sz w:val="17"/>
-                <w:szCs w:val="17"/>
-              </w:rPr>
-              <w:t xml:space="preserve">What exploratory data analysis involves</w:t>
-            </w:r>
-          </w:p>
-        </w:tc>
-      </w:tr>
-      <w:tr>
-        <w:tc>
-          <w:tcPr>
-            <w:tcW w:type="pct" w:w="1516"/>
-            <w:shd w:fill="353A7C" w:val="clear"/>
-            <w:tcMar>
-              <w:top w:type="dxa" w:w="50"/>
-              <w:left w:type="dxa" w:w="110"/>
-              <w:bottom w:type="dxa" w:w="50"/>
-              <w:right w:type="dxa" w:w="110"/>
-            </w:tcMar>
-          </w:tcPr>
-          <w:p>
-            <w:pPr>
-              <w:spacing w:before="30" w:after="30"/>
-            </w:pPr>
-            <w:r>
-              <w:rPr>
-                <w:b/>
-                <w:bCs/>
-                <w:color w:val="FFFFFF"/>
-                <w:sz w:val="15"/>
-                <w:szCs w:val="15"/>
-              </w:rPr>
-              <w:t xml:space="preserve">Exploratory step (F.4.v)</w:t>
-            </w:r>
-          </w:p>
-        </w:tc>
-        <w:tc>
-          <w:tcPr>
-            <w:tcW w:type="pct" w:w="2200"/>
-            <w:shd w:fill="353A7C" w:val="clear"/>
-            <w:tcMar>
-              <w:top w:type="dxa" w:w="50"/>
-              <w:left w:type="dxa" w:w="110"/>
-              <w:bottom w:type="dxa" w:w="50"/>
-              <w:right w:type="dxa" w:w="110"/>
-            </w:tcMar>
-          </w:tcPr>
-          <w:p>
-            <w:pPr>
-              <w:spacing w:before="30" w:after="30"/>
-            </w:pPr>
-            <w:r>
-              <w:rPr>
-                <w:b/>
-                <w:bCs/>
-                <w:color w:val="FFFFFF"/>
-                <w:sz w:val="15"/>
-                <w:szCs w:val="15"/>
-              </w:rPr>
-              <w:t xml:space="preserve">What it does</w:t>
-            </w:r>
-          </w:p>
-        </w:tc>
-        <w:tc>
-          <w:tcPr>
-            <w:tcW w:type="pct" w:w="1284"/>
-            <w:shd w:fill="353A7C" w:val="clear"/>
-            <w:tcMar>
-              <w:top w:type="dxa" w:w="50"/>
-              <w:left w:type="dxa" w:w="110"/>
-              <w:bottom w:type="dxa" w:w="50"/>
-              <w:right w:type="dxa" w:w="110"/>
-            </w:tcMar>
-          </w:tcPr>
-          <w:p>
-            <w:pPr>
-              <w:spacing w:before="30" w:after="30"/>
-            </w:pPr>
-            <w:r>
-              <w:rPr>
-                <w:b/>
-                <w:bCs/>
-                <w:color w:val="FFFFFF"/>
-                <w:sz w:val="15"/>
-                <w:szCs w:val="15"/>
-              </w:rPr>
-              <w:t xml:space="preserve">At Orontes</w:t>
-            </w:r>
-          </w:p>
-        </w:tc>
-      </w:tr>
-      <w:tr>
-        <w:tc>
-          <w:tcPr>
-            <w:tcW w:type="pct" w:w="1516"/>
-            <w:tcMar>
-              <w:top w:type="dxa" w:w="50"/>
-              <w:left w:type="dxa" w:w="110"/>
-              <w:bottom w:type="dxa" w:w="50"/>
-              <w:right w:type="dxa" w:w="110"/>
-            </w:tcMar>
-          </w:tcPr>
-          <w:p>
-            <w:pPr>
-              <w:spacing w:before="28" w:after="28"/>
-            </w:pPr>
-            <w:r>
-              <w:rPr>
-                <w:sz w:val="15"/>
-                <w:szCs w:val="15"/>
-              </w:rPr>
-              <w:t xml:space="preserve">Plot the series</w:t>
-            </w:r>
-          </w:p>
-        </w:tc>
-        <w:tc>
-          <w:tcPr>
-            <w:tcW w:type="pct" w:w="2200"/>
-            <w:tcMar>
-              <w:top w:type="dxa" w:w="50"/>
-              <w:left w:type="dxa" w:w="110"/>
-              <w:bottom w:type="dxa" w:w="50"/>
-              <w:right w:type="dxa" w:w="110"/>
-            </w:tcMar>
-          </w:tcPr>
-          <w:p>
-            <w:pPr>
-              <w:spacing w:before="28" w:after="28"/>
-            </w:pPr>
-            <w:r>
-              <w:rPr>
-                <w:sz w:val="15"/>
-                <w:szCs w:val="15"/>
-              </w:rPr>
-              <w:t xml:space="preserve">See the shape before assuming one</w:t>
-            </w:r>
-          </w:p>
-        </w:tc>
-        <w:tc>
-          <w:tcPr>
-            <w:tcW w:type="pct" w:w="1284"/>
-            <w:shd w:fill="FFFFFF" w:val="clear"/>
-            <w:tcMar>
-              <w:top w:type="dxa" w:w="50"/>
-              <w:left w:type="dxa" w:w="110"/>
-              <w:bottom w:type="dxa" w:w="50"/>
-              <w:right w:type="dxa" w:w="110"/>
-            </w:tcMar>
-          </w:tcPr>
-          <w:p>
-            <w:pPr>
-              <w:spacing w:before="46" w:after="46"/>
-            </w:pPr>
-            <w:r>
-              <w:rPr>
-                <w:b/>
-                <w:bCs/>
-                <w:color w:val="8186EF"/>
-                <w:sz w:val="14"/>
-                <w:szCs w:val="14"/>
-              </w:rPr>
-              <w:t xml:space="preserve">(1)</w:t>
-            </w:r>
-          </w:p>
-        </w:tc>
-      </w:tr>
-      <w:tr>
-        <w:tc>
-          <w:tcPr>
-            <w:tcW w:type="pct" w:w="1516"/>
-            <w:shd w:fill="FBFAF6" w:val="clear"/>
-            <w:tcMar>
-              <w:top w:type="dxa" w:w="50"/>
-              <w:left w:type="dxa" w:w="110"/>
-              <w:bottom w:type="dxa" w:w="50"/>
-              <w:right w:type="dxa" w:w="110"/>
-            </w:tcMar>
-          </w:tcPr>
-          <w:p>
-            <w:pPr>
-              <w:spacing w:before="28" w:after="28"/>
-            </w:pPr>
-            <w:r>
-              <w:rPr>
-                <w:sz w:val="15"/>
-                <w:szCs w:val="15"/>
-              </w:rPr>
-              <w:t xml:space="preserve">Look at the spread</w:t>
-            </w:r>
-          </w:p>
-        </w:tc>
-        <w:tc>
-          <w:tcPr>
-            <w:tcW w:type="pct" w:w="2200"/>
-            <w:shd w:fill="FBFAF6" w:val="clear"/>
-            <w:tcMar>
-              <w:top w:type="dxa" w:w="50"/>
-              <w:left w:type="dxa" w:w="110"/>
-              <w:bottom w:type="dxa" w:w="50"/>
-              <w:right w:type="dxa" w:w="110"/>
-            </w:tcMar>
-          </w:tcPr>
-          <w:p>
-            <w:pPr>
-              <w:spacing w:before="28" w:after="28"/>
-            </w:pPr>
-            <w:r>
-              <w:rPr>
-                <w:sz w:val="15"/>
-                <w:szCs w:val="15"/>
-              </w:rPr>
-              <w:t xml:space="preserve">Find outliers and impossible values</w:t>
-            </w:r>
-          </w:p>
-        </w:tc>
-        <w:tc>
-          <w:tcPr>
-            <w:tcW w:type="pct" w:w="1284"/>
-            <w:shd w:fill="FFFFFF" w:val="clear"/>
-            <w:tcMar>
-              <w:top w:type="dxa" w:w="50"/>
-              <w:left w:type="dxa" w:w="110"/>
-              <w:bottom w:type="dxa" w:w="50"/>
-              <w:right w:type="dxa" w:w="110"/>
-            </w:tcMar>
-          </w:tcPr>
-          <w:p>
-            <w:pPr>
-              <w:spacing w:before="46" w:after="46"/>
-            </w:pPr>
-            <w:r>
-              <w:rPr>
-                <w:b/>
-                <w:bCs/>
-                <w:color w:val="8186EF"/>
-                <w:sz w:val="14"/>
-                <w:szCs w:val="14"/>
-              </w:rPr>
-              <w:t xml:space="preserve">(2)</w:t>
-            </w:r>
-          </w:p>
-        </w:tc>
-      </w:tr>
-      <w:tr>
-        <w:tc>
-          <w:tcPr>
-            <w:tcW w:type="pct" w:w="1516"/>
-            <w:tcMar>
-              <w:top w:type="dxa" w:w="50"/>
-              <w:left w:type="dxa" w:w="110"/>
-              <w:bottom w:type="dxa" w:w="50"/>
-              <w:right w:type="dxa" w:w="110"/>
-            </w:tcMar>
-          </w:tcPr>
-          <w:p>
-            <w:pPr>
-              <w:spacing w:before="28" w:after="28"/>
-            </w:pPr>
-            <w:r>
-              <w:rPr>
-                <w:sz w:val="15"/>
-                <w:szCs w:val="15"/>
-              </w:rPr>
-              <w:t xml:space="preserve">Compare the periods</w:t>
-            </w:r>
-          </w:p>
-        </w:tc>
-        <w:tc>
-          <w:tcPr>
-            <w:tcW w:type="pct" w:w="2200"/>
-            <w:tcMar>
-              <w:top w:type="dxa" w:w="50"/>
-              <w:left w:type="dxa" w:w="110"/>
-              <w:bottom w:type="dxa" w:w="50"/>
-              <w:right w:type="dxa" w:w="110"/>
-            </w:tcMar>
-          </w:tcPr>
-          <w:p>
-            <w:pPr>
-              <w:spacing w:before="28" w:after="28"/>
-            </w:pPr>
-            <w:r>
-              <w:rPr>
-                <w:sz w:val="15"/>
-                <w:szCs w:val="15"/>
-              </w:rPr>
-              <w:t xml:space="preserve">See whether the pattern repeats</w:t>
-            </w:r>
-          </w:p>
-        </w:tc>
-        <w:tc>
-          <w:tcPr>
-            <w:tcW w:type="pct" w:w="1284"/>
-            <w:shd w:fill="FFFFFF" w:val="clear"/>
-            <w:tcMar>
-              <w:top w:type="dxa" w:w="50"/>
-              <w:left w:type="dxa" w:w="110"/>
-              <w:bottom w:type="dxa" w:w="50"/>
-              <w:right w:type="dxa" w:w="110"/>
-            </w:tcMar>
-          </w:tcPr>
-          <w:p>
-            <w:pPr>
-              <w:spacing w:before="46" w:after="46"/>
-            </w:pPr>
-            <w:r>
-              <w:rPr>
-                <w:b/>
-                <w:bCs/>
-                <w:color w:val="8186EF"/>
-                <w:sz w:val="14"/>
-                <w:szCs w:val="14"/>
-              </w:rPr>
-              <w:t xml:space="preserve">(3)</w:t>
-            </w:r>
-          </w:p>
-        </w:tc>
-      </w:tr>
-      <w:tr>
-        <w:tc>
-          <w:tcPr>
-            <w:tcW w:type="pct" w:w="1516"/>
-            <w:shd w:fill="FBFAF6" w:val="clear"/>
-            <w:tcMar>
-              <w:top w:type="dxa" w:w="50"/>
-              <w:left w:type="dxa" w:w="110"/>
-              <w:bottom w:type="dxa" w:w="50"/>
-              <w:right w:type="dxa" w:w="110"/>
-            </w:tcMar>
-          </w:tcPr>
-          <w:p>
-            <w:pPr>
-              <w:spacing w:before="28" w:after="28"/>
-            </w:pPr>
-            <w:r>
-              <w:rPr>
-                <w:sz w:val="15"/>
-                <w:szCs w:val="15"/>
-              </w:rPr>
-              <w:t xml:space="preserve">Ask what is missing</w:t>
-            </w:r>
-          </w:p>
-        </w:tc>
-        <w:tc>
-          <w:tcPr>
-            <w:tcW w:type="pct" w:w="2200"/>
-            <w:shd w:fill="FBFAF6" w:val="clear"/>
-            <w:tcMar>
-              <w:top w:type="dxa" w:w="50"/>
-              <w:left w:type="dxa" w:w="110"/>
-              <w:bottom w:type="dxa" w:w="50"/>
-              <w:right w:type="dxa" w:w="110"/>
-            </w:tcMar>
-          </w:tcPr>
-          <w:p>
-            <w:pPr>
-              <w:spacing w:before="28" w:after="28"/>
-            </w:pPr>
-            <w:r>
-              <w:rPr>
-                <w:sz w:val="15"/>
-                <w:szCs w:val="15"/>
-              </w:rPr>
-              <w:t xml:space="preserve">Absent data shapes the answer too</w:t>
-            </w:r>
-          </w:p>
-        </w:tc>
-        <w:tc>
-          <w:tcPr>
-            <w:tcW w:type="pct" w:w="1284"/>
-            <w:shd w:fill="FFFFFF" w:val="clear"/>
-            <w:tcMar>
-              <w:top w:type="dxa" w:w="50"/>
-              <w:left w:type="dxa" w:w="110"/>
-              <w:bottom w:type="dxa" w:w="50"/>
-              <w:right w:type="dxa" w:w="110"/>
-            </w:tcMar>
-          </w:tcPr>
-          <w:p>
-            <w:pPr>
-              <w:spacing w:before="46" w:after="46"/>
-            </w:pPr>
-            <w:r>
-              <w:rPr>
-                <w:b/>
-                <w:bCs/>
-                <w:color w:val="8186EF"/>
-                <w:sz w:val="14"/>
-                <w:szCs w:val="14"/>
-              </w:rPr>
-              <w:t xml:space="preserve">(4)</w:t>
-            </w:r>
-          </w:p>
-        </w:tc>
-      </w:tr>
-      <w:tr>
-        <w:tc>
-          <w:tcPr>
-            <w:tcW w:type="pct" w:w="1516"/>
-            <w:tcMar>
-              <w:top w:type="dxa" w:w="50"/>
-              <w:left w:type="dxa" w:w="110"/>
-              <w:bottom w:type="dxa" w:w="50"/>
-              <w:right w:type="dxa" w:w="110"/>
-            </w:tcMar>
-          </w:tcPr>
-          <w:p>
-            <w:pPr>
-              <w:spacing w:before="28" w:after="28"/>
-            </w:pPr>
-            <w:r>
-              <w:rPr>
-                <w:sz w:val="15"/>
-                <w:szCs w:val="15"/>
-              </w:rPr>
-              <w:t xml:space="preserve">Then model</w:t>
-            </w:r>
-          </w:p>
-        </w:tc>
-        <w:tc>
-          <w:tcPr>
-            <w:tcW w:type="pct" w:w="2200"/>
-            <w:shd w:fill="FFFFFF" w:val="clear"/>
-            <w:tcMar>
-              <w:top w:type="dxa" w:w="50"/>
-              <w:left w:type="dxa" w:w="110"/>
-              <w:bottom w:type="dxa" w:w="50"/>
-              <w:right w:type="dxa" w:w="110"/>
-            </w:tcMar>
-          </w:tcPr>
-          <w:p>
-            <w:pPr>
-              <w:spacing w:before="46" w:after="46"/>
-            </w:pPr>
-            <w:r>
-              <w:rPr>
-                <w:b/>
-                <w:bCs/>
-                <w:color w:val="8186EF"/>
-                <w:sz w:val="14"/>
-                <w:szCs w:val="14"/>
-              </w:rPr>
-              <w:t xml:space="preserve">(5)</w:t>
-            </w:r>
-          </w:p>
-        </w:tc>
-        <w:tc>
-          <w:tcPr>
-            <w:tcW w:type="pct" w:w="1284"/>
-            <w:tcMar>
-              <w:top w:type="dxa" w:w="50"/>
-              <w:left w:type="dxa" w:w="110"/>
-              <w:bottom w:type="dxa" w:w="50"/>
-              <w:right w:type="dxa" w:w="110"/>
-            </w:tcMar>
-          </w:tcPr>
-          <w:p>
-            <w:pPr>
-              <w:spacing w:before="28" w:after="28"/>
-            </w:pPr>
-            <w:r>
-              <w:rPr>
-                <w:sz w:val="15"/>
-                <w:szCs w:val="15"/>
-              </w:rPr>
-              <w:t xml:space="preserve">Chapter 15's regression</w:t>
-            </w:r>
-          </w:p>
-        </w:tc>
-      </w:tr>
-    </w:tbl>
-    <w:p/>
-    <w:tbl>
-      <w:tblPr>
-        <w:tblW w:type="pct" w:w="100%"/>
-        <w:tblLayout w:type="fixed"/>
-        <w:tblBorders>
-          <w:top w:val="single" w:color="FBFAF6" w:sz="4"/>
-          <w:left w:val="single" w:color="FBFAF6" w:sz="4"/>
-          <w:bottom w:val="single" w:color="FBFAF6" w:sz="4"/>
-          <w:right w:val="single" w:color="FBFAF6" w:sz="4"/>
-          <w:insideH w:val="single" w:color="FBFAF6" w:sz="4"/>
-          <w:insideV w:val="single" w:color="FBFAF6" w:sz="4"/>
-        </w:tblBorders>
-      </w:tblPr>
-      <w:tblGrid>
-        <w:gridCol w:w="9600"/>
-      </w:tblGrid>
-      <w:tr>
-        <w:tc>
-          <w:tcPr>
-            <w:tcW w:type="pct" w:w="5000"/>
-            <w:shd w:fill="FBFAF6" w:val="clear"/>
-            <w:tcMar>
-              <w:top w:type="dxa" w:w="40"/>
-              <w:left w:type="dxa" w:w="100"/>
-              <w:bottom w:type="dxa" w:w="40"/>
-              <w:right w:type="dxa" w:w="100"/>
-            </w:tcMar>
-          </w:tcPr>
-          <w:p>
-            <w:pPr>
-              <w:spacing w:before="18" w:after="6"/>
-            </w:pPr>
-            <w:r>
-              <w:rPr>
-                <w:b/>
-                <w:bCs/>
-                <w:color w:val="6B7280"/>
-                <w:sz w:val="14"/>
-                <w:szCs w:val="14"/>
-              </w:rPr>
-              <w:t xml:space="preserve">word list</w:t>
-            </w:r>
-          </w:p>
-          <w:p>
-            <w:pPr>
-              <w:spacing w:before="0" w:after="18"/>
-            </w:pPr>
-            <w:r>
-              <w:rPr>
-                <w:b/>
-                <w:bCs/>
-                <w:color w:val="353A7C"/>
-                <w:sz w:val="16"/>
-                <w:szCs w:val="16"/>
-              </w:rPr>
-              <w:t xml:space="preserve">Chapter 11's two orders a hundred times the usual   ·   Two years both peak in the third quarter   ·   The third-quarter peak is visible without any model   ·   The model tests what the eye suggested   ·   Absent data shapes the answer too   ·   Fourteen orders with no delivery date</w:t>
-            </w:r>
-          </w:p>
-        </w:tc>
-      </w:tr>
-    </w:tbl>
-    <w:p/>
     <w:p>
       <w:pPr>
         <w:spacing w:before="44" w:after="14"/>
@@ -7957,7 +7151,7 @@
           <w:sz w:val="16"/>
           <w:szCs w:val="16"/>
         </w:rPr>
-        <w:t xml:space="preserve">      gaps 6–11</w:t>
+        <w:t xml:space="preserve">      gaps 1–6</w:t>
       </w:r>
     </w:p>
     <w:p>
@@ -7980,7 +7174,7 @@
           <w:sz w:val="15"/>
           <w:szCs w:val="15"/>
         </w:rPr>
-        <w:t xml:space="preserve"> (6) </w:t>
+        <w:t xml:space="preserve"> (1) </w:t>
       </w:r>
       <w:r>
         <w:rPr>
@@ -8012,7 +7206,7 @@
           <w:sz w:val="15"/>
           <w:szCs w:val="15"/>
         </w:rPr>
-        <w:t xml:space="preserve"> (7) </w:t>
+        <w:t xml:space="preserve"> (2) </w:t>
       </w:r>
       <w:r>
         <w:rPr>
@@ -8051,7 +7245,7 @@
           <w:sz w:val="15"/>
           <w:szCs w:val="15"/>
         </w:rPr>
-        <w:t xml:space="preserve"> (8) </w:t>
+        <w:t xml:space="preserve"> (3) </w:t>
       </w:r>
       <w:r>
         <w:rPr>
@@ -8083,7 +7277,7 @@
           <w:sz w:val="15"/>
           <w:szCs w:val="15"/>
         </w:rPr>
-        <w:t xml:space="preserve"> (9) </w:t>
+        <w:t xml:space="preserve"> (4) </w:t>
       </w:r>
       <w:r>
         <w:rPr>
@@ -8122,7 +7316,7 @@
           <w:sz w:val="15"/>
           <w:szCs w:val="15"/>
         </w:rPr>
-        <w:t xml:space="preserve"> (10) </w:t>
+        <w:t xml:space="preserve"> (5) </w:t>
       </w:r>
       <w:r>
         <w:rPr>
@@ -8154,7 +7348,7 @@
           <w:sz w:val="15"/>
           <w:szCs w:val="15"/>
         </w:rPr>
-        <w:t xml:space="preserve"> (11) </w:t>
+        <w:t xml:space="preserve"> (6) </w:t>
       </w:r>
       <w:r>
         <w:rPr>
@@ -8241,7 +7435,7 @@
                 <w:sz w:val="16"/>
                 <w:szCs w:val="16"/>
               </w:rPr>
-              <w:t xml:space="preserve">protects   ·   immediately   ·   opposite   ·   someone   ·   third-quarter   ·   things   ·   statistic</w:t>
+              <w:t xml:space="preserve">statistic   ·   third-quarter   ·   opposite   ·   things   ·   immediately   ·   protects   ·   computed</w:t>
             </w:r>
           </w:p>
         </w:tc>
@@ -8273,7 +7467,7 @@
           <w:sz w:val="15"/>
           <w:szCs w:val="15"/>
         </w:rPr>
-        <w:t xml:space="preserve">Each term sits against what it means.</w:t>
+        <w:t xml:space="preserve">Each term sits against what it means, and an instance of it.</w:t>
       </w:r>
     </w:p>
     <w:p>
@@ -8284,7 +7478,7 @@
       <w:r>
         <w:drawing>
           <wp:inline distT="0" distB="0" distL="0" distR="0">
-            <wp:extent cx="5734050" cy="3116000"/>
+            <wp:extent cx="5734050" cy="3251800"/>
             <wp:effectExtent t="0" r="0" b="0" l="0"/>
             <wp:docPr id="1" name="" descr="" title=""/>
             <wp:cNvGraphicFramePr>
@@ -8300,7 +7494,7 @@
                     </pic:cNvPicPr>
                   </pic:nvPicPr>
                   <pic:blipFill>
-                    <a:blip r:embed="rId107" cstate="none"/>
+                    <a:blip r:embed="rId106" cstate="none"/>
                     <a:srcRect/>
                     <a:stretch>
                       <a:fillRect/>
@@ -8309,7 +7503,7 @@
                   <pic:spPr bwMode="auto">
                     <a:xfrm>
                       <a:off x="0" y="0"/>
-                      <a:ext cx="5734050" cy="3116000"/>
+                      <a:ext cx="5734050" cy="3251800"/>
                     </a:xfrm>
                     <a:prstGeom prst="rect">
                       <a:avLst/>
@@ -8377,25 +7571,13 @@
                 <w:sz w:val="16"/>
                 <w:szCs w:val="16"/>
               </w:rPr>
-              <w:t xml:space="preserve">Plot the series   ·   Then model   ·   Look at the spread   ·   irregular variation</w:t>
+              <w:t xml:space="preserve">Compare the periods   ·   exploratory data analysis   ·   Ask what is missing</w:t>
             </w:r>
           </w:p>
         </w:tc>
       </w:tr>
     </w:tbl>
     <w:p/>
-    <w:p>
-      <w:pPr>
-        <w:pageBreakBefore w:val="true"/>
-        <w:spacing w:after="0"/>
-      </w:pPr>
-      <w:r>
-        <w:rPr>
-          <w:sz w:val="2"/>
-        </w:rPr>
-        <w:t xml:space="preserve"> </w:t>
-      </w:r>
-    </w:p>
     <w:tbl>
       <w:tblPr>
         <w:tblW w:type="pct" w:w="100%"/>
@@ -8646,7 +7828,7 @@
                 <w:sz w:val="16"/>
                 <w:szCs w:val="16"/>
               </w:rPr>
-              <w:t xml:space="preserve">The third-quarter peak is visible without any model</w:t>
+              <w:t xml:space="preserve">things</w:t>
             </w:r>
           </w:p>
         </w:tc>
@@ -8672,14 +7854,14 @@
                 <w:sz w:val="16"/>
                 <w:szCs w:val="16"/>
               </w:rPr>
-              <w:t xml:space="preserve">8  </w:t>
-            </w:r>
-            <w:r>
-              <w:rPr>
-                <w:sz w:val="16"/>
-                <w:szCs w:val="16"/>
-              </w:rPr>
-              <w:t xml:space="preserve">third-quarter</w:t>
+              <w:t xml:space="preserve">5  </w:t>
+            </w:r>
+            <w:r>
+              <w:rPr>
+                <w:sz w:val="16"/>
+                <w:szCs w:val="16"/>
+              </w:rPr>
+              <w:t xml:space="preserve">protects</w:t>
             </w:r>
           </w:p>
         </w:tc>
@@ -8714,7 +7896,7 @@
                 <w:sz w:val="16"/>
                 <w:szCs w:val="16"/>
               </w:rPr>
-              <w:t xml:space="preserve">Chapter 11's two orders a hundred times the usual</w:t>
+              <w:t xml:space="preserve">statistic</w:t>
             </w:r>
           </w:p>
         </w:tc>
@@ -8740,14 +7922,14 @@
                 <w:sz w:val="16"/>
                 <w:szCs w:val="16"/>
               </w:rPr>
-              <w:t xml:space="preserve">9  </w:t>
-            </w:r>
-            <w:r>
-              <w:rPr>
-                <w:sz w:val="16"/>
-                <w:szCs w:val="16"/>
-              </w:rPr>
-              <w:t xml:space="preserve">immediately</w:t>
+              <w:t xml:space="preserve">6  </w:t>
+            </w:r>
+            <w:r>
+              <w:rPr>
+                <w:sz w:val="16"/>
+                <w:szCs w:val="16"/>
+              </w:rPr>
+              <w:t xml:space="preserve">opposite</w:t>
             </w:r>
           </w:p>
         </w:tc>
@@ -8782,7 +7964,7 @@
                 <w:sz w:val="16"/>
                 <w:szCs w:val="16"/>
               </w:rPr>
-              <w:t xml:space="preserve">Two years both peak in the third quarter</w:t>
+              <w:t xml:space="preserve">third-quarter</w:t>
             </w:r>
           </w:p>
         </w:tc>
@@ -8808,14 +7990,14 @@
                 <w:sz w:val="16"/>
                 <w:szCs w:val="16"/>
               </w:rPr>
-              <w:t xml:space="preserve">10  </w:t>
-            </w:r>
-            <w:r>
-              <w:rPr>
-                <w:sz w:val="16"/>
-                <w:szCs w:val="16"/>
-              </w:rPr>
-              <w:t xml:space="preserve">protects</w:t>
+              <w:t xml:space="preserve">7  </w:t>
+            </w:r>
+            <w:r>
+              <w:rPr>
+                <w:sz w:val="16"/>
+                <w:szCs w:val="16"/>
+              </w:rPr>
+              <w:t xml:space="preserve">Compare the periods</w:t>
             </w:r>
           </w:p>
         </w:tc>
@@ -8850,7 +8032,7 @@
                 <w:sz w:val="16"/>
                 <w:szCs w:val="16"/>
               </w:rPr>
-              <w:t xml:space="preserve">Fourteen orders with no delivery date</w:t>
+              <w:t xml:space="preserve">immediately</w:t>
             </w:r>
           </w:p>
         </w:tc>
@@ -8876,218 +8058,14 @@
                 <w:sz w:val="16"/>
                 <w:szCs w:val="16"/>
               </w:rPr>
-              <w:t xml:space="preserve">11  </w:t>
-            </w:r>
-            <w:r>
-              <w:rPr>
-                <w:sz w:val="16"/>
-                <w:szCs w:val="16"/>
-              </w:rPr>
-              <w:t xml:space="preserve">opposite</w:t>
-            </w:r>
-          </w:p>
-        </w:tc>
-      </w:tr>
-      <w:tr>
-        <w:tc>
-          <w:tcPr>
-            <w:tcW w:type="pct" w:w="2500"/>
-            <w:tcMar>
-              <w:top w:type="dxa" w:w="20"/>
-              <w:left w:type="dxa" w:w="80"/>
-              <w:bottom w:type="dxa" w:w="20"/>
-              <w:right w:type="dxa" w:w="80"/>
-            </w:tcMar>
-          </w:tcPr>
-          <w:p>
-            <w:pPr>
-              <w:spacing w:before="12" w:after="12"/>
-            </w:pPr>
-            <w:r>
-              <w:rPr>
-                <w:b/>
-                <w:bCs/>
-                <w:color w:val="8186EF"/>
-                <w:sz w:val="16"/>
-                <w:szCs w:val="16"/>
-              </w:rPr>
-              <w:t xml:space="preserve">5  </w:t>
-            </w:r>
-            <w:r>
-              <w:rPr>
-                <w:sz w:val="16"/>
-                <w:szCs w:val="16"/>
-              </w:rPr>
-              <w:t xml:space="preserve">The model tests what the eye suggested</w:t>
-            </w:r>
-          </w:p>
-        </w:tc>
-        <w:tc>
-          <w:tcPr>
-            <w:tcW w:type="pct" w:w="2500"/>
-            <w:tcMar>
-              <w:top w:type="dxa" w:w="20"/>
-              <w:left w:type="dxa" w:w="80"/>
-              <w:bottom w:type="dxa" w:w="20"/>
-              <w:right w:type="dxa" w:w="80"/>
-            </w:tcMar>
-          </w:tcPr>
-          <w:p>
-            <w:pPr>
-              <w:spacing w:before="12" w:after="12"/>
-            </w:pPr>
-            <w:r>
-              <w:rPr>
-                <w:b/>
-                <w:bCs/>
-                <w:color w:val="8186EF"/>
-                <w:sz w:val="16"/>
-                <w:szCs w:val="16"/>
-              </w:rPr>
-              <w:t xml:space="preserve">12  </w:t>
-            </w:r>
-            <w:r>
-              <w:rPr>
-                <w:sz w:val="16"/>
-                <w:szCs w:val="16"/>
-              </w:rPr>
-              <w:t xml:space="preserve">Plot the series</w:t>
-            </w:r>
-          </w:p>
-        </w:tc>
-      </w:tr>
-      <w:tr>
-        <w:tc>
-          <w:tcPr>
-            <w:tcW w:type="pct" w:w="2500"/>
-            <w:tcMar>
-              <w:top w:type="dxa" w:w="20"/>
-              <w:left w:type="dxa" w:w="80"/>
-              <w:bottom w:type="dxa" w:w="20"/>
-              <w:right w:type="dxa" w:w="80"/>
-            </w:tcMar>
-          </w:tcPr>
-          <w:p>
-            <w:pPr>
-              <w:spacing w:before="12" w:after="12"/>
-            </w:pPr>
-            <w:r>
-              <w:rPr>
-                <w:b/>
-                <w:bCs/>
-                <w:color w:val="8186EF"/>
-                <w:sz w:val="16"/>
-                <w:szCs w:val="16"/>
-              </w:rPr>
-              <w:t xml:space="preserve">6  </w:t>
-            </w:r>
-            <w:r>
-              <w:rPr>
-                <w:sz w:val="16"/>
-                <w:szCs w:val="16"/>
-              </w:rPr>
-              <w:t xml:space="preserve">things</w:t>
-            </w:r>
-          </w:p>
-        </w:tc>
-        <w:tc>
-          <w:tcPr>
-            <w:tcW w:type="pct" w:w="2500"/>
-            <w:tcMar>
-              <w:top w:type="dxa" w:w="20"/>
-              <w:left w:type="dxa" w:w="80"/>
-              <w:bottom w:type="dxa" w:w="20"/>
-              <w:right w:type="dxa" w:w="80"/>
-            </w:tcMar>
-          </w:tcPr>
-          <w:p>
-            <w:pPr>
-              <w:spacing w:before="12" w:after="12"/>
-            </w:pPr>
-            <w:r>
-              <w:rPr>
-                <w:b/>
-                <w:bCs/>
-                <w:color w:val="8186EF"/>
-                <w:sz w:val="16"/>
-                <w:szCs w:val="16"/>
-              </w:rPr>
-              <w:t xml:space="preserve">13  </w:t>
-            </w:r>
-            <w:r>
-              <w:rPr>
-                <w:sz w:val="16"/>
-                <w:szCs w:val="16"/>
-              </w:rPr>
-              <w:t xml:space="preserve">Look at the spread</w:t>
-            </w:r>
-          </w:p>
-        </w:tc>
-      </w:tr>
-      <w:tr>
-        <w:tc>
-          <w:tcPr>
-            <w:tcW w:type="pct" w:w="2500"/>
-            <w:tcMar>
-              <w:top w:type="dxa" w:w="20"/>
-              <w:left w:type="dxa" w:w="80"/>
-              <w:bottom w:type="dxa" w:w="20"/>
-              <w:right w:type="dxa" w:w="80"/>
-            </w:tcMar>
-          </w:tcPr>
-          <w:p>
-            <w:pPr>
-              <w:spacing w:before="12" w:after="12"/>
-            </w:pPr>
-            <w:r>
-              <w:rPr>
-                <w:b/>
-                <w:bCs/>
-                <w:color w:val="8186EF"/>
-                <w:sz w:val="16"/>
-                <w:szCs w:val="16"/>
-              </w:rPr>
-              <w:t xml:space="preserve">7  </w:t>
-            </w:r>
-            <w:r>
-              <w:rPr>
-                <w:sz w:val="16"/>
-                <w:szCs w:val="16"/>
-              </w:rPr>
-              <w:t xml:space="preserve">statistic</w:t>
-            </w:r>
-          </w:p>
-        </w:tc>
-        <w:tc>
-          <w:tcPr>
-            <w:tcW w:type="pct" w:w="2500"/>
-            <w:tcMar>
-              <w:top w:type="dxa" w:w="20"/>
-              <w:left w:type="dxa" w:w="80"/>
-              <w:bottom w:type="dxa" w:w="20"/>
-              <w:right w:type="dxa" w:w="80"/>
-            </w:tcMar>
-          </w:tcPr>
-          <w:p>
-            <w:pPr>
-              <w:spacing w:before="12" w:after="12"/>
-            </w:pPr>
-            <w:r>
-              <w:rPr>
-                <w:b/>
-                <w:bCs/>
-                <w:color w:val="8186EF"/>
-                <w:sz w:val="16"/>
-                <w:szCs w:val="16"/>
-              </w:rPr>
-              <w:t xml:space="preserve">14  </w:t>
-            </w:r>
-            <w:r>
-              <w:rPr>
-                <w:sz w:val="16"/>
-                <w:szCs w:val="16"/>
-              </w:rPr>
-              <w:t xml:space="preserve">Then model</w:t>
+              <w:t xml:space="preserve">8  </w:t>
+            </w:r>
+            <w:r>
+              <w:rPr>
+                <w:sz w:val="16"/>
+                <w:szCs w:val="16"/>
+              </w:rPr>
+              <w:t xml:space="preserve">Ask what is missing</w:t>
             </w:r>
           </w:p>
         </w:tc>
@@ -9360,7 +8338,7 @@
           <w:sz w:val="19"/>
           <w:szCs w:val="19"/>
         </w:rPr>
-        <w:t xml:space="preserve">With 8 </w:t>
+        <w:t xml:space="preserve">With 8 observations this gives 4 trend </w:t>
       </w:r>
       <w:r>
         <w:rPr>
@@ -9378,7 +8356,7 @@
           <w:sz w:val="19"/>
           <w:szCs w:val="19"/>
         </w:rPr>
-        <w:t xml:space="preserve">              </w:t>
+        <w:t xml:space="preserve">           </w:t>
       </w:r>
       <w:r>
         <w:rPr>
@@ -9392,7 +8370,14 @@
           <w:sz w:val="19"/>
           <w:szCs w:val="19"/>
         </w:rPr>
-        <w:t xml:space="preserve"> this gives 4 trend </w:t>
+        <w:t xml:space="preserve">, from 2027 Q3 to 2028 Q2. </w:t>
+      </w:r>
+      <w:r>
+        <w:rPr>
+          <w:sz w:val="19"/>
+          <w:szCs w:val="19"/>
+        </w:rPr>
+        <w:t xml:space="preserve">The two quarters at each end have no trend value, which is a real cost of the </w:t>
       </w:r>
       <w:r>
         <w:rPr>
@@ -9424,14 +8409,14 @@
           <w:sz w:val="19"/>
           <w:szCs w:val="19"/>
         </w:rPr>
-        <w:t xml:space="preserve">, from 2027 Q3 to 2028 Q2. </w:t>
-      </w:r>
-      <w:r>
-        <w:rPr>
-          <w:sz w:val="19"/>
-          <w:szCs w:val="19"/>
-        </w:rPr>
-        <w:t xml:space="preserve">The two </w:t>
+        <w:t xml:space="preserve">. </w:t>
+      </w:r>
+      <w:r>
+        <w:rPr>
+          <w:sz w:val="19"/>
+          <w:szCs w:val="19"/>
+        </w:rPr>
+        <w:t xml:space="preserve"/>
       </w:r>
       <w:r>
         <w:rPr>
@@ -9449,7 +8434,7 @@
           <w:sz w:val="19"/>
           <w:szCs w:val="19"/>
         </w:rPr>
-        <w:t xml:space="preserve">           </w:t>
+        <w:t xml:space="preserve">             </w:t>
       </w:r>
       <w:r>
         <w:rPr>
@@ -9463,7 +8448,7 @@
           <w:sz w:val="19"/>
           <w:szCs w:val="19"/>
         </w:rPr>
-        <w:t xml:space="preserve"> at each end have no trend value, which is a real cost of the </w:t>
+        <w:t xml:space="preserve"> the trend from the actual leaves the seasonal and irregular </w:t>
       </w:r>
       <w:r>
         <w:rPr>
@@ -9481,7 +8466,7 @@
           <w:sz w:val="19"/>
           <w:szCs w:val="19"/>
         </w:rPr>
-        <w:t xml:space="preserve">           </w:t>
+        <w:t xml:space="preserve">            </w:t>
       </w:r>
       <w:r>
         <w:rPr>
@@ -9495,14 +8480,14 @@
           <w:sz w:val="19"/>
           <w:szCs w:val="19"/>
         </w:rPr>
-        <w:t xml:space="preserve">. </w:t>
-      </w:r>
-      <w:r>
-        <w:rPr>
-          <w:sz w:val="19"/>
-          <w:szCs w:val="19"/>
-        </w:rPr>
-        <w:t xml:space="preserve"/>
+        <w:t xml:space="preserve"> together. </w:t>
+      </w:r>
+      <w:r>
+        <w:rPr>
+          <w:sz w:val="19"/>
+          <w:szCs w:val="19"/>
+        </w:rPr>
+        <w:t xml:space="preserve">In 2027 Q3, actual demand was 240,400 cases </w:t>
       </w:r>
       <w:r>
         <w:rPr>
@@ -9520,7 +8505,7 @@
           <w:sz w:val="19"/>
           <w:szCs w:val="19"/>
         </w:rPr>
-        <w:t xml:space="preserve">             </w:t>
+        <w:t xml:space="preserve">           </w:t>
       </w:r>
       <w:r>
         <w:rPr>
@@ -9534,7 +8519,7 @@
           <w:sz w:val="19"/>
           <w:szCs w:val="19"/>
         </w:rPr>
-        <w:t xml:space="preserve"> the trend from the actual leaves the seasonal and irregular </w:t>
+        <w:t xml:space="preserve"> a trend of 219,750, </w:t>
       </w:r>
       <w:r>
         <w:rPr>
@@ -9552,7 +8537,7 @@
           <w:sz w:val="19"/>
           <w:szCs w:val="19"/>
         </w:rPr>
-        <w:t xml:space="preserve">            </w:t>
+        <w:t xml:space="preserve">           </w:t>
       </w:r>
       <w:r>
         <w:rPr>
@@ -9566,14 +8551,14 @@
           <w:sz w:val="19"/>
           <w:szCs w:val="19"/>
         </w:rPr>
-        <w:t xml:space="preserve"> together. </w:t>
-      </w:r>
-      <w:r>
-        <w:rPr>
-          <w:sz w:val="19"/>
-          <w:szCs w:val="19"/>
-        </w:rPr>
-        <w:t xml:space="preserve">In 2027 Q3, actual demand was 240,400 cases </w:t>
+        <w:t xml:space="preserve"> 20,650. </w:t>
+      </w:r>
+      <w:r>
+        <w:rPr>
+          <w:sz w:val="19"/>
+          <w:szCs w:val="19"/>
+        </w:rPr>
+        <w:t xml:space="preserve">Where a quarter </w:t>
       </w:r>
       <w:r>
         <w:rPr>
@@ -9605,7 +8590,7 @@
           <w:sz w:val="19"/>
           <w:szCs w:val="19"/>
         </w:rPr>
-        <w:t xml:space="preserve"> a trend of 219,750, </w:t>
+        <w:t xml:space="preserve"> more than once, averaging its </w:t>
       </w:r>
       <w:r>
         <w:rPr>
@@ -9623,7 +8608,7 @@
           <w:sz w:val="19"/>
           <w:szCs w:val="19"/>
         </w:rPr>
-        <w:t xml:space="preserve">           </w:t>
+        <w:t xml:space="preserve">            </w:t>
       </w:r>
       <w:r>
         <w:rPr>
@@ -9637,14 +8622,14 @@
           <w:sz w:val="19"/>
           <w:szCs w:val="19"/>
         </w:rPr>
-        <w:t xml:space="preserve"> 20,650. </w:t>
-      </w:r>
-      <w:r>
-        <w:rPr>
-          <w:sz w:val="19"/>
-          <w:szCs w:val="19"/>
-        </w:rPr>
-        <w:t xml:space="preserve">Where a quarter appears more than once, averaging its </w:t>
+        <w:t xml:space="preserve"> cancels most of the irregular part and leaves the seasonal factor. </w:t>
+      </w:r>
+      <w:r>
+        <w:rPr>
+          <w:sz w:val="19"/>
+          <w:szCs w:val="19"/>
+        </w:rPr>
+        <w:t xml:space="preserve"/>
       </w:r>
       <w:r>
         <w:rPr>
@@ -9662,7 +8647,7 @@
           <w:sz w:val="19"/>
           <w:szCs w:val="19"/>
         </w:rPr>
-        <w:t xml:space="preserve">            </w:t>
+        <w:t xml:space="preserve">           </w:t>
       </w:r>
       <w:r>
         <w:rPr>
@@ -9676,14 +8661,7 @@
           <w:sz w:val="19"/>
           <w:szCs w:val="19"/>
         </w:rPr>
-        <w:t xml:space="preserve"> cancels most of the irregular part and leaves the seasonal factor. </w:t>
-      </w:r>
-      <w:r>
-        <w:rPr>
-          <w:sz w:val="19"/>
-          <w:szCs w:val="19"/>
-        </w:rPr>
-        <w:t xml:space="preserve">Adjusting the four so they sum to zero gives (13,022), 691, 20,003 and (7,672) for the first to the fourth quarter. </w:t>
+        <w:t xml:space="preserve"> the four so they sum to zero gives (13,022), 691, 20,003 and (7,672) for the first to the fourth quarter. </w:t>
       </w:r>
     </w:p>
     <w:tbl>
@@ -9741,7 +8719,7 @@
                 <w:sz w:val="16"/>
                 <w:szCs w:val="16"/>
               </w:rPr>
-              <w:t xml:space="preserve">four-quarter   ·   against   ·   decomposition   ·   Subtracting   ·   remainders   ·   average   ·   values   ·   components   ·   leaving   ·   quarters   ·   method   ·   observations   ·   centred</w:t>
+              <w:t xml:space="preserve">four-quarter   ·   appears   ·   decomposition   ·   against   ·   Adjusting   ·   average   ·   method   ·   leaving   ·   remainders   ·   Subtracting   ·   components   ·   values   ·   centred</w:t>
             </w:r>
           </w:p>
         </w:tc>
@@ -9781,7 +8759,7 @@
           <w:sz w:val="19"/>
           <w:szCs w:val="19"/>
         </w:rPr>
-        <w:t xml:space="preserve">The </w:t>
+        <w:t xml:space="preserve">The factors say how much of the </w:t>
       </w:r>
       <w:r>
         <w:rPr>
@@ -9799,7 +8777,7 @@
           <w:sz w:val="19"/>
           <w:szCs w:val="19"/>
         </w:rPr>
-        <w:t xml:space="preserve">           </w:t>
+        <w:t xml:space="preserve">               </w:t>
       </w:r>
       <w:r>
         <w:rPr>
@@ -9813,7 +8791,7 @@
           <w:sz w:val="19"/>
           <w:szCs w:val="19"/>
         </w:rPr>
-        <w:t xml:space="preserve"> say how much of the </w:t>
+        <w:t xml:space="preserve"> peak is simply the </w:t>
       </w:r>
       <w:r>
         <w:rPr>
@@ -9831,7 +8809,7 @@
           <w:sz w:val="19"/>
           <w:szCs w:val="19"/>
         </w:rPr>
-        <w:t xml:space="preserve">               </w:t>
+        <w:t xml:space="preserve">           </w:t>
       </w:r>
       <w:r>
         <w:rPr>
@@ -9845,7 +8823,7 @@
           <w:sz w:val="19"/>
           <w:szCs w:val="19"/>
         </w:rPr>
-        <w:t xml:space="preserve"> peak is simply the season. </w:t>
+        <w:t xml:space="preserve">. </w:t>
       </w:r>
       <w:r>
         <w:rPr>
@@ -9923,7 +8901,7 @@
           <w:sz w:val="19"/>
           <w:szCs w:val="19"/>
         </w:rPr>
-        <w:t xml:space="preserve">The same manager </w:t>
+        <w:t xml:space="preserve">The same manager should not treat the </w:t>
       </w:r>
       <w:r>
         <w:rPr>
@@ -9941,7 +8919,7 @@
           <w:sz w:val="19"/>
           <w:szCs w:val="19"/>
         </w:rPr>
-        <w:t xml:space="preserve">           </w:t>
+        <w:t xml:space="preserve">               </w:t>
       </w:r>
       <w:r>
         <w:rPr>
@@ -9955,7 +8933,14 @@
           <w:sz w:val="19"/>
           <w:szCs w:val="19"/>
         </w:rPr>
-        <w:t xml:space="preserve"> not treat the </w:t>
+        <w:t xml:space="preserve"> fall as a failure. </w:t>
+      </w:r>
+      <w:r>
+        <w:rPr>
+          <w:sz w:val="19"/>
+          <w:szCs w:val="19"/>
+        </w:rPr>
+        <w:t xml:space="preserve">Two years is very </w:t>
       </w:r>
       <w:r>
         <w:rPr>
@@ -9973,7 +8958,7 @@
           <w:sz w:val="19"/>
           <w:szCs w:val="19"/>
         </w:rPr>
-        <w:t xml:space="preserve">               </w:t>
+        <w:t xml:space="preserve">           </w:t>
       </w:r>
       <w:r>
         <w:rPr>
@@ -9987,14 +8972,14 @@
           <w:sz w:val="19"/>
           <w:szCs w:val="19"/>
         </w:rPr>
-        <w:t xml:space="preserve"> fall as a failure. </w:t>
-      </w:r>
-      <w:r>
-        <w:rPr>
-          <w:sz w:val="19"/>
-          <w:szCs w:val="19"/>
-        </w:rPr>
-        <w:t xml:space="preserve">Two years is very </w:t>
+        <w:t xml:space="preserve">. </w:t>
+      </w:r>
+      <w:r>
+        <w:rPr>
+          <w:sz w:val="19"/>
+          <w:szCs w:val="19"/>
+        </w:rPr>
+        <w:t xml:space="preserve">Each seasonal factor here rests on two observations, so a single </w:t>
       </w:r>
       <w:r>
         <w:rPr>
@@ -10026,14 +9011,7 @@
           <w:sz w:val="19"/>
           <w:szCs w:val="19"/>
         </w:rPr>
-        <w:t xml:space="preserve">. </w:t>
-      </w:r>
-      <w:r>
-        <w:rPr>
-          <w:sz w:val="19"/>
-          <w:szCs w:val="19"/>
-        </w:rPr>
-        <w:t xml:space="preserve">Each seasonal factor here rests on two observations, so a single unusual quarter moves it </w:t>
+        <w:t xml:space="preserve"> quarter moves it </w:t>
       </w:r>
       <w:r>
         <w:rPr>
@@ -10137,7 +9115,7 @@
                 <w:sz w:val="16"/>
                 <w:szCs w:val="16"/>
               </w:rPr>
-              <w:t xml:space="preserve">congratulating   ·   third-quarter   ·   first-quarter   ·   should   ·   weather   ·   factors   ·   substantially   ·   little   ·   components</w:t>
+              <w:t xml:space="preserve">congratulating   ·   season   ·   little   ·   first-quarter   ·   weather   ·   third-quarter   ·   substantially   ·   unusual   ·   manager</w:t>
             </w:r>
           </w:p>
         </w:tc>
@@ -10204,9 +9182,592 @@
         <w:t xml:space="preserve">Complete the blank cells.</w:t>
       </w:r>
     </w:p>
+    <w:tbl>
+      <w:tblPr>
+        <w:tblW w:type="pct" w:w="100%"/>
+        <w:tblLayout w:type="fixed"/>
+        <w:tblBorders>
+          <w:top w:val="single" w:color="353A7C" w:sz="6"/>
+          <w:left w:val="single" w:color="353A7C" w:sz="6"/>
+          <w:bottom w:val="single" w:color="353A7C" w:sz="6"/>
+          <w:right w:val="single" w:color="353A7C" w:sz="6"/>
+          <w:insideH w:val="single" w:color="353A7C" w:sz="6"/>
+          <w:insideV w:val="single" w:color="353A7C" w:sz="6"/>
+        </w:tblBorders>
+      </w:tblPr>
+      <w:tblGrid>
+        <w:gridCol w:w="3921"/>
+        <w:gridCol w:w="1455"/>
+        <w:gridCol w:w="4224"/>
+      </w:tblGrid>
+      <w:tr>
+        <w:tc>
+          <w:tcPr>
+            <w:tcW w:type="pct" w:w="5000"/>
+            <w:gridSpan w:val="3"/>
+            <w:shd w:fill="353A7C" w:val="clear"/>
+            <w:tcMar>
+              <w:top w:type="dxa" w:w="60"/>
+              <w:left w:type="dxa" w:w="120"/>
+              <w:bottom w:type="dxa" w:w="60"/>
+              <w:right w:type="dxa" w:w="120"/>
+            </w:tcMar>
+          </w:tcPr>
+          <w:p>
+            <w:pPr>
+              <w:spacing w:before="40" w:after="40"/>
+            </w:pPr>
+            <w:r>
+              <w:rPr>
+                <w:b/>
+                <w:bCs/>
+                <w:color w:val="FFFFFF"/>
+                <w:sz w:val="17"/>
+                <w:szCs w:val="17"/>
+              </w:rPr>
+              <w:t xml:space="preserve">Your turn: name four components (complete the blanks)</w:t>
+            </w:r>
+          </w:p>
+        </w:tc>
+      </w:tr>
+      <w:tr>
+        <w:tc>
+          <w:tcPr>
+            <w:tcW w:type="pct" w:w="2042"/>
+            <w:shd w:fill="353A7C" w:val="clear"/>
+            <w:tcMar>
+              <w:top w:type="dxa" w:w="50"/>
+              <w:left w:type="dxa" w:w="110"/>
+              <w:bottom w:type="dxa" w:w="50"/>
+              <w:right w:type="dxa" w:w="110"/>
+            </w:tcMar>
+          </w:tcPr>
+          <w:p>
+            <w:pPr>
+              <w:spacing w:before="30" w:after="30"/>
+            </w:pPr>
+            <w:r>
+              <w:rPr>
+                <w:b/>
+                <w:bCs/>
+                <w:color w:val="FFFFFF"/>
+                <w:sz w:val="15"/>
+                <w:szCs w:val="15"/>
+              </w:rPr>
+              <w:t xml:space="preserve">What is described</w:t>
+            </w:r>
+          </w:p>
+        </w:tc>
+        <w:tc>
+          <w:tcPr>
+            <w:tcW w:type="pct" w:w="758"/>
+            <w:shd w:fill="353A7C" w:val="clear"/>
+            <w:tcMar>
+              <w:top w:type="dxa" w:w="50"/>
+              <w:left w:type="dxa" w:w="110"/>
+              <w:bottom w:type="dxa" w:w="50"/>
+              <w:right w:type="dxa" w:w="110"/>
+            </w:tcMar>
+          </w:tcPr>
+          <w:p>
+            <w:pPr>
+              <w:spacing w:before="30" w:after="30"/>
+            </w:pPr>
+            <w:r>
+              <w:rPr>
+                <w:b/>
+                <w:bCs/>
+                <w:color w:val="FFFFFF"/>
+                <w:sz w:val="15"/>
+                <w:szCs w:val="15"/>
+              </w:rPr>
+              <w:t xml:space="preserve">Which component?</w:t>
+            </w:r>
+          </w:p>
+        </w:tc>
+        <w:tc>
+          <w:tcPr>
+            <w:tcW w:type="pct" w:w="2200"/>
+            <w:shd w:fill="353A7C" w:val="clear"/>
+            <w:tcMar>
+              <w:top w:type="dxa" w:w="50"/>
+              <w:left w:type="dxa" w:w="110"/>
+              <w:bottom w:type="dxa" w:w="50"/>
+              <w:right w:type="dxa" w:w="110"/>
+            </w:tcMar>
+          </w:tcPr>
+          <w:p>
+            <w:pPr>
+              <w:spacing w:before="30" w:after="30"/>
+            </w:pPr>
+            <w:r>
+              <w:rPr>
+                <w:b/>
+                <w:bCs/>
+                <w:color w:val="FFFFFF"/>
+                <w:sz w:val="15"/>
+                <w:szCs w:val="15"/>
+              </w:rPr>
+              <w:t xml:space="preserve">Why</w:t>
+            </w:r>
+          </w:p>
+        </w:tc>
+      </w:tr>
+      <w:tr>
+        <w:tc>
+          <w:tcPr>
+            <w:tcW w:type="pct" w:w="2042"/>
+            <w:tcMar>
+              <w:top w:type="dxa" w:w="50"/>
+              <w:left w:type="dxa" w:w="110"/>
+              <w:bottom w:type="dxa" w:w="50"/>
+              <w:right w:type="dxa" w:w="110"/>
+            </w:tcMar>
+          </w:tcPr>
+          <w:p>
+            <w:pPr>
+              <w:spacing w:before="28" w:after="28"/>
+            </w:pPr>
+            <w:r>
+              <w:rPr>
+                <w:sz w:val="15"/>
+                <w:szCs w:val="15"/>
+              </w:rPr>
+              <w:t xml:space="preserve">The long-run direction over years</w:t>
+            </w:r>
+          </w:p>
+        </w:tc>
+        <w:tc>
+          <w:tcPr>
+            <w:tcW w:type="pct" w:w="758"/>
+            <w:tcMar>
+              <w:top w:type="dxa" w:w="50"/>
+              <w:left w:type="dxa" w:w="110"/>
+              <w:bottom w:type="dxa" w:w="50"/>
+              <w:right w:type="dxa" w:w="110"/>
+            </w:tcMar>
+          </w:tcPr>
+          <w:p>
+            <w:pPr>
+              <w:spacing w:before="28" w:after="28"/>
+            </w:pPr>
+            <w:r>
+              <w:rPr>
+                <w:sz w:val="15"/>
+                <w:szCs w:val="15"/>
+              </w:rPr>
+              <w:t xml:space="preserve">Trend</w:t>
+            </w:r>
+          </w:p>
+        </w:tc>
+        <w:tc>
+          <w:tcPr>
+            <w:tcW w:type="pct" w:w="2200"/>
+            <w:tcMar>
+              <w:top w:type="dxa" w:w="50"/>
+              <w:left w:type="dxa" w:w="110"/>
+              <w:bottom w:type="dxa" w:w="50"/>
+              <w:right w:type="dxa" w:w="110"/>
+            </w:tcMar>
+          </w:tcPr>
+          <w:p>
+            <w:pPr>
+              <w:spacing w:before="28" w:after="28"/>
+            </w:pPr>
+            <w:r>
+              <w:rPr>
+                <w:sz w:val="15"/>
+                <w:szCs w:val="15"/>
+              </w:rPr>
+              <w:t xml:space="preserve">It is the </w:t>
+            </w:r>
+            <w:r>
+              <w:rPr>
+                <w:b/>
+                <w:bCs/>
+                <w:color w:val="8186EF"/>
+                <w:sz w:val="14"/>
+                <w:szCs w:val="14"/>
+              </w:rPr>
+              <w:t xml:space="preserve"> (21) </w:t>
+            </w:r>
+            <w:r>
+              <w:rPr>
+                <w:u w:val="single"/>
+                <w:sz w:val="15"/>
+                <w:szCs w:val="15"/>
+              </w:rPr>
+              <w:t xml:space="preserve">              </w:t>
+            </w:r>
+            <w:r>
+              <w:rPr>
+                <w:sz w:val="15"/>
+                <w:szCs w:val="15"/>
+              </w:rPr>
+              <w:t xml:space="preserve"> </w:t>
+            </w:r>
+            <w:r>
+              <w:rPr>
+                <w:sz w:val="15"/>
+                <w:szCs w:val="15"/>
+              </w:rPr>
+              <w:t xml:space="preserve"> growth or decline, visible only across years</w:t>
+            </w:r>
+          </w:p>
+        </w:tc>
+      </w:tr>
+      <w:tr>
+        <w:tc>
+          <w:tcPr>
+            <w:tcW w:type="pct" w:w="2042"/>
+            <w:shd w:fill="FBFAF6" w:val="clear"/>
+            <w:tcMar>
+              <w:top w:type="dxa" w:w="50"/>
+              <w:left w:type="dxa" w:w="110"/>
+              <w:bottom w:type="dxa" w:w="50"/>
+              <w:right w:type="dxa" w:w="110"/>
+            </w:tcMar>
+          </w:tcPr>
+          <w:p>
+            <w:pPr>
+              <w:spacing w:before="28" w:after="28"/>
+            </w:pPr>
+            <w:r>
+              <w:rPr>
+                <w:sz w:val="15"/>
+                <w:szCs w:val="15"/>
+              </w:rPr>
+              <w:t xml:space="preserve">A pattern repeating within the year</w:t>
+            </w:r>
+          </w:p>
+        </w:tc>
+        <w:tc>
+          <w:tcPr>
+            <w:tcW w:type="pct" w:w="758"/>
+            <w:shd w:fill="FBFAF6" w:val="clear"/>
+            <w:tcMar>
+              <w:top w:type="dxa" w:w="50"/>
+              <w:left w:type="dxa" w:w="110"/>
+              <w:bottom w:type="dxa" w:w="50"/>
+              <w:right w:type="dxa" w:w="110"/>
+            </w:tcMar>
+          </w:tcPr>
+          <w:p>
+            <w:pPr>
+              <w:spacing w:before="28" w:after="28"/>
+            </w:pPr>
+            <w:r>
+              <w:rPr>
+                <w:sz w:val="15"/>
+                <w:szCs w:val="15"/>
+              </w:rPr>
+              <w:t xml:space="preserve">Seasonal</w:t>
+            </w:r>
+          </w:p>
+        </w:tc>
+        <w:tc>
+          <w:tcPr>
+            <w:tcW w:type="pct" w:w="2200"/>
+            <w:shd w:fill="FBFAF6" w:val="clear"/>
+            <w:tcMar>
+              <w:top w:type="dxa" w:w="50"/>
+              <w:left w:type="dxa" w:w="110"/>
+              <w:bottom w:type="dxa" w:w="50"/>
+              <w:right w:type="dxa" w:w="110"/>
+            </w:tcMar>
+          </w:tcPr>
+          <w:p>
+            <w:pPr>
+              <w:spacing w:before="28" w:after="28"/>
+            </w:pPr>
+            <w:r>
+              <w:rPr>
+                <w:sz w:val="15"/>
+                <w:szCs w:val="15"/>
+              </w:rPr>
+              <w:t xml:space="preserve">Seasonal variation returns at the same point each year, so the third quarter peaks in both years here</w:t>
+            </w:r>
+          </w:p>
+        </w:tc>
+      </w:tr>
+      <w:tr>
+        <w:tc>
+          <w:tcPr>
+            <w:tcW w:type="pct" w:w="2042"/>
+            <w:tcMar>
+              <w:top w:type="dxa" w:w="50"/>
+              <w:left w:type="dxa" w:w="110"/>
+              <w:bottom w:type="dxa" w:w="50"/>
+              <w:right w:type="dxa" w:w="110"/>
+            </w:tcMar>
+          </w:tcPr>
+          <w:p>
+            <w:pPr>
+              <w:spacing w:before="28" w:after="28"/>
+            </w:pPr>
+            <w:r>
+              <w:rPr>
+                <w:sz w:val="15"/>
+                <w:szCs w:val="15"/>
+              </w:rPr>
+              <w:t xml:space="preserve">Swings longer than a year, tied to the economy</w:t>
+            </w:r>
+          </w:p>
+        </w:tc>
+        <w:tc>
+          <w:tcPr>
+            <w:tcW w:type="pct" w:w="758"/>
+            <w:tcMar>
+              <w:top w:type="dxa" w:w="50"/>
+              <w:left w:type="dxa" w:w="110"/>
+              <w:bottom w:type="dxa" w:w="50"/>
+              <w:right w:type="dxa" w:w="110"/>
+            </w:tcMar>
+          </w:tcPr>
+          <w:p>
+            <w:pPr>
+              <w:spacing w:before="28" w:after="28"/>
+            </w:pPr>
+            <w:r>
+              <w:rPr>
+                <w:sz w:val="15"/>
+                <w:szCs w:val="15"/>
+              </w:rPr>
+              <w:t xml:space="preserve">Cyclical variation</w:t>
+            </w:r>
+          </w:p>
+        </w:tc>
+        <w:tc>
+          <w:tcPr>
+            <w:tcW w:type="pct" w:w="2200"/>
+            <w:shd w:fill="FFFFFF" w:val="clear"/>
+            <w:tcMar>
+              <w:top w:type="dxa" w:w="50"/>
+              <w:left w:type="dxa" w:w="110"/>
+              <w:bottom w:type="dxa" w:w="50"/>
+              <w:right w:type="dxa" w:w="110"/>
+            </w:tcMar>
+          </w:tcPr>
+          <w:p>
+            <w:pPr>
+              <w:spacing w:before="46" w:after="46"/>
+            </w:pPr>
+            <w:r>
+              <w:rPr>
+                <w:b/>
+                <w:bCs/>
+                <w:color w:val="8186EF"/>
+                <w:sz w:val="14"/>
+                <w:szCs w:val="14"/>
+              </w:rPr>
+              <w:t xml:space="preserve">(22)</w:t>
+            </w:r>
+          </w:p>
+        </w:tc>
+      </w:tr>
+      <w:tr>
+        <w:tc>
+          <w:tcPr>
+            <w:tcW w:type="pct" w:w="2042"/>
+            <w:shd w:fill="FBFAF6" w:val="clear"/>
+            <w:tcMar>
+              <w:top w:type="dxa" w:w="50"/>
+              <w:left w:type="dxa" w:w="110"/>
+              <w:bottom w:type="dxa" w:w="50"/>
+              <w:right w:type="dxa" w:w="110"/>
+            </w:tcMar>
+          </w:tcPr>
+          <w:p>
+            <w:pPr>
+              <w:spacing w:before="28" w:after="28"/>
+            </w:pPr>
+            <w:r>
+              <w:rPr>
+                <w:sz w:val="15"/>
+                <w:szCs w:val="15"/>
+              </w:rPr>
+              <w:t xml:space="preserve">What is left after the other three</w:t>
+            </w:r>
+          </w:p>
+        </w:tc>
+        <w:tc>
+          <w:tcPr>
+            <w:tcW w:type="pct" w:w="758"/>
+            <w:shd w:fill="FFFFFF" w:val="clear"/>
+            <w:tcMar>
+              <w:top w:type="dxa" w:w="50"/>
+              <w:left w:type="dxa" w:w="110"/>
+              <w:bottom w:type="dxa" w:w="50"/>
+              <w:right w:type="dxa" w:w="110"/>
+            </w:tcMar>
+          </w:tcPr>
+          <w:p>
+            <w:pPr>
+              <w:spacing w:before="46" w:after="46"/>
+            </w:pPr>
+            <w:r>
+              <w:rPr>
+                <w:b/>
+                <w:bCs/>
+                <w:color w:val="8186EF"/>
+                <w:sz w:val="14"/>
+                <w:szCs w:val="14"/>
+              </w:rPr>
+              <w:t xml:space="preserve">(23)</w:t>
+            </w:r>
+          </w:p>
+        </w:tc>
+        <w:tc>
+          <w:tcPr>
+            <w:tcW w:type="pct" w:w="2200"/>
+            <w:shd w:fill="FBFAF6" w:val="clear"/>
+            <w:tcMar>
+              <w:top w:type="dxa" w:w="50"/>
+              <w:left w:type="dxa" w:w="110"/>
+              <w:bottom w:type="dxa" w:w="50"/>
+              <w:right w:type="dxa" w:w="110"/>
+            </w:tcMar>
+          </w:tcPr>
+          <w:p>
+            <w:pPr>
+              <w:spacing w:before="28" w:after="28"/>
+            </w:pPr>
+            <w:r>
+              <w:rPr>
+                <w:sz w:val="15"/>
+                <w:szCs w:val="15"/>
+              </w:rPr>
+              <w:t xml:space="preserve">Random and unrepeatable, which is why no model should try to fit it</w:t>
+            </w:r>
+          </w:p>
+        </w:tc>
+      </w:tr>
+    </w:tbl>
+    <w:p/>
+    <w:tbl>
+      <w:tblPr>
+        <w:tblW w:type="pct" w:w="100%"/>
+        <w:tblLayout w:type="fixed"/>
+        <w:tblBorders>
+          <w:top w:val="single" w:color="FBFAF6" w:sz="4"/>
+          <w:left w:val="single" w:color="FBFAF6" w:sz="4"/>
+          <w:bottom w:val="single" w:color="FBFAF6" w:sz="4"/>
+          <w:right w:val="single" w:color="FBFAF6" w:sz="4"/>
+          <w:insideH w:val="single" w:color="FBFAF6" w:sz="4"/>
+          <w:insideV w:val="single" w:color="FBFAF6" w:sz="4"/>
+        </w:tblBorders>
+      </w:tblPr>
+      <w:tblGrid>
+        <w:gridCol w:w="9600"/>
+      </w:tblGrid>
+      <w:tr>
+        <w:tc>
+          <w:tcPr>
+            <w:tcW w:type="pct" w:w="5000"/>
+            <w:shd w:fill="FBFAF6" w:val="clear"/>
+            <w:tcMar>
+              <w:top w:type="dxa" w:w="40"/>
+              <w:left w:type="dxa" w:w="100"/>
+              <w:bottom w:type="dxa" w:w="40"/>
+              <w:right w:type="dxa" w:w="100"/>
+            </w:tcMar>
+          </w:tcPr>
+          <w:p>
+            <w:pPr>
+              <w:spacing w:before="18" w:after="6"/>
+            </w:pPr>
+            <w:r>
+              <w:rPr>
+                <w:b/>
+                <w:bCs/>
+                <w:color w:val="6B7280"/>
+                <w:sz w:val="14"/>
+                <w:szCs w:val="14"/>
+              </w:rPr>
+              <w:t xml:space="preserve">word list</w:t>
+            </w:r>
+          </w:p>
+          <w:p>
+            <w:pPr>
+              <w:spacing w:before="0" w:after="18"/>
+            </w:pPr>
+            <w:r>
+              <w:rPr>
+                <w:b/>
+                <w:bCs/>
+                <w:color w:val="353A7C"/>
+                <w:sz w:val="16"/>
+                <w:szCs w:val="16"/>
+              </w:rPr>
+              <w:t xml:space="preserve">Irregular variation   ·   And two years of data cannot show it   ·   The third quarter peaking every year   ·   underlying</w:t>
+            </w:r>
+          </w:p>
+        </w:tc>
+      </w:tr>
+    </w:tbl>
+    <w:p/>
+    <w:tbl>
+      <w:tblPr>
+        <w:tblW w:type="pct" w:w="100%"/>
+        <w:tblLayout w:type="fixed"/>
+        <w:tblBorders>
+          <w:top w:val="single" w:color="353A7C" w:sz="4"/>
+          <w:left w:val="single" w:color="353A7C" w:sz="4"/>
+          <w:bottom w:val="single" w:color="353A7C" w:sz="4"/>
+          <w:right w:val="single" w:color="353A7C" w:sz="4"/>
+          <w:insideH w:val="single" w:color="353A7C" w:sz="4"/>
+          <w:insideV w:val="single" w:color="353A7C" w:sz="4"/>
+        </w:tblBorders>
+      </w:tblPr>
+      <w:tblGrid>
+        <w:gridCol w:w="9600"/>
+      </w:tblGrid>
+      <w:tr>
+        <w:tc>
+          <w:tcPr>
+            <w:tcW w:type="pct" w:w="5000"/>
+            <w:shd w:fill="F2F4FB" w:val="clear"/>
+            <w:tcMar>
+              <w:top w:type="dxa" w:w="50"/>
+              <w:left w:type="dxa" w:w="110"/>
+              <w:bottom w:type="dxa" w:w="50"/>
+              <w:right w:type="dxa" w:w="110"/>
+            </w:tcMar>
+          </w:tcPr>
+          <w:p>
+            <w:pPr>
+              <w:spacing w:before="30" w:after="30"/>
+            </w:pPr>
+            <w:r>
+              <w:rPr>
+                <w:b/>
+                <w:bCs/>
+                <w:color w:val="353A7C"/>
+                <w:sz w:val="19"/>
+                <w:szCs w:val="19"/>
+              </w:rPr>
+              <w:t xml:space="preserve">Everything ties</w:t>
+            </w:r>
+          </w:p>
+        </w:tc>
+      </w:tr>
+    </w:tbl>
+    <w:p/>
     <w:p>
       <w:pPr>
-        <w:spacing w:before="44" w:after="10"/>
+        <w:pageBreakBefore w:val="true"/>
+        <w:spacing w:after="0"/>
+      </w:pPr>
+      <w:r>
+        <w:rPr>
+          <w:sz w:val="2"/>
+        </w:rPr>
+        <w:t xml:space="preserve"> </w:t>
+      </w:r>
+    </w:p>
+    <w:p>
+      <w:pPr>
+        <w:spacing w:before="44" w:after="14"/>
       </w:pPr>
       <w:r>
         <w:rPr>
@@ -10216,7 +9777,399 @@
           <w:sz w:val="18"/>
           <w:szCs w:val="18"/>
         </w:rPr>
-        <w:t xml:space="preserve">Your turn: name four components (complete the blanks)</w:t>
+        <w:t xml:space="preserve">Summary 3</w:t>
+      </w:r>
+      <w:r>
+        <w:rPr>
+          <w:color w:val="6B7280"/>
+          <w:sz w:val="16"/>
+          <w:szCs w:val="16"/>
+        </w:rPr>
+        <w:t xml:space="preserve">      gaps 24–25</w:t>
+      </w:r>
+    </w:p>
+    <w:p>
+      <w:pPr>
+        <w:spacing w:before="20" w:after="20" w:line="360" w:lineRule="auto"/>
+        <w:ind w:left="200"/>
+      </w:pPr>
+      <w:r>
+        <w:rPr>
+          <w:sz w:val="19"/>
+          <w:szCs w:val="19"/>
+        </w:rPr>
+        <w:t xml:space="preserve">Trend rises from 219,750 to 223,662 cases across the 4 </w:t>
+      </w:r>
+      <w:r>
+        <w:rPr>
+          <w:b/>
+          <w:bCs/>
+          <w:color w:val="8186EF"/>
+          <w:sz w:val="15"/>
+          <w:szCs w:val="15"/>
+        </w:rPr>
+        <w:t xml:space="preserve"> (24) </w:t>
+      </w:r>
+      <w:r>
+        <w:rPr>
+          <w:u w:val="single"/>
+          <w:sz w:val="19"/>
+          <w:szCs w:val="19"/>
+        </w:rPr>
+        <w:t xml:space="preserve">           </w:t>
+      </w:r>
+      <w:r>
+        <w:rPr>
+          <w:sz w:val="19"/>
+          <w:szCs w:val="19"/>
+        </w:rPr>
+        <w:t xml:space="preserve"> </w:t>
+      </w:r>
+      <w:r>
+        <w:rPr>
+          <w:sz w:val="19"/>
+          <w:szCs w:val="19"/>
+        </w:rPr>
+        <w:t xml:space="preserve"> quarters. </w:t>
+      </w:r>
+      <w:r>
+        <w:rPr>
+          <w:sz w:val="19"/>
+          <w:szCs w:val="19"/>
+        </w:rPr>
+        <w:t xml:space="preserve"/>
+      </w:r>
+      <w:r>
+        <w:rPr>
+          <w:b/>
+          <w:bCs/>
+          <w:color w:val="8186EF"/>
+          <w:sz w:val="15"/>
+          <w:szCs w:val="15"/>
+        </w:rPr>
+        <w:t xml:space="preserve"> (25) </w:t>
+      </w:r>
+      <w:r>
+        <w:rPr>
+          <w:u w:val="single"/>
+          <w:sz w:val="19"/>
+          <w:szCs w:val="19"/>
+        </w:rPr>
+        <w:t xml:space="preserve">           </w:t>
+      </w:r>
+      <w:r>
+        <w:rPr>
+          <w:sz w:val="19"/>
+          <w:szCs w:val="19"/>
+        </w:rPr>
+        <w:t xml:space="preserve"> </w:t>
+      </w:r>
+      <w:r>
+        <w:rPr>
+          <w:sz w:val="19"/>
+          <w:szCs w:val="19"/>
+        </w:rPr>
+        <w:t xml:space="preserve"> factors (13,022), 691, 20,003, (7,672) sum to zero. </w:t>
+      </w:r>
+      <w:r>
+        <w:rPr>
+          <w:sz w:val="19"/>
+          <w:szCs w:val="19"/>
+        </w:rPr>
+        <w:t xml:space="preserve">The swing from worst quarter to best is 33,025 cases. </w:t>
+      </w:r>
+    </w:p>
+    <w:tbl>
+      <w:tblPr>
+        <w:tblW w:type="pct" w:w="100%"/>
+        <w:tblLayout w:type="fixed"/>
+        <w:tblBorders>
+          <w:top w:val="single" w:color="FBFAF6" w:sz="4"/>
+          <w:left w:val="single" w:color="FBFAF6" w:sz="4"/>
+          <w:bottom w:val="single" w:color="FBFAF6" w:sz="4"/>
+          <w:right w:val="single" w:color="FBFAF6" w:sz="4"/>
+          <w:insideH w:val="single" w:color="FBFAF6" w:sz="4"/>
+          <w:insideV w:val="single" w:color="FBFAF6" w:sz="4"/>
+        </w:tblBorders>
+      </w:tblPr>
+      <w:tblGrid>
+        <w:gridCol w:w="9600"/>
+      </w:tblGrid>
+      <w:tr>
+        <w:tc>
+          <w:tcPr>
+            <w:tcW w:type="pct" w:w="5000"/>
+            <w:shd w:fill="FBFAF6" w:val="clear"/>
+            <w:tcMar>
+              <w:top w:type="dxa" w:w="40"/>
+              <w:left w:type="dxa" w:w="100"/>
+              <w:bottom w:type="dxa" w:w="40"/>
+              <w:right w:type="dxa" w:w="100"/>
+            </w:tcMar>
+          </w:tcPr>
+          <w:p>
+            <w:pPr>
+              <w:spacing w:before="18" w:after="6"/>
+            </w:pPr>
+            <w:r>
+              <w:rPr>
+                <w:b/>
+                <w:bCs/>
+                <w:color w:val="6B7280"/>
+                <w:sz w:val="14"/>
+                <w:szCs w:val="14"/>
+              </w:rPr>
+              <w:t xml:space="preserve">word list</w:t>
+            </w:r>
+          </w:p>
+          <w:p>
+            <w:pPr>
+              <w:spacing w:before="0" w:after="18"/>
+            </w:pPr>
+            <w:r>
+              <w:rPr>
+                <w:b/>
+                <w:bCs/>
+                <w:color w:val="353A7C"/>
+                <w:sz w:val="16"/>
+                <w:szCs w:val="16"/>
+              </w:rPr>
+              <w:t xml:space="preserve">computed   ·   statement   ·   Seasonal</w:t>
+            </w:r>
+          </w:p>
+        </w:tc>
+      </w:tr>
+    </w:tbl>
+    <w:p/>
+    <w:tbl>
+      <w:tblPr>
+        <w:tblW w:type="pct" w:w="100%"/>
+        <w:tblLayout w:type="fixed"/>
+        <w:tblBorders>
+          <w:top w:val="single" w:color="353A7C" w:sz="4"/>
+          <w:left w:val="single" w:color="353A7C" w:sz="4"/>
+          <w:bottom w:val="single" w:color="353A7C" w:sz="4"/>
+          <w:right w:val="single" w:color="353A7C" w:sz="4"/>
+          <w:insideH w:val="single" w:color="353A7C" w:sz="4"/>
+          <w:insideV w:val="single" w:color="353A7C" w:sz="4"/>
+        </w:tblBorders>
+      </w:tblPr>
+      <w:tblGrid>
+        <w:gridCol w:w="9600"/>
+      </w:tblGrid>
+      <w:tr>
+        <w:tc>
+          <w:tcPr>
+            <w:tcW w:type="pct" w:w="5000"/>
+            <w:shd w:fill="F2F4FB" w:val="clear"/>
+            <w:tcMar>
+              <w:top w:type="dxa" w:w="50"/>
+              <w:left w:type="dxa" w:w="110"/>
+              <w:bottom w:type="dxa" w:w="50"/>
+              <w:right w:type="dxa" w:w="110"/>
+            </w:tcMar>
+          </w:tcPr>
+          <w:p>
+            <w:pPr>
+              <w:spacing w:before="30" w:after="30"/>
+            </w:pPr>
+            <w:r>
+              <w:rPr>
+                <w:b/>
+                <w:bCs/>
+                <w:color w:val="353A7C"/>
+                <w:sz w:val="19"/>
+                <w:szCs w:val="19"/>
+              </w:rPr>
+              <w:t xml:space="preserve">Exam view</w:t>
+            </w:r>
+          </w:p>
+        </w:tc>
+      </w:tr>
+    </w:tbl>
+    <w:p/>
+    <w:p>
+      <w:pPr>
+        <w:spacing w:before="44" w:after="14"/>
+      </w:pPr>
+      <w:r>
+        <w:rPr>
+          <w:b/>
+          <w:bCs/>
+          <w:color w:val="353A7C"/>
+          <w:sz w:val="18"/>
+          <w:szCs w:val="18"/>
+        </w:rPr>
+        <w:t xml:space="preserve">Summary 4</w:t>
+      </w:r>
+      <w:r>
+        <w:rPr>
+          <w:color w:val="6B7280"/>
+          <w:sz w:val="16"/>
+          <w:szCs w:val="16"/>
+        </w:rPr>
+        <w:t xml:space="preserve">      gaps 26–27</w:t>
+      </w:r>
+    </w:p>
+    <w:p>
+      <w:pPr>
+        <w:spacing w:before="20" w:after="20" w:line="360" w:lineRule="auto"/>
+        <w:ind w:left="200"/>
+      </w:pPr>
+      <w:r>
+        <w:rPr>
+          <w:sz w:val="19"/>
+          <w:szCs w:val="19"/>
+        </w:rPr>
+        <w:t xml:space="preserve">A </w:t>
+      </w:r>
+      <w:r>
+        <w:rPr>
+          <w:b/>
+          <w:bCs/>
+          <w:color w:val="8186EF"/>
+          <w:sz w:val="15"/>
+          <w:szCs w:val="15"/>
+        </w:rPr>
+        <w:t xml:space="preserve"> (26) </w:t>
+      </w:r>
+      <w:r>
+        <w:rPr>
+          <w:u w:val="single"/>
+          <w:sz w:val="19"/>
+          <w:szCs w:val="19"/>
+        </w:rPr>
+        <w:t xml:space="preserve">           </w:t>
+      </w:r>
+      <w:r>
+        <w:rPr>
+          <w:sz w:val="19"/>
+          <w:szCs w:val="19"/>
+        </w:rPr>
+        <w:t xml:space="preserve"> </w:t>
+      </w:r>
+      <w:r>
+        <w:rPr>
+          <w:sz w:val="19"/>
+          <w:szCs w:val="19"/>
+        </w:rPr>
+        <w:t xml:space="preserve"> names a movement and asks which component it is. </w:t>
+      </w:r>
+      <w:r>
+        <w:rPr>
+          <w:sz w:val="19"/>
+          <w:szCs w:val="19"/>
+        </w:rPr>
+        <w:t xml:space="preserve">Ask how long it lasts: within a year is seasonal, over years is trend, </w:t>
+      </w:r>
+      <w:r>
+        <w:rPr>
+          <w:b/>
+          <w:bCs/>
+          <w:color w:val="8186EF"/>
+          <w:sz w:val="15"/>
+          <w:szCs w:val="15"/>
+        </w:rPr>
+        <w:t xml:space="preserve"> (27) </w:t>
+      </w:r>
+      <w:r>
+        <w:rPr>
+          <w:u w:val="single"/>
+          <w:sz w:val="19"/>
+          <w:szCs w:val="19"/>
+        </w:rPr>
+        <w:t xml:space="preserve">           </w:t>
+      </w:r>
+      <w:r>
+        <w:rPr>
+          <w:sz w:val="19"/>
+          <w:szCs w:val="19"/>
+        </w:rPr>
+        <w:t xml:space="preserve"> </w:t>
+      </w:r>
+      <w:r>
+        <w:rPr>
+          <w:sz w:val="19"/>
+          <w:szCs w:val="19"/>
+        </w:rPr>
+        <w:t xml:space="preserve"> years and tied to the economy is cyclical, and once only is irregular. </w:t>
+      </w:r>
+    </w:p>
+    <w:tbl>
+      <w:tblPr>
+        <w:tblW w:type="pct" w:w="100%"/>
+        <w:tblLayout w:type="fixed"/>
+        <w:tblBorders>
+          <w:top w:val="single" w:color="FBFAF6" w:sz="4"/>
+          <w:left w:val="single" w:color="FBFAF6" w:sz="4"/>
+          <w:bottom w:val="single" w:color="FBFAF6" w:sz="4"/>
+          <w:right w:val="single" w:color="FBFAF6" w:sz="4"/>
+          <w:insideH w:val="single" w:color="FBFAF6" w:sz="4"/>
+          <w:insideV w:val="single" w:color="FBFAF6" w:sz="4"/>
+        </w:tblBorders>
+      </w:tblPr>
+      <w:tblGrid>
+        <w:gridCol w:w="9600"/>
+      </w:tblGrid>
+      <w:tr>
+        <w:tc>
+          <w:tcPr>
+            <w:tcW w:type="pct" w:w="5000"/>
+            <w:shd w:fill="FBFAF6" w:val="clear"/>
+            <w:tcMar>
+              <w:top w:type="dxa" w:w="40"/>
+              <w:left w:type="dxa" w:w="100"/>
+              <w:bottom w:type="dxa" w:w="40"/>
+              <w:right w:type="dxa" w:w="100"/>
+            </w:tcMar>
+          </w:tcPr>
+          <w:p>
+            <w:pPr>
+              <w:spacing w:before="18" w:after="6"/>
+            </w:pPr>
+            <w:r>
+              <w:rPr>
+                <w:b/>
+                <w:bCs/>
+                <w:color w:val="6B7280"/>
+                <w:sz w:val="14"/>
+                <w:szCs w:val="14"/>
+              </w:rPr>
+              <w:t xml:space="preserve">word list</w:t>
+            </w:r>
+          </w:p>
+          <w:p>
+            <w:pPr>
+              <w:spacing w:before="0" w:after="18"/>
+            </w:pPr>
+            <w:r>
+              <w:rPr>
+                <w:b/>
+                <w:bCs/>
+                <w:color w:val="353A7C"/>
+                <w:sz w:val="16"/>
+                <w:szCs w:val="16"/>
+              </w:rPr>
+              <w:t xml:space="preserve">precise   ·   question   ·   several</w:t>
+            </w:r>
+          </w:p>
+        </w:tc>
+      </w:tr>
+    </w:tbl>
+    <w:p/>
+    <w:p>
+      <w:pPr>
+        <w:spacing w:before="44" w:after="10"/>
+      </w:pPr>
+      <w:r>
+        <w:rPr>
+          <w:b/>
+          <w:bCs/>
+          <w:color w:val="353A7C"/>
+          <w:sz w:val="18"/>
+          <w:szCs w:val="18"/>
+        </w:rPr>
+        <w:t xml:space="preserve">Exam view</w:t>
       </w:r>
     </w:p>
     <w:p>
@@ -10229,7 +10182,7 @@
           <w:sz w:val="15"/>
           <w:szCs w:val="15"/>
         </w:rPr>
-        <w:t xml:space="preserve">Every item belongs to exactly one group.</w:t>
+        <w:t xml:space="preserve">The rows are a set, not a sequence.</w:t>
       </w:r>
     </w:p>
     <w:p>
@@ -10240,7 +10193,155 @@
       <w:r>
         <w:drawing>
           <wp:inline distT="0" distB="0" distL="0" distR="0">
-            <wp:extent cx="5734050" cy="1976750"/>
+            <wp:extent cx="5734050" cy="2919850"/>
+            <wp:effectExtent t="0" r="0" b="0" l="0"/>
+            <wp:docPr id="1" name="" descr="" title=""/>
+            <wp:cNvGraphicFramePr>
+              <a:graphicFrameLocks xmlns:a="http://schemas.openxmlformats.org/drawingml/2006/main" noChangeAspect="1"/>
+            </wp:cNvGraphicFramePr>
+            <a:graphic xmlns:a="http://schemas.openxmlformats.org/drawingml/2006/main">
+              <a:graphicData uri="http://schemas.openxmlformats.org/drawingml/2006/picture">
+                <pic:pic xmlns:pic="http://schemas.openxmlformats.org/drawingml/2006/picture">
+                  <pic:nvPicPr>
+                    <pic:cNvPr id="0" name="" descr=""/>
+                    <pic:cNvPicPr>
+                      <a:picLocks noChangeAspect="1" noChangeArrowheads="1"/>
+                    </pic:cNvPicPr>
+                  </pic:nvPicPr>
+                  <pic:blipFill>
+                    <a:blip r:embed="rId107" cstate="none"/>
+                    <a:srcRect/>
+                    <a:stretch>
+                      <a:fillRect/>
+                    </a:stretch>
+                  </pic:blipFill>
+                  <pic:spPr bwMode="auto">
+                    <a:xfrm>
+                      <a:off x="0" y="0"/>
+                      <a:ext cx="5734050" cy="2919850"/>
+                    </a:xfrm>
+                    <a:prstGeom prst="rect">
+                      <a:avLst/>
+                    </a:prstGeom>
+                  </pic:spPr>
+                </pic:pic>
+              </a:graphicData>
+            </a:graphic>
+          </wp:inline>
+        </w:drawing>
+      </w:r>
+    </w:p>
+    <w:tbl>
+      <w:tblPr>
+        <w:tblW w:type="pct" w:w="100%"/>
+        <w:tblLayout w:type="fixed"/>
+        <w:tblBorders>
+          <w:top w:val="single" w:color="FBFAF6" w:sz="4"/>
+          <w:left w:val="single" w:color="FBFAF6" w:sz="4"/>
+          <w:bottom w:val="single" w:color="FBFAF6" w:sz="4"/>
+          <w:right w:val="single" w:color="FBFAF6" w:sz="4"/>
+          <w:insideH w:val="single" w:color="FBFAF6" w:sz="4"/>
+          <w:insideV w:val="single" w:color="FBFAF6" w:sz="4"/>
+        </w:tblBorders>
+      </w:tblPr>
+      <w:tblGrid>
+        <w:gridCol w:w="9600"/>
+      </w:tblGrid>
+      <w:tr>
+        <w:tc>
+          <w:tcPr>
+            <w:tcW w:type="pct" w:w="5000"/>
+            <w:shd w:fill="FBFAF6" w:val="clear"/>
+            <w:tcMar>
+              <w:top w:type="dxa" w:w="40"/>
+              <w:left w:type="dxa" w:w="100"/>
+              <w:bottom w:type="dxa" w:w="40"/>
+              <w:right w:type="dxa" w:w="100"/>
+            </w:tcMar>
+          </w:tcPr>
+          <w:p>
+            <w:pPr>
+              <w:spacing w:before="18" w:after="6"/>
+            </w:pPr>
+            <w:r>
+              <w:rPr>
+                <w:b/>
+                <w:bCs/>
+                <w:color w:val="6B7280"/>
+                <w:sz w:val="14"/>
+                <w:szCs w:val="14"/>
+              </w:rPr>
+              <w:t xml:space="preserve">word list</w:t>
+            </w:r>
+          </w:p>
+          <w:p>
+            <w:pPr>
+              <w:spacing w:before="0" w:after="18"/>
+            </w:pPr>
+            <w:r>
+              <w:rPr>
+                <w:b/>
+                <w:bCs/>
+                <w:color w:val="353A7C"/>
+                <w:sz w:val="16"/>
+                <w:szCs w:val="16"/>
+              </w:rPr>
+              <w:t xml:space="preserve">Irregular   ·   Trend</w:t>
+            </w:r>
+          </w:p>
+        </w:tc>
+      </w:tr>
+    </w:tbl>
+    <w:p/>
+    <w:p>
+      <w:pPr>
+        <w:pageBreakBefore w:val="true"/>
+        <w:spacing w:after="0"/>
+      </w:pPr>
+      <w:r>
+        <w:rPr>
+          <w:sz w:val="2"/>
+        </w:rPr>
+        <w:t xml:space="preserve"> </w:t>
+      </w:r>
+    </w:p>
+    <w:p>
+      <w:pPr>
+        <w:spacing w:before="44" w:after="10"/>
+      </w:pPr>
+      <w:r>
+        <w:rPr>
+          <w:b/>
+          <w:bCs/>
+          <w:color w:val="353A7C"/>
+          <w:sz w:val="18"/>
+          <w:szCs w:val="18"/>
+        </w:rPr>
+        <w:t xml:space="preserve">The English this section uses, and its Arabic</w:t>
+      </w:r>
+    </w:p>
+    <w:p>
+      <w:pPr>
+        <w:spacing w:before="0" w:after="12"/>
+      </w:pPr>
+      <w:r>
+        <w:rPr>
+          <w:color w:val="6B7280"/>
+          <w:sz w:val="15"/>
+          <w:szCs w:val="15"/>
+        </w:rPr>
+        <w:t xml:space="preserve">Each term sits against what it means.</w:t>
+      </w:r>
+    </w:p>
+    <w:p>
+      <w:pPr>
+        <w:spacing w:after="40" w:before="90"/>
+        <w:jc w:val="center"/>
+      </w:pPr>
+      <w:r>
+        <w:drawing>
+          <wp:inline distT="0" distB="0" distL="0" distR="0">
+            <wp:extent cx="5734050" cy="1931475"/>
             <wp:effectExtent t="0" r="0" b="0" l="0"/>
             <wp:docPr id="1" name="" descr="" title=""/>
             <wp:cNvGraphicFramePr>
@@ -10265,7 +10366,7 @@
                   <pic:spPr bwMode="auto">
                     <a:xfrm>
                       <a:off x="0" y="0"/>
-                      <a:ext cx="5734050" cy="1976750"/>
+                      <a:ext cx="5734050" cy="1931475"/>
                     </a:xfrm>
                     <a:prstGeom prst="rect">
                       <a:avLst/>
@@ -10333,1435 +10434,7 @@
                 <w:sz w:val="16"/>
                 <w:szCs w:val="16"/>
               </w:rPr>
-              <w:t xml:space="preserve">What is left after the other three   ·   The long-run direction over years   ·   A pattern repeating within the year</w:t>
-            </w:r>
-          </w:p>
-        </w:tc>
-      </w:tr>
-    </w:tbl>
-    <w:p/>
-    <w:p>
-      <w:pPr>
-        <w:pageBreakBefore w:val="true"/>
-        <w:spacing w:after="0"/>
-      </w:pPr>
-      <w:r>
-        <w:rPr>
-          <w:sz w:val="2"/>
-        </w:rPr>
-        <w:t xml:space="preserve"> </w:t>
-      </w:r>
-    </w:p>
-    <w:tbl>
-      <w:tblPr>
-        <w:tblW w:type="pct" w:w="100%"/>
-        <w:tblLayout w:type="fixed"/>
-        <w:tblBorders>
-          <w:top w:val="single" w:color="353A7C" w:sz="4"/>
-          <w:left w:val="single" w:color="353A7C" w:sz="4"/>
-          <w:bottom w:val="single" w:color="353A7C" w:sz="4"/>
-          <w:right w:val="single" w:color="353A7C" w:sz="4"/>
-          <w:insideH w:val="single" w:color="353A7C" w:sz="4"/>
-          <w:insideV w:val="single" w:color="353A7C" w:sz="4"/>
-        </w:tblBorders>
-      </w:tblPr>
-      <w:tblGrid>
-        <w:gridCol w:w="9600"/>
-      </w:tblGrid>
-      <w:tr>
-        <w:tc>
-          <w:tcPr>
-            <w:tcW w:type="pct" w:w="5000"/>
-            <w:shd w:fill="F2F4FB" w:val="clear"/>
-            <w:tcMar>
-              <w:top w:type="dxa" w:w="50"/>
-              <w:left w:type="dxa" w:w="110"/>
-              <w:bottom w:type="dxa" w:w="50"/>
-              <w:right w:type="dxa" w:w="110"/>
-            </w:tcMar>
-          </w:tcPr>
-          <w:p>
-            <w:pPr>
-              <w:spacing w:before="30" w:after="30"/>
-            </w:pPr>
-            <w:r>
-              <w:rPr>
-                <w:b/>
-                <w:bCs/>
-                <w:color w:val="353A7C"/>
-                <w:sz w:val="19"/>
-                <w:szCs w:val="19"/>
-              </w:rPr>
-              <w:t xml:space="preserve">Everything ties</w:t>
-            </w:r>
-          </w:p>
-        </w:tc>
-      </w:tr>
-    </w:tbl>
-    <w:p/>
-    <w:p>
-      <w:pPr>
-        <w:spacing w:before="44" w:after="14"/>
-      </w:pPr>
-      <w:r>
-        <w:rPr>
-          <w:b/>
-          <w:bCs/>
-          <w:color w:val="353A7C"/>
-          <w:sz w:val="18"/>
-          <w:szCs w:val="18"/>
-        </w:rPr>
-        <w:t xml:space="preserve">Summary 3</w:t>
-      </w:r>
-      <w:r>
-        <w:rPr>
-          <w:color w:val="6B7280"/>
-          <w:sz w:val="16"/>
-          <w:szCs w:val="16"/>
-        </w:rPr>
-        <w:t xml:space="preserve">      gaps 23–24</w:t>
-      </w:r>
-    </w:p>
-    <w:p>
-      <w:pPr>
-        <w:spacing w:before="20" w:after="20" w:line="360" w:lineRule="auto"/>
-        <w:ind w:left="200"/>
-      </w:pPr>
-      <w:r>
-        <w:rPr>
-          <w:sz w:val="19"/>
-          <w:szCs w:val="19"/>
-        </w:rPr>
-        <w:t xml:space="preserve">Trend rises from 219,750 to 223,662 cases across the 4 </w:t>
-      </w:r>
-      <w:r>
-        <w:rPr>
-          <w:b/>
-          <w:bCs/>
-          <w:color w:val="8186EF"/>
-          <w:sz w:val="15"/>
-          <w:szCs w:val="15"/>
-        </w:rPr>
-        <w:t xml:space="preserve"> (23) </w:t>
-      </w:r>
-      <w:r>
-        <w:rPr>
-          <w:u w:val="single"/>
-          <w:sz w:val="19"/>
-          <w:szCs w:val="19"/>
-        </w:rPr>
-        <w:t xml:space="preserve">           </w:t>
-      </w:r>
-      <w:r>
-        <w:rPr>
-          <w:sz w:val="19"/>
-          <w:szCs w:val="19"/>
-        </w:rPr>
-        <w:t xml:space="preserve"> </w:t>
-      </w:r>
-      <w:r>
-        <w:rPr>
-          <w:sz w:val="19"/>
-          <w:szCs w:val="19"/>
-        </w:rPr>
-        <w:t xml:space="preserve"> quarters. </w:t>
-      </w:r>
-      <w:r>
-        <w:rPr>
-          <w:sz w:val="19"/>
-          <w:szCs w:val="19"/>
-        </w:rPr>
-        <w:t xml:space="preserve"/>
-      </w:r>
-      <w:r>
-        <w:rPr>
-          <w:b/>
-          <w:bCs/>
-          <w:color w:val="8186EF"/>
-          <w:sz w:val="15"/>
-          <w:szCs w:val="15"/>
-        </w:rPr>
-        <w:t xml:space="preserve"> (24) </w:t>
-      </w:r>
-      <w:r>
-        <w:rPr>
-          <w:u w:val="single"/>
-          <w:sz w:val="19"/>
-          <w:szCs w:val="19"/>
-        </w:rPr>
-        <w:t xml:space="preserve">           </w:t>
-      </w:r>
-      <w:r>
-        <w:rPr>
-          <w:sz w:val="19"/>
-          <w:szCs w:val="19"/>
-        </w:rPr>
-        <w:t xml:space="preserve"> </w:t>
-      </w:r>
-      <w:r>
-        <w:rPr>
-          <w:sz w:val="19"/>
-          <w:szCs w:val="19"/>
-        </w:rPr>
-        <w:t xml:space="preserve"> factors (13,022), 691, 20,003, (7,672) sum to zero. </w:t>
-      </w:r>
-      <w:r>
-        <w:rPr>
-          <w:sz w:val="19"/>
-          <w:szCs w:val="19"/>
-        </w:rPr>
-        <w:t xml:space="preserve">The swing from worst quarter to best is 33,025 cases. </w:t>
-      </w:r>
-    </w:p>
-    <w:tbl>
-      <w:tblPr>
-        <w:tblW w:type="pct" w:w="100%"/>
-        <w:tblLayout w:type="fixed"/>
-        <w:tblBorders>
-          <w:top w:val="single" w:color="FBFAF6" w:sz="4"/>
-          <w:left w:val="single" w:color="FBFAF6" w:sz="4"/>
-          <w:bottom w:val="single" w:color="FBFAF6" w:sz="4"/>
-          <w:right w:val="single" w:color="FBFAF6" w:sz="4"/>
-          <w:insideH w:val="single" w:color="FBFAF6" w:sz="4"/>
-          <w:insideV w:val="single" w:color="FBFAF6" w:sz="4"/>
-        </w:tblBorders>
-      </w:tblPr>
-      <w:tblGrid>
-        <w:gridCol w:w="9600"/>
-      </w:tblGrid>
-      <w:tr>
-        <w:tc>
-          <w:tcPr>
-            <w:tcW w:type="pct" w:w="5000"/>
-            <w:shd w:fill="FBFAF6" w:val="clear"/>
-            <w:tcMar>
-              <w:top w:type="dxa" w:w="40"/>
-              <w:left w:type="dxa" w:w="100"/>
-              <w:bottom w:type="dxa" w:w="40"/>
-              <w:right w:type="dxa" w:w="100"/>
-            </w:tcMar>
-          </w:tcPr>
-          <w:p>
-            <w:pPr>
-              <w:spacing w:before="18" w:after="6"/>
-            </w:pPr>
-            <w:r>
-              <w:rPr>
-                <w:b/>
-                <w:bCs/>
-                <w:color w:val="6B7280"/>
-                <w:sz w:val="14"/>
-                <w:szCs w:val="14"/>
-              </w:rPr>
-              <w:t xml:space="preserve">word list</w:t>
-            </w:r>
-          </w:p>
-          <w:p>
-            <w:pPr>
-              <w:spacing w:before="0" w:after="18"/>
-            </w:pPr>
-            <w:r>
-              <w:rPr>
-                <w:b/>
-                <w:bCs/>
-                <w:color w:val="353A7C"/>
-                <w:sz w:val="16"/>
-                <w:szCs w:val="16"/>
-              </w:rPr>
-              <w:t xml:space="preserve">computed   ·   statement   ·   Seasonal</w:t>
-            </w:r>
-          </w:p>
-        </w:tc>
-      </w:tr>
-    </w:tbl>
-    <w:p/>
-    <w:tbl>
-      <w:tblPr>
-        <w:tblW w:type="pct" w:w="100%"/>
-        <w:tblLayout w:type="fixed"/>
-        <w:tblBorders>
-          <w:top w:val="single" w:color="353A7C" w:sz="4"/>
-          <w:left w:val="single" w:color="353A7C" w:sz="4"/>
-          <w:bottom w:val="single" w:color="353A7C" w:sz="4"/>
-          <w:right w:val="single" w:color="353A7C" w:sz="4"/>
-          <w:insideH w:val="single" w:color="353A7C" w:sz="4"/>
-          <w:insideV w:val="single" w:color="353A7C" w:sz="4"/>
-        </w:tblBorders>
-      </w:tblPr>
-      <w:tblGrid>
-        <w:gridCol w:w="9600"/>
-      </w:tblGrid>
-      <w:tr>
-        <w:tc>
-          <w:tcPr>
-            <w:tcW w:type="pct" w:w="5000"/>
-            <w:shd w:fill="F2F4FB" w:val="clear"/>
-            <w:tcMar>
-              <w:top w:type="dxa" w:w="50"/>
-              <w:left w:type="dxa" w:w="110"/>
-              <w:bottom w:type="dxa" w:w="50"/>
-              <w:right w:type="dxa" w:w="110"/>
-            </w:tcMar>
-          </w:tcPr>
-          <w:p>
-            <w:pPr>
-              <w:spacing w:before="30" w:after="30"/>
-            </w:pPr>
-            <w:r>
-              <w:rPr>
-                <w:b/>
-                <w:bCs/>
-                <w:color w:val="353A7C"/>
-                <w:sz w:val="19"/>
-                <w:szCs w:val="19"/>
-              </w:rPr>
-              <w:t xml:space="preserve">Exam view</w:t>
-            </w:r>
-          </w:p>
-        </w:tc>
-      </w:tr>
-    </w:tbl>
-    <w:p/>
-    <w:p>
-      <w:pPr>
-        <w:spacing w:before="44" w:after="14"/>
-      </w:pPr>
-      <w:r>
-        <w:rPr>
-          <w:b/>
-          <w:bCs/>
-          <w:color w:val="353A7C"/>
-          <w:sz w:val="18"/>
-          <w:szCs w:val="18"/>
-        </w:rPr>
-        <w:t xml:space="preserve">Summary 4</w:t>
-      </w:r>
-      <w:r>
-        <w:rPr>
-          <w:color w:val="6B7280"/>
-          <w:sz w:val="16"/>
-          <w:szCs w:val="16"/>
-        </w:rPr>
-        <w:t xml:space="preserve">      gaps 25–27</w:t>
-      </w:r>
-    </w:p>
-    <w:p>
-      <w:pPr>
-        <w:spacing w:before="20" w:after="20" w:line="360" w:lineRule="auto"/>
-        <w:ind w:left="200"/>
-      </w:pPr>
-      <w:r>
-        <w:rPr>
-          <w:sz w:val="19"/>
-          <w:szCs w:val="19"/>
-        </w:rPr>
-        <w:t xml:space="preserve">A </w:t>
-      </w:r>
-      <w:r>
-        <w:rPr>
-          <w:b/>
-          <w:bCs/>
-          <w:color w:val="8186EF"/>
-          <w:sz w:val="15"/>
-          <w:szCs w:val="15"/>
-        </w:rPr>
-        <w:t xml:space="preserve"> (25) </w:t>
-      </w:r>
-      <w:r>
-        <w:rPr>
-          <w:u w:val="single"/>
-          <w:sz w:val="19"/>
-          <w:szCs w:val="19"/>
-        </w:rPr>
-        <w:t xml:space="preserve">           </w:t>
-      </w:r>
-      <w:r>
-        <w:rPr>
-          <w:sz w:val="19"/>
-          <w:szCs w:val="19"/>
-        </w:rPr>
-        <w:t xml:space="preserve"> </w:t>
-      </w:r>
-      <w:r>
-        <w:rPr>
-          <w:sz w:val="19"/>
-          <w:szCs w:val="19"/>
-        </w:rPr>
-        <w:t xml:space="preserve"> names a movement and asks which </w:t>
-      </w:r>
-      <w:r>
-        <w:rPr>
-          <w:b/>
-          <w:bCs/>
-          <w:color w:val="8186EF"/>
-          <w:sz w:val="15"/>
-          <w:szCs w:val="15"/>
-        </w:rPr>
-        <w:t xml:space="preserve"> (26) </w:t>
-      </w:r>
-      <w:r>
-        <w:rPr>
-          <w:u w:val="single"/>
-          <w:sz w:val="19"/>
-          <w:szCs w:val="19"/>
-        </w:rPr>
-        <w:t xml:space="preserve">           </w:t>
-      </w:r>
-      <w:r>
-        <w:rPr>
-          <w:sz w:val="19"/>
-          <w:szCs w:val="19"/>
-        </w:rPr>
-        <w:t xml:space="preserve"> </w:t>
-      </w:r>
-      <w:r>
-        <w:rPr>
-          <w:sz w:val="19"/>
-          <w:szCs w:val="19"/>
-        </w:rPr>
-        <w:t xml:space="preserve"> it is. </w:t>
-      </w:r>
-      <w:r>
-        <w:rPr>
-          <w:sz w:val="19"/>
-          <w:szCs w:val="19"/>
-        </w:rPr>
-        <w:t xml:space="preserve">Ask how long it lasts: within a year is seasonal, over years is </w:t>
-      </w:r>
-      <w:r>
-        <w:rPr>
-          <w:b/>
-          <w:bCs/>
-          <w:color w:val="8186EF"/>
-          <w:sz w:val="15"/>
-          <w:szCs w:val="15"/>
-        </w:rPr>
-        <w:t xml:space="preserve"> (27) </w:t>
-      </w:r>
-      <w:r>
-        <w:rPr>
-          <w:u w:val="single"/>
-          <w:sz w:val="19"/>
-          <w:szCs w:val="19"/>
-        </w:rPr>
-        <w:t xml:space="preserve">           </w:t>
-      </w:r>
-      <w:r>
-        <w:rPr>
-          <w:sz w:val="19"/>
-          <w:szCs w:val="19"/>
-        </w:rPr>
-        <w:t xml:space="preserve"> </w:t>
-      </w:r>
-      <w:r>
-        <w:rPr>
-          <w:sz w:val="19"/>
-          <w:szCs w:val="19"/>
-        </w:rPr>
-        <w:t xml:space="preserve">, several years and tied to the economy is cyclical, and once only is irregular. </w:t>
-      </w:r>
-    </w:p>
-    <w:tbl>
-      <w:tblPr>
-        <w:tblW w:type="pct" w:w="100%"/>
-        <w:tblLayout w:type="fixed"/>
-        <w:tblBorders>
-          <w:top w:val="single" w:color="FBFAF6" w:sz="4"/>
-          <w:left w:val="single" w:color="FBFAF6" w:sz="4"/>
-          <w:bottom w:val="single" w:color="FBFAF6" w:sz="4"/>
-          <w:right w:val="single" w:color="FBFAF6" w:sz="4"/>
-          <w:insideH w:val="single" w:color="FBFAF6" w:sz="4"/>
-          <w:insideV w:val="single" w:color="FBFAF6" w:sz="4"/>
-        </w:tblBorders>
-      </w:tblPr>
-      <w:tblGrid>
-        <w:gridCol w:w="9600"/>
-      </w:tblGrid>
-      <w:tr>
-        <w:tc>
-          <w:tcPr>
-            <w:tcW w:type="pct" w:w="5000"/>
-            <w:shd w:fill="FBFAF6" w:val="clear"/>
-            <w:tcMar>
-              <w:top w:type="dxa" w:w="40"/>
-              <w:left w:type="dxa" w:w="100"/>
-              <w:bottom w:type="dxa" w:w="40"/>
-              <w:right w:type="dxa" w:w="100"/>
-            </w:tcMar>
-          </w:tcPr>
-          <w:p>
-            <w:pPr>
-              <w:spacing w:before="18" w:after="6"/>
-            </w:pPr>
-            <w:r>
-              <w:rPr>
-                <w:b/>
-                <w:bCs/>
-                <w:color w:val="6B7280"/>
-                <w:sz w:val="14"/>
-                <w:szCs w:val="14"/>
-              </w:rPr>
-              <w:t xml:space="preserve">word list</w:t>
-            </w:r>
-          </w:p>
-          <w:p>
-            <w:pPr>
-              <w:spacing w:before="0" w:after="18"/>
-            </w:pPr>
-            <w:r>
-              <w:rPr>
-                <w:b/>
-                <w:bCs/>
-                <w:color w:val="353A7C"/>
-                <w:sz w:val="16"/>
-                <w:szCs w:val="16"/>
-              </w:rPr>
-              <w:t xml:space="preserve">component   ·   question   ·   together   ·   trend</w:t>
-            </w:r>
-          </w:p>
-        </w:tc>
-      </w:tr>
-    </w:tbl>
-    <w:p/>
-    <w:tbl>
-      <w:tblPr>
-        <w:tblW w:type="pct" w:w="100%"/>
-        <w:tblLayout w:type="fixed"/>
-        <w:tblBorders>
-          <w:top w:val="single" w:color="353A7C" w:sz="6"/>
-          <w:left w:val="single" w:color="353A7C" w:sz="6"/>
-          <w:bottom w:val="single" w:color="353A7C" w:sz="6"/>
-          <w:right w:val="single" w:color="353A7C" w:sz="6"/>
-          <w:insideH w:val="single" w:color="353A7C" w:sz="6"/>
-          <w:insideV w:val="single" w:color="353A7C" w:sz="6"/>
-        </w:tblBorders>
-      </w:tblPr>
-      <w:tblGrid>
-        <w:gridCol w:w="4608"/>
-        <w:gridCol w:w="4992"/>
-      </w:tblGrid>
-      <w:tr>
-        <w:tc>
-          <w:tcPr>
-            <w:tcW w:type="pct" w:w="5000"/>
-            <w:gridSpan w:val="2"/>
-            <w:shd w:fill="353A7C" w:val="clear"/>
-            <w:tcMar>
-              <w:top w:type="dxa" w:w="60"/>
-              <w:left w:type="dxa" w:w="120"/>
-              <w:bottom w:type="dxa" w:w="60"/>
-              <w:right w:type="dxa" w:w="120"/>
-            </w:tcMar>
-          </w:tcPr>
-          <w:p>
-            <w:pPr>
-              <w:spacing w:before="40" w:after="40"/>
-            </w:pPr>
-            <w:r>
-              <w:rPr>
-                <w:b/>
-                <w:bCs/>
-                <w:color w:val="FFFFFF"/>
-                <w:sz w:val="17"/>
-                <w:szCs w:val="17"/>
-              </w:rPr>
-              <w:t xml:space="preserve">Exam view</w:t>
-            </w:r>
-          </w:p>
-        </w:tc>
-      </w:tr>
-      <w:tr>
-        <w:tc>
-          <w:tcPr>
-            <w:tcW w:type="pct" w:w="2400"/>
-            <w:shd w:fill="353A7C" w:val="clear"/>
-            <w:tcMar>
-              <w:top w:type="dxa" w:w="50"/>
-              <w:left w:type="dxa" w:w="110"/>
-              <w:bottom w:type="dxa" w:w="50"/>
-              <w:right w:type="dxa" w:w="110"/>
-            </w:tcMar>
-          </w:tcPr>
-          <w:p>
-            <w:pPr>
-              <w:spacing w:before="30" w:after="30"/>
-            </w:pPr>
-            <w:r>
-              <w:rPr>
-                <w:b/>
-                <w:bCs/>
-                <w:color w:val="FFFFFF"/>
-                <w:sz w:val="15"/>
-                <w:szCs w:val="15"/>
-              </w:rPr>
-              <w:t xml:space="preserve">Item</w:t>
-            </w:r>
-          </w:p>
-        </w:tc>
-        <w:tc>
-          <w:tcPr>
-            <w:tcW w:type="pct" w:w="2600"/>
-            <w:shd w:fill="353A7C" w:val="clear"/>
-            <w:tcMar>
-              <w:top w:type="dxa" w:w="50"/>
-              <w:left w:type="dxa" w:w="110"/>
-              <w:bottom w:type="dxa" w:w="50"/>
-              <w:right w:type="dxa" w:w="110"/>
-            </w:tcMar>
-          </w:tcPr>
-          <w:p>
-            <w:pPr>
-              <w:spacing w:before="30" w:after="30"/>
-            </w:pPr>
-            <w:r>
-              <w:rPr>
-                <w:b/>
-                <w:bCs/>
-                <w:color w:val="FFFFFF"/>
-                <w:sz w:val="15"/>
-                <w:szCs w:val="15"/>
-              </w:rPr>
-              <w:t xml:space="preserve">Answer</w:t>
-            </w:r>
-          </w:p>
-        </w:tc>
-      </w:tr>
-      <w:tr>
-        <w:tc>
-          <w:tcPr>
-            <w:tcW w:type="pct" w:w="2400"/>
-            <w:tcMar>
-              <w:top w:type="dxa" w:w="50"/>
-              <w:left w:type="dxa" w:w="110"/>
-              <w:bottom w:type="dxa" w:w="50"/>
-              <w:right w:type="dxa" w:w="110"/>
-            </w:tcMar>
-          </w:tcPr>
-          <w:p>
-            <w:pPr>
-              <w:spacing w:before="28" w:after="28"/>
-            </w:pPr>
-            <w:r>
-              <w:rPr>
-                <w:sz w:val="15"/>
-                <w:szCs w:val="15"/>
-              </w:rPr>
-              <w:t xml:space="preserve">The long-run direction over years</w:t>
-            </w:r>
-          </w:p>
-        </w:tc>
-        <w:tc>
-          <w:tcPr>
-            <w:tcW w:type="pct" w:w="2600"/>
-            <w:tcMar>
-              <w:top w:type="dxa" w:w="50"/>
-              <w:left w:type="dxa" w:w="110"/>
-              <w:bottom w:type="dxa" w:w="50"/>
-              <w:right w:type="dxa" w:w="110"/>
-            </w:tcMar>
-          </w:tcPr>
-          <w:p>
-            <w:pPr>
-              <w:spacing w:before="28" w:after="28"/>
-            </w:pPr>
-            <w:r>
-              <w:rPr>
-                <w:sz w:val="15"/>
-                <w:szCs w:val="15"/>
-              </w:rPr>
-              <w:t xml:space="preserve"/>
-            </w:r>
-            <w:r>
-              <w:rPr>
-                <w:b/>
-                <w:bCs/>
-                <w:color w:val="8186EF"/>
-                <w:sz w:val="14"/>
-                <w:szCs w:val="14"/>
-              </w:rPr>
-              <w:t xml:space="preserve"> (28) </w:t>
-            </w:r>
-            <w:r>
-              <w:rPr>
-                <w:u w:val="single"/>
-                <w:sz w:val="15"/>
-                <w:szCs w:val="15"/>
-              </w:rPr>
-              <w:t xml:space="preserve">              </w:t>
-            </w:r>
-            <w:r>
-              <w:rPr>
-                <w:sz w:val="15"/>
-                <w:szCs w:val="15"/>
-              </w:rPr>
-              <w:t xml:space="preserve"> </w:t>
-            </w:r>
-            <w:r>
-              <w:rPr>
-                <w:sz w:val="15"/>
-                <w:szCs w:val="15"/>
-              </w:rPr>
-              <w:t xml:space="preserve"> — it is the underlying growth or decline, visible only across years</w:t>
-            </w:r>
-          </w:p>
-        </w:tc>
-      </w:tr>
-      <w:tr>
-        <w:tc>
-          <w:tcPr>
-            <w:tcW w:type="pct" w:w="2400"/>
-            <w:shd w:fill="FBFAF6" w:val="clear"/>
-            <w:tcMar>
-              <w:top w:type="dxa" w:w="50"/>
-              <w:left w:type="dxa" w:w="110"/>
-              <w:bottom w:type="dxa" w:w="50"/>
-              <w:right w:type="dxa" w:w="110"/>
-            </w:tcMar>
-          </w:tcPr>
-          <w:p>
-            <w:pPr>
-              <w:spacing w:before="28" w:after="28"/>
-            </w:pPr>
-            <w:r>
-              <w:rPr>
-                <w:sz w:val="15"/>
-                <w:szCs w:val="15"/>
-              </w:rPr>
-              <w:t xml:space="preserve">A pattern repeating within the year</w:t>
-            </w:r>
-          </w:p>
-        </w:tc>
-        <w:tc>
-          <w:tcPr>
-            <w:tcW w:type="pct" w:w="2600"/>
-            <w:shd w:fill="FBFAF6" w:val="clear"/>
-            <w:tcMar>
-              <w:top w:type="dxa" w:w="50"/>
-              <w:left w:type="dxa" w:w="110"/>
-              <w:bottom w:type="dxa" w:w="50"/>
-              <w:right w:type="dxa" w:w="110"/>
-            </w:tcMar>
-          </w:tcPr>
-          <w:p>
-            <w:pPr>
-              <w:spacing w:before="28" w:after="28"/>
-            </w:pPr>
-            <w:r>
-              <w:rPr>
-                <w:sz w:val="15"/>
-                <w:szCs w:val="15"/>
-              </w:rPr>
-              <w:t xml:space="preserve">Why: seasonal variation returns at the same point each year, so the third quarter peaks in both years here</w:t>
-            </w:r>
-          </w:p>
-        </w:tc>
-      </w:tr>
-      <w:tr>
-        <w:tc>
-          <w:tcPr>
-            <w:tcW w:type="pct" w:w="2400"/>
-            <w:tcMar>
-              <w:top w:type="dxa" w:w="50"/>
-              <w:left w:type="dxa" w:w="110"/>
-              <w:bottom w:type="dxa" w:w="50"/>
-              <w:right w:type="dxa" w:w="110"/>
-            </w:tcMar>
-          </w:tcPr>
-          <w:p>
-            <w:pPr>
-              <w:spacing w:before="28" w:after="28"/>
-            </w:pPr>
-            <w:r>
-              <w:rPr>
-                <w:sz w:val="15"/>
-                <w:szCs w:val="15"/>
-              </w:rPr>
-              <w:t xml:space="preserve">Swings longer than a year, tied to the economy</w:t>
-            </w:r>
-          </w:p>
-        </w:tc>
-        <w:tc>
-          <w:tcPr>
-            <w:tcW w:type="pct" w:w="2600"/>
-            <w:tcMar>
-              <w:top w:type="dxa" w:w="50"/>
-              <w:left w:type="dxa" w:w="110"/>
-              <w:bottom w:type="dxa" w:w="50"/>
-              <w:right w:type="dxa" w:w="110"/>
-            </w:tcMar>
-          </w:tcPr>
-          <w:p>
-            <w:pPr>
-              <w:spacing w:before="28" w:after="28"/>
-            </w:pPr>
-            <w:r>
-              <w:rPr>
-                <w:sz w:val="15"/>
-                <w:szCs w:val="15"/>
-              </w:rPr>
-              <w:t xml:space="preserve"/>
-            </w:r>
-            <w:r>
-              <w:rPr>
-                <w:b/>
-                <w:bCs/>
-                <w:color w:val="8186EF"/>
-                <w:sz w:val="14"/>
-                <w:szCs w:val="14"/>
-              </w:rPr>
-              <w:t xml:space="preserve"> (29) </w:t>
-            </w:r>
-            <w:r>
-              <w:rPr>
-                <w:u w:val="single"/>
-                <w:sz w:val="15"/>
-                <w:szCs w:val="15"/>
-              </w:rPr>
-              <w:t xml:space="preserve">              </w:t>
-            </w:r>
-            <w:r>
-              <w:rPr>
-                <w:sz w:val="15"/>
-                <w:szCs w:val="15"/>
-              </w:rPr>
-              <w:t xml:space="preserve"> </w:t>
-            </w:r>
-            <w:r>
-              <w:rPr>
-                <w:sz w:val="15"/>
-                <w:szCs w:val="15"/>
-              </w:rPr>
-              <w:t xml:space="preserve"> — and two years of data cannot show it</w:t>
-            </w:r>
-          </w:p>
-        </w:tc>
-      </w:tr>
-      <w:tr>
-        <w:tc>
-          <w:tcPr>
-            <w:tcW w:type="pct" w:w="2400"/>
-            <w:shd w:fill="FBFAF6" w:val="clear"/>
-            <w:tcMar>
-              <w:top w:type="dxa" w:w="50"/>
-              <w:left w:type="dxa" w:w="110"/>
-              <w:bottom w:type="dxa" w:w="50"/>
-              <w:right w:type="dxa" w:w="110"/>
-            </w:tcMar>
-          </w:tcPr>
-          <w:p>
-            <w:pPr>
-              <w:spacing w:before="28" w:after="28"/>
-            </w:pPr>
-            <w:r>
-              <w:rPr>
-                <w:sz w:val="15"/>
-                <w:szCs w:val="15"/>
-              </w:rPr>
-              <w:t xml:space="preserve">What is left after the other three</w:t>
-            </w:r>
-          </w:p>
-        </w:tc>
-        <w:tc>
-          <w:tcPr>
-            <w:tcW w:type="pct" w:w="2600"/>
-            <w:shd w:fill="FBFAF6" w:val="clear"/>
-            <w:tcMar>
-              <w:top w:type="dxa" w:w="50"/>
-              <w:left w:type="dxa" w:w="110"/>
-              <w:bottom w:type="dxa" w:w="50"/>
-              <w:right w:type="dxa" w:w="110"/>
-            </w:tcMar>
-          </w:tcPr>
-          <w:p>
-            <w:pPr>
-              <w:spacing w:before="28" w:after="28"/>
-            </w:pPr>
-            <w:r>
-              <w:rPr>
-                <w:sz w:val="15"/>
-                <w:szCs w:val="15"/>
-              </w:rPr>
-              <w:t xml:space="preserve">Irregular variation — random and unrepeatable, which is why no model should try to fit it</w:t>
-            </w:r>
-          </w:p>
-        </w:tc>
-      </w:tr>
-    </w:tbl>
-    <w:p/>
-    <w:tbl>
-      <w:tblPr>
-        <w:tblW w:type="pct" w:w="100%"/>
-        <w:tblLayout w:type="fixed"/>
-        <w:tblBorders>
-          <w:top w:val="single" w:color="FBFAF6" w:sz="4"/>
-          <w:left w:val="single" w:color="FBFAF6" w:sz="4"/>
-          <w:bottom w:val="single" w:color="FBFAF6" w:sz="4"/>
-          <w:right w:val="single" w:color="FBFAF6" w:sz="4"/>
-          <w:insideH w:val="single" w:color="FBFAF6" w:sz="4"/>
-          <w:insideV w:val="single" w:color="FBFAF6" w:sz="4"/>
-        </w:tblBorders>
-      </w:tblPr>
-      <w:tblGrid>
-        <w:gridCol w:w="9600"/>
-      </w:tblGrid>
-      <w:tr>
-        <w:tc>
-          <w:tcPr>
-            <w:tcW w:type="pct" w:w="5000"/>
-            <w:shd w:fill="FBFAF6" w:val="clear"/>
-            <w:tcMar>
-              <w:top w:type="dxa" w:w="40"/>
-              <w:left w:type="dxa" w:w="100"/>
-              <w:bottom w:type="dxa" w:w="40"/>
-              <w:right w:type="dxa" w:w="100"/>
-            </w:tcMar>
-          </w:tcPr>
-          <w:p>
-            <w:pPr>
-              <w:spacing w:before="18" w:after="6"/>
-            </w:pPr>
-            <w:r>
-              <w:rPr>
-                <w:b/>
-                <w:bCs/>
-                <w:color w:val="6B7280"/>
-                <w:sz w:val="14"/>
-                <w:szCs w:val="14"/>
-              </w:rPr>
-              <w:t xml:space="preserve">word list</w:t>
-            </w:r>
-          </w:p>
-          <w:p>
-            <w:pPr>
-              <w:spacing w:before="0" w:after="18"/>
-            </w:pPr>
-            <w:r>
-              <w:rPr>
-                <w:b/>
-                <w:bCs/>
-                <w:color w:val="353A7C"/>
-                <w:sz w:val="16"/>
-                <w:szCs w:val="16"/>
-              </w:rPr>
-              <w:t xml:space="preserve">Trend   ·   Cyclical variation   ·   moving average</w:t>
-            </w:r>
-          </w:p>
-        </w:tc>
-      </w:tr>
-    </w:tbl>
-    <w:p/>
-    <w:tbl>
-      <w:tblPr>
-        <w:tblW w:type="pct" w:w="100%"/>
-        <w:tblLayout w:type="fixed"/>
-        <w:tblBorders>
-          <w:top w:val="single" w:color="353A7C" w:sz="6"/>
-          <w:left w:val="single" w:color="353A7C" w:sz="6"/>
-          <w:bottom w:val="single" w:color="353A7C" w:sz="6"/>
-          <w:right w:val="single" w:color="353A7C" w:sz="6"/>
-          <w:insideH w:val="single" w:color="353A7C" w:sz="6"/>
-          <w:insideV w:val="single" w:color="353A7C" w:sz="6"/>
-        </w:tblBorders>
-      </w:tblPr>
-      <w:tblGrid>
-        <w:gridCol w:w="4992"/>
-        <w:gridCol w:w="4608"/>
-      </w:tblGrid>
-      <w:tr>
-        <w:tc>
-          <w:tcPr>
-            <w:tcW w:type="pct" w:w="5000"/>
-            <w:gridSpan w:val="2"/>
-            <w:shd w:fill="353A7C" w:val="clear"/>
-            <w:tcMar>
-              <w:top w:type="dxa" w:w="60"/>
-              <w:left w:type="dxa" w:w="120"/>
-              <w:bottom w:type="dxa" w:w="60"/>
-              <w:right w:type="dxa" w:w="120"/>
-            </w:tcMar>
-          </w:tcPr>
-          <w:p>
-            <w:pPr>
-              <w:spacing w:before="40" w:after="40"/>
-            </w:pPr>
-            <w:r>
-              <w:rPr>
-                <w:b/>
-                <w:bCs/>
-                <w:color w:val="FFFFFF"/>
-                <w:sz w:val="17"/>
-                <w:szCs w:val="17"/>
-              </w:rPr>
-              <w:t xml:space="preserve">Movement described — Category</w:t>
-            </w:r>
-          </w:p>
-        </w:tc>
-      </w:tr>
-      <w:tr>
-        <w:tc>
-          <w:tcPr>
-            <w:tcW w:type="pct" w:w="2600"/>
-            <w:shd w:fill="353A7C" w:val="clear"/>
-            <w:tcMar>
-              <w:top w:type="dxa" w:w="50"/>
-              <w:left w:type="dxa" w:w="110"/>
-              <w:bottom w:type="dxa" w:w="50"/>
-              <w:right w:type="dxa" w:w="110"/>
-            </w:tcMar>
-          </w:tcPr>
-          <w:p>
-            <w:pPr>
-              <w:spacing w:before="30" w:after="30"/>
-            </w:pPr>
-            <w:r>
-              <w:rPr>
-                <w:b/>
-                <w:bCs/>
-                <w:color w:val="FFFFFF"/>
-                <w:sz w:val="15"/>
-                <w:szCs w:val="15"/>
-              </w:rPr>
-              <w:t xml:space="preserve">Movement described</w:t>
-            </w:r>
-          </w:p>
-        </w:tc>
-        <w:tc>
-          <w:tcPr>
-            <w:tcW w:type="pct" w:w="2400"/>
-            <w:shd w:fill="353A7C" w:val="clear"/>
-            <w:tcMar>
-              <w:top w:type="dxa" w:w="50"/>
-              <w:left w:type="dxa" w:w="110"/>
-              <w:bottom w:type="dxa" w:w="50"/>
-              <w:right w:type="dxa" w:w="110"/>
-            </w:tcMar>
-          </w:tcPr>
-          <w:p>
-            <w:pPr>
-              <w:spacing w:before="30" w:after="30"/>
-            </w:pPr>
-            <w:r>
-              <w:rPr>
-                <w:b/>
-                <w:bCs/>
-                <w:color w:val="FFFFFF"/>
-                <w:sz w:val="15"/>
-                <w:szCs w:val="15"/>
-              </w:rPr>
-              <w:t xml:space="preserve">Category</w:t>
-            </w:r>
-          </w:p>
-        </w:tc>
-      </w:tr>
-      <w:tr>
-        <w:tc>
-          <w:tcPr>
-            <w:tcW w:type="pct" w:w="2600"/>
-            <w:tcMar>
-              <w:top w:type="dxa" w:w="50"/>
-              <w:left w:type="dxa" w:w="110"/>
-              <w:bottom w:type="dxa" w:w="50"/>
-              <w:right w:type="dxa" w:w="110"/>
-            </w:tcMar>
-          </w:tcPr>
-          <w:p>
-            <w:pPr>
-              <w:spacing w:before="28" w:after="28"/>
-            </w:pPr>
-            <w:r>
-              <w:rPr>
-                <w:sz w:val="15"/>
-                <w:szCs w:val="15"/>
-              </w:rPr>
-              <w:t xml:space="preserve">Steadily rising demand as the Gulf market opens</w:t>
-            </w:r>
-          </w:p>
-        </w:tc>
-        <w:tc>
-          <w:tcPr>
-            <w:tcW w:type="pct" w:w="2400"/>
-            <w:shd w:fill="FFFFFF" w:val="clear"/>
-            <w:tcMar>
-              <w:top w:type="dxa" w:w="50"/>
-              <w:left w:type="dxa" w:w="110"/>
-              <w:bottom w:type="dxa" w:w="50"/>
-              <w:right w:type="dxa" w:w="110"/>
-            </w:tcMar>
-          </w:tcPr>
-          <w:p>
-            <w:pPr>
-              <w:spacing w:before="46" w:after="46"/>
-            </w:pPr>
-            <w:r>
-              <w:rPr>
-                <w:b/>
-                <w:bCs/>
-                <w:color w:val="8186EF"/>
-                <w:sz w:val="14"/>
-                <w:szCs w:val="14"/>
-              </w:rPr>
-              <w:t xml:space="preserve">(30)</w:t>
-            </w:r>
-          </w:p>
-        </w:tc>
-      </w:tr>
-      <w:tr>
-        <w:tc>
-          <w:tcPr>
-            <w:tcW w:type="pct" w:w="2600"/>
-            <w:shd w:fill="FBFAF6" w:val="clear"/>
-            <w:tcMar>
-              <w:top w:type="dxa" w:w="50"/>
-              <w:left w:type="dxa" w:w="110"/>
-              <w:bottom w:type="dxa" w:w="50"/>
-              <w:right w:type="dxa" w:w="110"/>
-            </w:tcMar>
-          </w:tcPr>
-          <w:p>
-            <w:pPr>
-              <w:spacing w:before="28" w:after="28"/>
-            </w:pPr>
-            <w:r>
-              <w:rPr>
-                <w:sz w:val="15"/>
-                <w:szCs w:val="15"/>
-              </w:rPr>
-              <w:t xml:space="preserve">The third quarter peaking every year</w:t>
-            </w:r>
-          </w:p>
-        </w:tc>
-        <w:tc>
-          <w:tcPr>
-            <w:tcW w:type="pct" w:w="2400"/>
-            <w:shd w:fill="FBFAF6" w:val="clear"/>
-            <w:tcMar>
-              <w:top w:type="dxa" w:w="50"/>
-              <w:left w:type="dxa" w:w="110"/>
-              <w:bottom w:type="dxa" w:w="50"/>
-              <w:right w:type="dxa" w:w="110"/>
-            </w:tcMar>
-          </w:tcPr>
-          <w:p>
-            <w:pPr>
-              <w:spacing w:before="28" w:after="28"/>
-            </w:pPr>
-            <w:r>
-              <w:rPr>
-                <w:sz w:val="15"/>
-                <w:szCs w:val="15"/>
-              </w:rPr>
-              <w:t xml:space="preserve">Seasonal</w:t>
-            </w:r>
-          </w:p>
-        </w:tc>
-      </w:tr>
-      <w:tr>
-        <w:tc>
-          <w:tcPr>
-            <w:tcW w:type="pct" w:w="2600"/>
-            <w:tcMar>
-              <w:top w:type="dxa" w:w="50"/>
-              <w:left w:type="dxa" w:w="110"/>
-              <w:bottom w:type="dxa" w:w="50"/>
-              <w:right w:type="dxa" w:w="110"/>
-            </w:tcMar>
-          </w:tcPr>
-          <w:p>
-            <w:pPr>
-              <w:spacing w:before="28" w:after="28"/>
-            </w:pPr>
-            <w:r>
-              <w:rPr>
-                <w:sz w:val="15"/>
-                <w:szCs w:val="15"/>
-              </w:rPr>
-              <w:t xml:space="preserve">A multi-year regional downturn</w:t>
-            </w:r>
-          </w:p>
-        </w:tc>
-        <w:tc>
-          <w:tcPr>
-            <w:tcW w:type="pct" w:w="2400"/>
-            <w:tcMar>
-              <w:top w:type="dxa" w:w="50"/>
-              <w:left w:type="dxa" w:w="110"/>
-              <w:bottom w:type="dxa" w:w="50"/>
-              <w:right w:type="dxa" w:w="110"/>
-            </w:tcMar>
-          </w:tcPr>
-          <w:p>
-            <w:pPr>
-              <w:spacing w:before="28" w:after="28"/>
-            </w:pPr>
-            <w:r>
-              <w:rPr>
-                <w:sz w:val="15"/>
-                <w:szCs w:val="15"/>
-              </w:rPr>
-              <w:t xml:space="preserve">Cyclical</w:t>
-            </w:r>
-          </w:p>
-        </w:tc>
-      </w:tr>
-      <w:tr>
-        <w:tc>
-          <w:tcPr>
-            <w:tcW w:type="pct" w:w="2600"/>
-            <w:shd w:fill="FBFAF6" w:val="clear"/>
-            <w:tcMar>
-              <w:top w:type="dxa" w:w="50"/>
-              <w:left w:type="dxa" w:w="110"/>
-              <w:bottom w:type="dxa" w:w="50"/>
-              <w:right w:type="dxa" w:w="110"/>
-            </w:tcMar>
-          </w:tcPr>
-          <w:p>
-            <w:pPr>
-              <w:spacing w:before="28" w:after="28"/>
-            </w:pPr>
-            <w:r>
-              <w:rPr>
-                <w:sz w:val="15"/>
-                <w:szCs w:val="15"/>
-              </w:rPr>
-              <w:t xml:space="preserve">A port strike delaying one shipment</w:t>
-            </w:r>
-          </w:p>
-        </w:tc>
-        <w:tc>
-          <w:tcPr>
-            <w:tcW w:type="pct" w:w="2400"/>
-            <w:shd w:fill="FFFFFF" w:val="clear"/>
-            <w:tcMar>
-              <w:top w:type="dxa" w:w="50"/>
-              <w:left w:type="dxa" w:w="110"/>
-              <w:bottom w:type="dxa" w:w="50"/>
-              <w:right w:type="dxa" w:w="110"/>
-            </w:tcMar>
-          </w:tcPr>
-          <w:p>
-            <w:pPr>
-              <w:spacing w:before="46" w:after="46"/>
-            </w:pPr>
-            <w:r>
-              <w:rPr>
-                <w:b/>
-                <w:bCs/>
-                <w:color w:val="8186EF"/>
-                <w:sz w:val="14"/>
-                <w:szCs w:val="14"/>
-              </w:rPr>
-              <w:t xml:space="preserve">(31)</w:t>
-            </w:r>
-          </w:p>
-        </w:tc>
-      </w:tr>
-    </w:tbl>
-    <w:p/>
-    <w:tbl>
-      <w:tblPr>
-        <w:tblW w:type="pct" w:w="100%"/>
-        <w:tblLayout w:type="fixed"/>
-        <w:tblBorders>
-          <w:top w:val="single" w:color="FBFAF6" w:sz="4"/>
-          <w:left w:val="single" w:color="FBFAF6" w:sz="4"/>
-          <w:bottom w:val="single" w:color="FBFAF6" w:sz="4"/>
-          <w:right w:val="single" w:color="FBFAF6" w:sz="4"/>
-          <w:insideH w:val="single" w:color="FBFAF6" w:sz="4"/>
-          <w:insideV w:val="single" w:color="FBFAF6" w:sz="4"/>
-        </w:tblBorders>
-      </w:tblPr>
-      <w:tblGrid>
-        <w:gridCol w:w="9600"/>
-      </w:tblGrid>
-      <w:tr>
-        <w:tc>
-          <w:tcPr>
-            <w:tcW w:type="pct" w:w="5000"/>
-            <w:shd w:fill="FBFAF6" w:val="clear"/>
-            <w:tcMar>
-              <w:top w:type="dxa" w:w="40"/>
-              <w:left w:type="dxa" w:w="100"/>
-              <w:bottom w:type="dxa" w:w="40"/>
-              <w:right w:type="dxa" w:w="100"/>
-            </w:tcMar>
-          </w:tcPr>
-          <w:p>
-            <w:pPr>
-              <w:spacing w:before="18" w:after="6"/>
-            </w:pPr>
-            <w:r>
-              <w:rPr>
-                <w:b/>
-                <w:bCs/>
-                <w:color w:val="6B7280"/>
-                <w:sz w:val="14"/>
-                <w:szCs w:val="14"/>
-              </w:rPr>
-              <w:t xml:space="preserve">word list</w:t>
-            </w:r>
-          </w:p>
-          <w:p>
-            <w:pPr>
-              <w:spacing w:before="0" w:after="18"/>
-            </w:pPr>
-            <w:r>
-              <w:rPr>
-                <w:b/>
-                <w:bCs/>
-                <w:color w:val="353A7C"/>
-                <w:sz w:val="16"/>
-                <w:szCs w:val="16"/>
-              </w:rPr>
-              <w:t xml:space="preserve">Trend   ·   Irregular   ·   Cyclical</w:t>
-            </w:r>
-          </w:p>
-        </w:tc>
-      </w:tr>
-    </w:tbl>
-    <w:p/>
-    <w:p>
-      <w:pPr>
-        <w:pageBreakBefore w:val="true"/>
-        <w:spacing w:after="0"/>
-      </w:pPr>
-      <w:r>
-        <w:rPr>
-          <w:sz w:val="2"/>
-        </w:rPr>
-        <w:t xml:space="preserve"> </w:t>
-      </w:r>
-    </w:p>
-    <w:p>
-      <w:pPr>
-        <w:spacing w:before="44" w:after="10"/>
-      </w:pPr>
-      <w:r>
-        <w:rPr>
-          <w:b/>
-          <w:bCs/>
-          <w:color w:val="353A7C"/>
-          <w:sz w:val="18"/>
-          <w:szCs w:val="18"/>
-        </w:rPr>
-        <w:t xml:space="preserve">The English this section uses, and its Arabic</w:t>
-      </w:r>
-    </w:p>
-    <w:p>
-      <w:pPr>
-        <w:spacing w:before="0" w:after="12"/>
-      </w:pPr>
-      <w:r>
-        <w:rPr>
-          <w:color w:val="6B7280"/>
-          <w:sz w:val="15"/>
-          <w:szCs w:val="15"/>
-        </w:rPr>
-        <w:t xml:space="preserve">Each term sits against what it means.</w:t>
-      </w:r>
-    </w:p>
-    <w:p>
-      <w:pPr>
-        <w:spacing w:after="40" w:before="90"/>
-        <w:jc w:val="center"/>
-      </w:pPr>
-      <w:r>
-        <w:drawing>
-          <wp:inline distT="0" distB="0" distL="0" distR="0">
-            <wp:extent cx="5734050" cy="1931475"/>
-            <wp:effectExtent t="0" r="0" b="0" l="0"/>
-            <wp:docPr id="1" name="" descr="" title=""/>
-            <wp:cNvGraphicFramePr>
-              <a:graphicFrameLocks xmlns:a="http://schemas.openxmlformats.org/drawingml/2006/main" noChangeAspect="1"/>
-            </wp:cNvGraphicFramePr>
-            <a:graphic xmlns:a="http://schemas.openxmlformats.org/drawingml/2006/main">
-              <a:graphicData uri="http://schemas.openxmlformats.org/drawingml/2006/picture">
-                <pic:pic xmlns:pic="http://schemas.openxmlformats.org/drawingml/2006/picture">
-                  <pic:nvPicPr>
-                    <pic:cNvPr id="0" name="" descr=""/>
-                    <pic:cNvPicPr>
-                      <a:picLocks noChangeAspect="1" noChangeArrowheads="1"/>
-                    </pic:cNvPicPr>
-                  </pic:nvPicPr>
-                  <pic:blipFill>
-                    <a:blip r:embed="rId109" cstate="none"/>
-                    <a:srcRect/>
-                    <a:stretch>
-                      <a:fillRect/>
-                    </a:stretch>
-                  </pic:blipFill>
-                  <pic:spPr bwMode="auto">
-                    <a:xfrm>
-                      <a:off x="0" y="0"/>
-                      <a:ext cx="5734050" cy="1931475"/>
-                    </a:xfrm>
-                    <a:prstGeom prst="rect">
-                      <a:avLst/>
-                    </a:prstGeom>
-                  </pic:spPr>
-                </pic:pic>
-              </a:graphicData>
-            </a:graphic>
-          </wp:inline>
-        </w:drawing>
-      </w:r>
-    </w:p>
-    <w:tbl>
-      <w:tblPr>
-        <w:tblW w:type="pct" w:w="100%"/>
-        <w:tblLayout w:type="fixed"/>
-        <w:tblBorders>
-          <w:top w:val="single" w:color="FBFAF6" w:sz="4"/>
-          <w:left w:val="single" w:color="FBFAF6" w:sz="4"/>
-          <w:bottom w:val="single" w:color="FBFAF6" w:sz="4"/>
-          <w:right w:val="single" w:color="FBFAF6" w:sz="4"/>
-          <w:insideH w:val="single" w:color="FBFAF6" w:sz="4"/>
-          <w:insideV w:val="single" w:color="FBFAF6" w:sz="4"/>
-        </w:tblBorders>
-      </w:tblPr>
-      <w:tblGrid>
-        <w:gridCol w:w="9600"/>
-      </w:tblGrid>
-      <w:tr>
-        <w:tc>
-          <w:tcPr>
-            <w:tcW w:type="pct" w:w="5000"/>
-            <w:shd w:fill="FBFAF6" w:val="clear"/>
-            <w:tcMar>
-              <w:top w:type="dxa" w:w="40"/>
-              <w:left w:type="dxa" w:w="100"/>
-              <w:bottom w:type="dxa" w:w="40"/>
-              <w:right w:type="dxa" w:w="100"/>
-            </w:tcMar>
-          </w:tcPr>
-          <w:p>
-            <w:pPr>
-              <w:spacing w:before="18" w:after="6"/>
-            </w:pPr>
-            <w:r>
-              <w:rPr>
-                <w:b/>
-                <w:bCs/>
-                <w:color w:val="6B7280"/>
-                <w:sz w:val="14"/>
-                <w:szCs w:val="14"/>
-              </w:rPr>
-              <w:t xml:space="preserve">word list</w:t>
-            </w:r>
-          </w:p>
-          <w:p>
-            <w:pPr>
-              <w:spacing w:before="0" w:after="18"/>
-            </w:pPr>
-            <w:r>
-              <w:rPr>
-                <w:b/>
-                <w:bCs/>
-                <w:color w:val="353A7C"/>
-                <w:sz w:val="16"/>
-                <w:szCs w:val="16"/>
-              </w:rPr>
-              <w:t xml:space="preserve">moving average   ·   seasonal factor   ·   confidence interval</w:t>
+              <w:t xml:space="preserve">trend   ·   moving average   ·   seasonal factor</w:t>
             </w:r>
           </w:p>
         </w:tc>
@@ -11891,14 +10564,14 @@
                 <w:sz w:val="16"/>
                 <w:szCs w:val="16"/>
               </w:rPr>
-              <w:t xml:space="preserve">18  </w:t>
-            </w:r>
-            <w:r>
-              <w:rPr>
-                <w:sz w:val="16"/>
-                <w:szCs w:val="16"/>
-              </w:rPr>
-              <w:t xml:space="preserve">first-quarter</w:t>
+              <w:t xml:space="preserve">16  </w:t>
+            </w:r>
+            <w:r>
+              <w:rPr>
+                <w:sz w:val="16"/>
+                <w:szCs w:val="16"/>
+              </w:rPr>
+              <w:t xml:space="preserve">weather</w:t>
             </w:r>
           </w:p>
         </w:tc>
@@ -11959,14 +10632,14 @@
                 <w:sz w:val="16"/>
                 <w:szCs w:val="16"/>
               </w:rPr>
-              <w:t xml:space="preserve">19  </w:t>
-            </w:r>
-            <w:r>
-              <w:rPr>
-                <w:sz w:val="16"/>
-                <w:szCs w:val="16"/>
-              </w:rPr>
-              <w:t xml:space="preserve">little</w:t>
+              <w:t xml:space="preserve">17  </w:t>
+            </w:r>
+            <w:r>
+              <w:rPr>
+                <w:sz w:val="16"/>
+                <w:szCs w:val="16"/>
+              </w:rPr>
+              <w:t xml:space="preserve">first-quarter</w:t>
             </w:r>
           </w:p>
         </w:tc>
@@ -12027,14 +10700,14 @@
                 <w:sz w:val="16"/>
                 <w:szCs w:val="16"/>
               </w:rPr>
-              <w:t xml:space="preserve">20  </w:t>
-            </w:r>
-            <w:r>
-              <w:rPr>
-                <w:sz w:val="16"/>
-                <w:szCs w:val="16"/>
-              </w:rPr>
-              <w:t xml:space="preserve">substantially</w:t>
+              <w:t xml:space="preserve">18  </w:t>
+            </w:r>
+            <w:r>
+              <w:rPr>
+                <w:sz w:val="16"/>
+                <w:szCs w:val="16"/>
+              </w:rPr>
+              <w:t xml:space="preserve">little</w:t>
             </w:r>
           </w:p>
         </w:tc>
@@ -12069,7 +10742,7 @@
                 <w:sz w:val="16"/>
                 <w:szCs w:val="16"/>
               </w:rPr>
-              <w:t xml:space="preserve">observations</w:t>
+              <w:t xml:space="preserve">values</w:t>
             </w:r>
           </w:p>
         </w:tc>
@@ -12095,14 +10768,14 @@
                 <w:sz w:val="16"/>
                 <w:szCs w:val="16"/>
               </w:rPr>
-              <w:t xml:space="preserve">21  </w:t>
-            </w:r>
-            <w:r>
-              <w:rPr>
-                <w:sz w:val="16"/>
-                <w:szCs w:val="16"/>
-              </w:rPr>
-              <w:t xml:space="preserve">The long-run direction over years</w:t>
+              <w:t xml:space="preserve">19  </w:t>
+            </w:r>
+            <w:r>
+              <w:rPr>
+                <w:sz w:val="16"/>
+                <w:szCs w:val="16"/>
+              </w:rPr>
+              <w:t xml:space="preserve">unusual</w:t>
             </w:r>
           </w:p>
         </w:tc>
@@ -12137,7 +10810,7 @@
                 <w:sz w:val="16"/>
                 <w:szCs w:val="16"/>
               </w:rPr>
-              <w:t xml:space="preserve">values</w:t>
+              <w:t xml:space="preserve">method</w:t>
             </w:r>
           </w:p>
         </w:tc>
@@ -12163,14 +10836,14 @@
                 <w:sz w:val="16"/>
                 <w:szCs w:val="16"/>
               </w:rPr>
-              <w:t xml:space="preserve">22  </w:t>
-            </w:r>
-            <w:r>
-              <w:rPr>
-                <w:sz w:val="16"/>
-                <w:szCs w:val="16"/>
-              </w:rPr>
-              <w:t xml:space="preserve">What is left after the other three</w:t>
+              <w:t xml:space="preserve">20  </w:t>
+            </w:r>
+            <w:r>
+              <w:rPr>
+                <w:sz w:val="16"/>
+                <w:szCs w:val="16"/>
+              </w:rPr>
+              <w:t xml:space="preserve">substantially</w:t>
             </w:r>
           </w:p>
         </w:tc>
@@ -12205,7 +10878,7 @@
                 <w:sz w:val="16"/>
                 <w:szCs w:val="16"/>
               </w:rPr>
-              <w:t xml:space="preserve">quarters</w:t>
+              <w:t xml:space="preserve">Subtracting</w:t>
             </w:r>
           </w:p>
         </w:tc>
@@ -12231,14 +10904,14 @@
                 <w:sz w:val="16"/>
                 <w:szCs w:val="16"/>
               </w:rPr>
-              <w:t xml:space="preserve">23  </w:t>
-            </w:r>
-            <w:r>
-              <w:rPr>
-                <w:sz w:val="16"/>
-                <w:szCs w:val="16"/>
-              </w:rPr>
-              <w:t xml:space="preserve">computed</w:t>
+              <w:t xml:space="preserve">21  </w:t>
+            </w:r>
+            <w:r>
+              <w:rPr>
+                <w:sz w:val="16"/>
+                <w:szCs w:val="16"/>
+              </w:rPr>
+              <w:t xml:space="preserve">underlying</w:t>
             </w:r>
           </w:p>
         </w:tc>
@@ -12273,7 +10946,7 @@
                 <w:sz w:val="16"/>
                 <w:szCs w:val="16"/>
               </w:rPr>
-              <w:t xml:space="preserve">method</w:t>
+              <w:t xml:space="preserve">components</w:t>
             </w:r>
           </w:p>
         </w:tc>
@@ -12299,14 +10972,14 @@
                 <w:sz w:val="16"/>
                 <w:szCs w:val="16"/>
               </w:rPr>
-              <w:t xml:space="preserve">24  </w:t>
-            </w:r>
-            <w:r>
-              <w:rPr>
-                <w:sz w:val="16"/>
-                <w:szCs w:val="16"/>
-              </w:rPr>
-              <w:t xml:space="preserve">Seasonal</w:t>
+              <w:t xml:space="preserve">22  </w:t>
+            </w:r>
+            <w:r>
+              <w:rPr>
+                <w:sz w:val="16"/>
+                <w:szCs w:val="16"/>
+              </w:rPr>
+              <w:t xml:space="preserve">And two years of data cannot show it</w:t>
             </w:r>
           </w:p>
         </w:tc>
@@ -12341,7 +11014,7 @@
                 <w:sz w:val="16"/>
                 <w:szCs w:val="16"/>
               </w:rPr>
-              <w:t xml:space="preserve">Subtracting</w:t>
+              <w:t xml:space="preserve">against</w:t>
             </w:r>
           </w:p>
         </w:tc>
@@ -12367,14 +11040,14 @@
                 <w:sz w:val="16"/>
                 <w:szCs w:val="16"/>
               </w:rPr>
-              <w:t xml:space="preserve">25  </w:t>
-            </w:r>
-            <w:r>
-              <w:rPr>
-                <w:sz w:val="16"/>
-                <w:szCs w:val="16"/>
-              </w:rPr>
-              <w:t xml:space="preserve">question</w:t>
+              <w:t xml:space="preserve">23  </w:t>
+            </w:r>
+            <w:r>
+              <w:rPr>
+                <w:sz w:val="16"/>
+                <w:szCs w:val="16"/>
+              </w:rPr>
+              <w:t xml:space="preserve">Irregular variation</w:t>
             </w:r>
           </w:p>
         </w:tc>
@@ -12409,7 +11082,7 @@
                 <w:sz w:val="16"/>
                 <w:szCs w:val="16"/>
               </w:rPr>
-              <w:t xml:space="preserve">components</w:t>
+              <w:t xml:space="preserve">leaving</w:t>
             </w:r>
           </w:p>
         </w:tc>
@@ -12435,14 +11108,14 @@
                 <w:sz w:val="16"/>
                 <w:szCs w:val="16"/>
               </w:rPr>
-              <w:t xml:space="preserve">26  </w:t>
-            </w:r>
-            <w:r>
-              <w:rPr>
-                <w:sz w:val="16"/>
-                <w:szCs w:val="16"/>
-              </w:rPr>
-              <w:t xml:space="preserve">component</w:t>
+              <w:t xml:space="preserve">24  </w:t>
+            </w:r>
+            <w:r>
+              <w:rPr>
+                <w:sz w:val="16"/>
+                <w:szCs w:val="16"/>
+              </w:rPr>
+              <w:t xml:space="preserve">computed</w:t>
             </w:r>
           </w:p>
         </w:tc>
@@ -12477,7 +11150,7 @@
                 <w:sz w:val="16"/>
                 <w:szCs w:val="16"/>
               </w:rPr>
-              <w:t xml:space="preserve">against</w:t>
+              <w:t xml:space="preserve">appears</w:t>
             </w:r>
           </w:p>
         </w:tc>
@@ -12503,14 +11176,14 @@
                 <w:sz w:val="16"/>
                 <w:szCs w:val="16"/>
               </w:rPr>
-              <w:t xml:space="preserve">27  </w:t>
-            </w:r>
-            <w:r>
-              <w:rPr>
-                <w:sz w:val="16"/>
-                <w:szCs w:val="16"/>
-              </w:rPr>
-              <w:t xml:space="preserve">trend</w:t>
+              <w:t xml:space="preserve">25  </w:t>
+            </w:r>
+            <w:r>
+              <w:rPr>
+                <w:sz w:val="16"/>
+                <w:szCs w:val="16"/>
+              </w:rPr>
+              <w:t xml:space="preserve">Seasonal</w:t>
             </w:r>
           </w:p>
         </w:tc>
@@ -12545,7 +11218,7 @@
                 <w:sz w:val="16"/>
                 <w:szCs w:val="16"/>
               </w:rPr>
-              <w:t xml:space="preserve">leaving</w:t>
+              <w:t xml:space="preserve">remainders</w:t>
             </w:r>
           </w:p>
         </w:tc>
@@ -12571,14 +11244,14 @@
                 <w:sz w:val="16"/>
                 <w:szCs w:val="16"/>
               </w:rPr>
-              <w:t xml:space="preserve">28  </w:t>
-            </w:r>
-            <w:r>
-              <w:rPr>
-                <w:sz w:val="16"/>
-                <w:szCs w:val="16"/>
-              </w:rPr>
-              <w:t xml:space="preserve">Trend</w:t>
+              <w:t xml:space="preserve">26  </w:t>
+            </w:r>
+            <w:r>
+              <w:rPr>
+                <w:sz w:val="16"/>
+                <w:szCs w:val="16"/>
+              </w:rPr>
+              <w:t xml:space="preserve">question</w:t>
             </w:r>
           </w:p>
         </w:tc>
@@ -12613,7 +11286,7 @@
                 <w:sz w:val="16"/>
                 <w:szCs w:val="16"/>
               </w:rPr>
-              <w:t xml:space="preserve">remainders</w:t>
+              <w:t xml:space="preserve">Adjusting</w:t>
             </w:r>
           </w:p>
         </w:tc>
@@ -12639,14 +11312,14 @@
                 <w:sz w:val="16"/>
                 <w:szCs w:val="16"/>
               </w:rPr>
-              <w:t xml:space="preserve">29  </w:t>
-            </w:r>
-            <w:r>
-              <w:rPr>
-                <w:sz w:val="16"/>
-                <w:szCs w:val="16"/>
-              </w:rPr>
-              <w:t xml:space="preserve">Cyclical variation</w:t>
+              <w:t xml:space="preserve">27  </w:t>
+            </w:r>
+            <w:r>
+              <w:rPr>
+                <w:sz w:val="16"/>
+                <w:szCs w:val="16"/>
+              </w:rPr>
+              <w:t xml:space="preserve">several</w:t>
             </w:r>
           </w:p>
         </w:tc>
@@ -12681,7 +11354,7 @@
                 <w:sz w:val="16"/>
                 <w:szCs w:val="16"/>
               </w:rPr>
-              <w:t xml:space="preserve">factors</w:t>
+              <w:t xml:space="preserve">third-quarter</w:t>
             </w:r>
           </w:p>
         </w:tc>
@@ -12707,14 +11380,14 @@
                 <w:sz w:val="16"/>
                 <w:szCs w:val="16"/>
               </w:rPr>
-              <w:t xml:space="preserve">30  </w:t>
-            </w:r>
-            <w:r>
-              <w:rPr>
-                <w:sz w:val="16"/>
-                <w:szCs w:val="16"/>
-              </w:rPr>
-              <w:t xml:space="preserve">Trend</w:t>
+              <w:t xml:space="preserve">28  </w:t>
+            </w:r>
+            <w:r>
+              <w:rPr>
+                <w:sz w:val="16"/>
+                <w:szCs w:val="16"/>
+              </w:rPr>
+              <w:t xml:space="preserve">Irregular</w:t>
             </w:r>
           </w:p>
         </w:tc>
@@ -12749,7 +11422,7 @@
                 <w:sz w:val="16"/>
                 <w:szCs w:val="16"/>
               </w:rPr>
-              <w:t xml:space="preserve">third-quarter</w:t>
+              <w:t xml:space="preserve">season</w:t>
             </w:r>
           </w:p>
         </w:tc>
@@ -12775,14 +11448,14 @@
                 <w:sz w:val="16"/>
                 <w:szCs w:val="16"/>
               </w:rPr>
-              <w:t xml:space="preserve">31  </w:t>
-            </w:r>
-            <w:r>
-              <w:rPr>
-                <w:sz w:val="16"/>
-                <w:szCs w:val="16"/>
-              </w:rPr>
-              <w:t xml:space="preserve">Irregular</w:t>
+              <w:t xml:space="preserve">29  </w:t>
+            </w:r>
+            <w:r>
+              <w:rPr>
+                <w:sz w:val="16"/>
+                <w:szCs w:val="16"/>
+              </w:rPr>
+              <w:t xml:space="preserve">trend</w:t>
             </w:r>
           </w:p>
         </w:tc>
@@ -12843,7 +11516,7 @@
                 <w:sz w:val="16"/>
                 <w:szCs w:val="16"/>
               </w:rPr>
-              <w:t xml:space="preserve">32  </w:t>
+              <w:t xml:space="preserve">30  </w:t>
             </w:r>
             <w:r>
               <w:rPr>
@@ -12851,132 +11524,6 @@
                 <w:szCs w:val="16"/>
               </w:rPr>
               <w:t xml:space="preserve">moving average</w:t>
-            </w:r>
-          </w:p>
-        </w:tc>
-      </w:tr>
-      <w:tr>
-        <w:tc>
-          <w:tcPr>
-            <w:tcW w:type="pct" w:w="2500"/>
-            <w:tcMar>
-              <w:top w:type="dxa" w:w="20"/>
-              <w:left w:type="dxa" w:w="80"/>
-              <w:bottom w:type="dxa" w:w="20"/>
-              <w:right w:type="dxa" w:w="80"/>
-            </w:tcMar>
-          </w:tcPr>
-          <w:p>
-            <w:pPr>
-              <w:spacing w:before="12" w:after="12"/>
-            </w:pPr>
-            <w:r>
-              <w:rPr>
-                <w:b/>
-                <w:bCs/>
-                <w:color w:val="8186EF"/>
-                <w:sz w:val="16"/>
-                <w:szCs w:val="16"/>
-              </w:rPr>
-              <w:t xml:space="preserve">16  </w:t>
-            </w:r>
-            <w:r>
-              <w:rPr>
-                <w:sz w:val="16"/>
-                <w:szCs w:val="16"/>
-              </w:rPr>
-              <w:t xml:space="preserve">weather</w:t>
-            </w:r>
-          </w:p>
-        </w:tc>
-        <w:tc>
-          <w:tcPr>
-            <w:tcW w:type="pct" w:w="2500"/>
-            <w:tcMar>
-              <w:top w:type="dxa" w:w="20"/>
-              <w:left w:type="dxa" w:w="80"/>
-              <w:bottom w:type="dxa" w:w="20"/>
-              <w:right w:type="dxa" w:w="80"/>
-            </w:tcMar>
-          </w:tcPr>
-          <w:p>
-            <w:pPr>
-              <w:spacing w:before="12" w:after="12"/>
-            </w:pPr>
-            <w:r>
-              <w:rPr>
-                <w:b/>
-                <w:bCs/>
-                <w:color w:val="8186EF"/>
-                <w:sz w:val="16"/>
-                <w:szCs w:val="16"/>
-              </w:rPr>
-              <w:t xml:space="preserve">33  </w:t>
-            </w:r>
-            <w:r>
-              <w:rPr>
-                <w:sz w:val="16"/>
-                <w:szCs w:val="16"/>
-              </w:rPr>
-              <w:t xml:space="preserve">seasonal factor</w:t>
-            </w:r>
-          </w:p>
-        </w:tc>
-      </w:tr>
-      <w:tr>
-        <w:tc>
-          <w:tcPr>
-            <w:tcW w:type="pct" w:w="2500"/>
-            <w:tcMar>
-              <w:top w:type="dxa" w:w="20"/>
-              <w:left w:type="dxa" w:w="80"/>
-              <w:bottom w:type="dxa" w:w="20"/>
-              <w:right w:type="dxa" w:w="80"/>
-            </w:tcMar>
-          </w:tcPr>
-          <w:p>
-            <w:pPr>
-              <w:spacing w:before="12" w:after="12"/>
-            </w:pPr>
-            <w:r>
-              <w:rPr>
-                <w:b/>
-                <w:bCs/>
-                <w:color w:val="8186EF"/>
-                <w:sz w:val="16"/>
-                <w:szCs w:val="16"/>
-              </w:rPr>
-              <w:t xml:space="preserve">17  </w:t>
-            </w:r>
-            <w:r>
-              <w:rPr>
-                <w:sz w:val="16"/>
-                <w:szCs w:val="16"/>
-              </w:rPr>
-              <w:t xml:space="preserve">should</w:t>
-            </w:r>
-          </w:p>
-        </w:tc>
-        <w:tc>
-          <w:tcPr>
-            <w:tcW w:type="pct" w:w="2500"/>
-            <w:tcMar>
-              <w:top w:type="dxa" w:w="20"/>
-              <w:left w:type="dxa" w:w="80"/>
-              <w:bottom w:type="dxa" w:w="20"/>
-              <w:right w:type="dxa" w:w="80"/>
-            </w:tcMar>
-          </w:tcPr>
-          <w:p>
-            <w:pPr>
-              <w:spacing w:before="24" w:after="24"/>
-            </w:pPr>
-            <w:r>
-              <w:rPr>
-                <w:sz w:val="16"/>
-                <w:szCs w:val="16"/>
-              </w:rPr>
-              <w:t xml:space="preserve"/>
             </w:r>
           </w:p>
         </w:tc>
@@ -13830,7 +12377,7 @@
               <w:sz w:val="16"/>
               <w:szCs w:val="16"/>
             </w:rPr>
-            <w:t xml:space="preserve"> of 2</w:t>
+            <w:t xml:space="preserve"> of 1</w:t>
           </w:r>
         </w:p>
       </w:tc>
@@ -14194,7 +12741,7 @@
               <w:sz w:val="16"/>
               <w:szCs w:val="16"/>
             </w:rPr>
-            <w:t xml:space="preserve"> of 2</w:t>
+            <w:t xml:space="preserve"> of 1</w:t>
           </w:r>
         </w:p>
       </w:tc>
